--- a/06-转换电路/03-电平转换/MOSFET电平转换电路/MOSFET电平转换电路.docx
+++ b/06-转换电路/03-电平转换/MOSFET电平转换电路/MOSFET电平转换电路.docx
@@ -2765,6 +2765,20 @@
     </w:p>
     <w:bookmarkEnd w:id="26"/>
     <w:bookmarkEnd w:id="27"/>
+    <w:p>
+      <w:pPr>
+        <w:spacing w:before="360"/>
+        <w:jc w:val="center"/>
+      </w:pPr>
+      <w:r>
+        <w:rPr>
+          <w:rFonts w:ascii="Times New Roman" w:hAnsi="Times New Roman"/>
+          <w:color w:val="555555"/>
+          <w:sz w:val="21"/>
+        </w:rPr>
+        <w:t>材料收集者：杜文杰</w:t>
+      </w:r>
+    </w:p>
     <w:sectPr>
       <w:headerReference r:id="rId9" w:type="default"/>
       <w:footerReference r:id="rId10" w:type="default"/>

--- a/06-转换电路/03-电平转换/MOSFET电平转换电路/MOSFET电平转换电路.docx
+++ b/06-转换电路/03-电平转换/MOSFET电平转换电路/MOSFET电平转换电路.docx
@@ -1,6 +1,6 @@
 
 <file path=word/document.xml><?xml version="1.0" encoding="utf-8"?>
-<w:document xmlns:w="http://schemas.openxmlformats.org/wordprocessingml/2006/main" xmlns:m="http://schemas.openxmlformats.org/officeDocument/2006/math" xmlns:r="http://schemas.openxmlformats.org/officeDocument/2006/relationships" xmlns:o="urn:schemas-microsoft-com:office:office" xmlns:v="urn:schemas-microsoft-com:vml" xmlns:w10="urn:schemas-microsoft-com:office:word" xmlns:a="http://schemas.openxmlformats.org/drawingml/2006/main" xmlns:pic="http://schemas.openxmlformats.org/drawingml/2006/picture" xmlns:wp="http://schemas.openxmlformats.org/drawingml/2006/wordprocessingDrawing">
+<w:document xmlns:m="http://schemas.openxmlformats.org/officeDocument/2006/math" xmlns:r="http://schemas.openxmlformats.org/officeDocument/2006/relationships" xmlns:w="http://schemas.openxmlformats.org/wordprocessingml/2006/main" xmlns:o="urn:schemas-microsoft-com:office:office" xmlns:v="urn:schemas-microsoft-com:vml" xmlns:w10="urn:schemas-microsoft-com:office:word" xmlns:a="http://schemas.openxmlformats.org/drawingml/2006/main" xmlns:pic="http://schemas.openxmlformats.org/drawingml/2006/picture" xmlns:wp="http://schemas.openxmlformats.org/drawingml/2006/wordprocessingDrawing">
   <w:body>
     <w:bookmarkStart w:id="27" w:name="mosfet-电平转换电路"/>
     <w:p>
@@ -8,11 +8,14 @@
         <w:pStyle w:val="Heading1"/>
       </w:pPr>
       <w:r>
+        <w:rPr>
+          <w:rFonts w:eastAsia="黑体"/>
+        </w:rPr>
         <w:t xml:space="preserve">MOSFET </w:t>
       </w:r>
       <w:r>
         <w:rPr>
-          <w:rFonts w:hint="eastAsia"/>
+          <w:rFonts w:hint="eastAsia" w:eastAsia="黑体"/>
         </w:rPr>
         <w:t xml:space="preserve">电平转换电路</w:t>
       </w:r>
@@ -24,7 +27,7 @@
       </w:pPr>
       <w:r>
         <w:rPr>
-          <w:rFonts w:hint="eastAsia"/>
+          <w:rFonts w:hint="eastAsia" w:eastAsia="黑体"/>
         </w:rPr>
         <w:t xml:space="preserve">拓扑描述</w:t>
       </w:r>
@@ -35,16 +38,19 @@
       </w:pPr>
       <w:r>
         <w:rPr>
-          <w:rFonts w:hint="eastAsia"/>
+          <w:rFonts w:hint="eastAsia" w:eastAsia="黑体"/>
         </w:rPr>
         <w:t xml:space="preserve">由</w:t>
       </w:r>
       <w:r>
+        <w:rPr>
+          <w:rFonts w:eastAsia="黑体"/>
+        </w:rPr>
         <w:t xml:space="preserve"> </w:t>
       </w:r>
       <w:r>
         <w:rPr>
-          <w:rFonts w:hint="eastAsia"/>
+          <w:rFonts w:hint="eastAsia" w:eastAsia="黑体"/>
           <w:b/>
           <w:bCs/>
         </w:rPr>
@@ -52,6 +58,7 @@
       </w:r>
       <w:r>
         <w:rPr>
+          <w:rFonts w:eastAsia="黑体"/>
           <w:b/>
           <w:bCs/>
         </w:rPr>
@@ -59,7 +66,7 @@
       </w:r>
       <w:r>
         <w:rPr>
-          <w:rFonts w:hint="eastAsia"/>
+          <w:rFonts w:hint="eastAsia" w:eastAsia="黑体"/>
           <w:b/>
           <w:bCs/>
         </w:rPr>
@@ -67,6 +74,7 @@
       </w:r>
       <w:r>
         <w:rPr>
+          <w:rFonts w:eastAsia="黑体"/>
           <w:b/>
           <w:bCs/>
         </w:rPr>
@@ -74,18 +82,21 @@
       </w:r>
       <w:r>
         <w:rPr>
-          <w:rFonts w:hint="eastAsia"/>
+          <w:rFonts w:hint="eastAsia" w:eastAsia="黑体"/>
           <w:b/>
           <w:bCs/>
         </w:rPr>
         <w:t xml:space="preserve">MOSFET（M1）</w:t>
       </w:r>
       <w:r>
+        <w:rPr>
+          <w:rFonts w:eastAsia="黑体"/>
+        </w:rPr>
         <w:t xml:space="preserve">、</w:t>
       </w:r>
       <w:r>
         <w:rPr>
-          <w:rFonts w:hint="eastAsia"/>
+          <w:rFonts w:hint="eastAsia" w:eastAsia="黑体"/>
           <w:b/>
           <w:bCs/>
         </w:rPr>
@@ -93,6 +104,7 @@
       </w:r>
       <w:r>
         <w:rPr>
+          <w:rFonts w:eastAsia="黑体"/>
           <w:b/>
           <w:bCs/>
         </w:rPr>
@@ -119,11 +131,14 @@
         </m:sSub>
       </m:oMath>
       <w:r>
+        <w:rPr>
+          <w:rFonts w:eastAsia="黑体"/>
+        </w:rPr>
         <w:t xml:space="preserve">、</w:t>
       </w:r>
       <w:r>
         <w:rPr>
-          <w:rFonts w:hint="eastAsia"/>
+          <w:rFonts w:hint="eastAsia" w:eastAsia="黑体"/>
           <w:b/>
           <w:bCs/>
         </w:rPr>
@@ -131,6 +146,7 @@
       </w:r>
       <w:r>
         <w:rPr>
+          <w:rFonts w:eastAsia="黑体"/>
           <w:b/>
           <w:bCs/>
         </w:rPr>
@@ -157,20 +173,26 @@
         </m:sSub>
       </m:oMath>
       <w:r>
+        <w:rPr>
+          <w:rFonts w:eastAsia="黑体"/>
+        </w:rPr>
         <w:t xml:space="preserve"> </w:t>
       </w:r>
       <w:r>
         <w:rPr>
-          <w:rFonts w:hint="eastAsia"/>
+          <w:rFonts w:hint="eastAsia" w:eastAsia="黑体"/>
         </w:rPr>
         <w:t xml:space="preserve">与</w:t>
       </w:r>
       <w:r>
+        <w:rPr>
+          <w:rFonts w:eastAsia="黑体"/>
+        </w:rPr>
         <w:t xml:space="preserve"> </w:t>
       </w:r>
       <w:r>
         <w:rPr>
-          <w:rFonts w:hint="eastAsia"/>
+          <w:rFonts w:hint="eastAsia" w:eastAsia="黑体"/>
           <w:b/>
           <w:bCs/>
         </w:rPr>
@@ -178,6 +200,7 @@
       </w:r>
       <w:r>
         <w:rPr>
+          <w:rFonts w:eastAsia="黑体"/>
           <w:b/>
           <w:bCs/>
         </w:rPr>
@@ -205,7 +228,7 @@
       </m:oMath>
       <w:r>
         <w:rPr>
-          <w:rFonts w:hint="eastAsia"/>
+          <w:rFonts w:hint="eastAsia" w:eastAsia="黑体"/>
           <w:b/>
           <w:bCs/>
         </w:rPr>
@@ -213,6 +236,7 @@
       </w:r>
       <w:r>
         <w:rPr>
+          <w:rFonts w:eastAsia="黑体"/>
           <w:b/>
           <w:bCs/>
         </w:rPr>
@@ -239,26 +263,32 @@
         </m:sSub>
       </m:oMath>
       <w:r>
+        <w:rPr>
+          <w:rFonts w:eastAsia="黑体"/>
+        </w:rPr>
         <w:t xml:space="preserve"> </w:t>
       </w:r>
       <w:r>
         <w:rPr>
-          <w:rFonts w:hint="eastAsia"/>
+          <w:rFonts w:hint="eastAsia" w:eastAsia="黑体"/>
         </w:rPr>
         <w:t xml:space="preserve">组成。电路共有</w:t>
       </w:r>
       <w:r>
+        <w:rPr>
+          <w:rFonts w:eastAsia="黑体"/>
+        </w:rPr>
         <w:t xml:space="preserve"> 4 </w:t>
       </w:r>
       <w:r>
         <w:rPr>
-          <w:rFonts w:hint="eastAsia"/>
+          <w:rFonts w:hint="eastAsia" w:eastAsia="黑体"/>
         </w:rPr>
         <w:t xml:space="preserve">个关键节点：</w:t>
       </w:r>
       <w:r>
         <w:rPr>
-          <w:rFonts w:hint="eastAsia"/>
+          <w:rFonts w:hint="eastAsia" w:eastAsia="黑体"/>
           <w:b/>
           <w:bCs/>
         </w:rPr>
@@ -266,6 +296,7 @@
       </w:r>
       <w:r>
         <w:rPr>
+          <w:rFonts w:eastAsia="黑体"/>
           <w:b/>
           <w:bCs/>
         </w:rPr>
@@ -273,7 +304,7 @@
       </w:r>
       <w:r>
         <w:rPr>
-          <w:rFonts w:hint="eastAsia"/>
+          <w:rFonts w:hint="eastAsia" w:eastAsia="黑体"/>
           <w:b/>
           <w:bCs/>
         </w:rPr>
@@ -281,7 +312,7 @@
       </w:r>
       <w:r>
         <w:rPr>
-          <w:rFonts w:hint="eastAsia"/>
+          <w:rFonts w:hint="eastAsia" w:eastAsia="黑体"/>
         </w:rPr>
         <w:t xml:space="preserve">（</w:t>
       </w:r>
@@ -301,29 +332,38 @@
       </m:oMath>
       <w:r>
         <w:rPr>
-          <w:rFonts w:hint="eastAsia"/>
+          <w:rFonts w:hint="eastAsia" w:eastAsia="黑体"/>
         </w:rPr>
         <w:t xml:space="preserve">，M1</w:t>
       </w:r>
       <w:r>
+        <w:rPr>
+          <w:rFonts w:eastAsia="黑体"/>
+        </w:rPr>
         <w:t xml:space="preserve"> </w:t>
       </w:r>
       <w:r>
         <w:rPr>
-          <w:rFonts w:hint="eastAsia"/>
+          <w:rFonts w:hint="eastAsia" w:eastAsia="黑体"/>
         </w:rPr>
         <w:t xml:space="preserve">的源极</w:t>
       </w:r>
       <w:r>
+        <w:rPr>
+          <w:rFonts w:eastAsia="黑体"/>
+        </w:rPr>
         <w:t xml:space="preserve"> S </w:t>
       </w:r>
       <w:r>
         <w:rPr>
-          <w:rFonts w:hint="eastAsia"/>
+          <w:rFonts w:hint="eastAsia" w:eastAsia="黑体"/>
         </w:rPr>
         <w:t xml:space="preserve">与</w:t>
       </w:r>
       <w:r>
+        <w:rPr>
+          <w:rFonts w:eastAsia="黑体"/>
+        </w:rPr>
         <w:t xml:space="preserve"> </w:t>
       </w:r>
       <m:oMath>
@@ -347,17 +387,20 @@
         </m:sSub>
       </m:oMath>
       <w:r>
+        <w:rPr>
+          <w:rFonts w:eastAsia="黑体"/>
+        </w:rPr>
         <w:t xml:space="preserve"> </w:t>
       </w:r>
       <w:r>
         <w:rPr>
-          <w:rFonts w:hint="eastAsia"/>
+          <w:rFonts w:hint="eastAsia" w:eastAsia="黑体"/>
         </w:rPr>
         <w:t xml:space="preserve">下端相连）；</w:t>
       </w:r>
       <w:r>
         <w:rPr>
-          <w:rFonts w:hint="eastAsia"/>
+          <w:rFonts w:hint="eastAsia" w:eastAsia="黑体"/>
           <w:b/>
           <w:bCs/>
         </w:rPr>
@@ -365,6 +408,7 @@
       </w:r>
       <w:r>
         <w:rPr>
+          <w:rFonts w:eastAsia="黑体"/>
           <w:b/>
           <w:bCs/>
         </w:rPr>
@@ -372,7 +416,7 @@
       </w:r>
       <w:r>
         <w:rPr>
-          <w:rFonts w:hint="eastAsia"/>
+          <w:rFonts w:hint="eastAsia" w:eastAsia="黑体"/>
           <w:b/>
           <w:bCs/>
         </w:rPr>
@@ -380,7 +424,7 @@
       </w:r>
       <w:r>
         <w:rPr>
-          <w:rFonts w:hint="eastAsia"/>
+          <w:rFonts w:hint="eastAsia" w:eastAsia="黑体"/>
         </w:rPr>
         <w:t xml:space="preserve">（</w:t>
       </w:r>
@@ -400,29 +444,38 @@
       </m:oMath>
       <w:r>
         <w:rPr>
-          <w:rFonts w:hint="eastAsia"/>
+          <w:rFonts w:hint="eastAsia" w:eastAsia="黑体"/>
         </w:rPr>
         <w:t xml:space="preserve">，M1</w:t>
       </w:r>
       <w:r>
+        <w:rPr>
+          <w:rFonts w:eastAsia="黑体"/>
+        </w:rPr>
         <w:t xml:space="preserve"> </w:t>
       </w:r>
       <w:r>
         <w:rPr>
-          <w:rFonts w:hint="eastAsia"/>
+          <w:rFonts w:hint="eastAsia" w:eastAsia="黑体"/>
         </w:rPr>
         <w:t xml:space="preserve">的漏极</w:t>
       </w:r>
       <w:r>
+        <w:rPr>
+          <w:rFonts w:eastAsia="黑体"/>
+        </w:rPr>
         <w:t xml:space="preserve"> D </w:t>
       </w:r>
       <w:r>
         <w:rPr>
-          <w:rFonts w:hint="eastAsia"/>
+          <w:rFonts w:hint="eastAsia" w:eastAsia="黑体"/>
         </w:rPr>
         <w:t xml:space="preserve">与</w:t>
       </w:r>
       <w:r>
+        <w:rPr>
+          <w:rFonts w:eastAsia="黑体"/>
+        </w:rPr>
         <w:t xml:space="preserve"> </w:t>
       </w:r>
       <m:oMath>
@@ -446,17 +499,20 @@
         </m:sSub>
       </m:oMath>
       <w:r>
+        <w:rPr>
+          <w:rFonts w:eastAsia="黑体"/>
+        </w:rPr>
         <w:t xml:space="preserve"> </w:t>
       </w:r>
       <w:r>
         <w:rPr>
-          <w:rFonts w:hint="eastAsia"/>
+          <w:rFonts w:hint="eastAsia" w:eastAsia="黑体"/>
         </w:rPr>
         <w:t xml:space="preserve">下端相连）；</w:t>
       </w:r>
       <w:r>
         <w:rPr>
-          <w:rFonts w:hint="eastAsia"/>
+          <w:rFonts w:hint="eastAsia" w:eastAsia="黑体"/>
           <w:b/>
           <w:bCs/>
         </w:rPr>
@@ -464,6 +520,7 @@
       </w:r>
       <w:r>
         <w:rPr>
+          <w:rFonts w:eastAsia="黑体"/>
           <w:b/>
           <w:bCs/>
         </w:rPr>
@@ -471,7 +528,7 @@
       </w:r>
       <w:r>
         <w:rPr>
-          <w:rFonts w:hint="eastAsia"/>
+          <w:rFonts w:hint="eastAsia" w:eastAsia="黑体"/>
           <w:b/>
           <w:bCs/>
         </w:rPr>
@@ -479,7 +536,7 @@
       </w:r>
       <w:r>
         <w:rPr>
-          <w:rFonts w:hint="eastAsia"/>
+          <w:rFonts w:hint="eastAsia" w:eastAsia="黑体"/>
         </w:rPr>
         <w:t xml:space="preserve">（</w:t>
       </w:r>
@@ -505,29 +562,38 @@
       </m:oMath>
       <w:r>
         <w:rPr>
-          <w:rFonts w:hint="eastAsia"/>
+          <w:rFonts w:hint="eastAsia" w:eastAsia="黑体"/>
         </w:rPr>
         <w:t xml:space="preserve">，接</w:t>
       </w:r>
       <w:r>
+        <w:rPr>
+          <w:rFonts w:eastAsia="黑体"/>
+        </w:rPr>
         <w:t xml:space="preserve"> M1 </w:t>
       </w:r>
       <w:r>
         <w:rPr>
-          <w:rFonts w:hint="eastAsia"/>
+          <w:rFonts w:hint="eastAsia" w:eastAsia="黑体"/>
         </w:rPr>
         <w:t xml:space="preserve">的栅极</w:t>
       </w:r>
       <w:r>
+        <w:rPr>
+          <w:rFonts w:eastAsia="黑体"/>
+        </w:rPr>
         <w:t xml:space="preserve"> G </w:t>
       </w:r>
       <w:r>
         <w:rPr>
-          <w:rFonts w:hint="eastAsia"/>
+          <w:rFonts w:hint="eastAsia" w:eastAsia="黑体"/>
         </w:rPr>
         <w:t xml:space="preserve">与</w:t>
       </w:r>
       <w:r>
+        <w:rPr>
+          <w:rFonts w:eastAsia="黑体"/>
+        </w:rPr>
         <w:t xml:space="preserve"> </w:t>
       </w:r>
       <m:oMath>
@@ -551,17 +617,20 @@
         </m:sSub>
       </m:oMath>
       <w:r>
+        <w:rPr>
+          <w:rFonts w:eastAsia="黑体"/>
+        </w:rPr>
         <w:t xml:space="preserve"> </w:t>
       </w:r>
       <w:r>
         <w:rPr>
-          <w:rFonts w:hint="eastAsia"/>
+          <w:rFonts w:hint="eastAsia" w:eastAsia="黑体"/>
         </w:rPr>
         <w:t xml:space="preserve">上端）；</w:t>
       </w:r>
       <w:r>
         <w:rPr>
-          <w:rFonts w:hint="eastAsia"/>
+          <w:rFonts w:hint="eastAsia" w:eastAsia="黑体"/>
           <w:b/>
           <w:bCs/>
         </w:rPr>
@@ -569,6 +638,7 @@
       </w:r>
       <w:r>
         <w:rPr>
+          <w:rFonts w:eastAsia="黑体"/>
           <w:b/>
           <w:bCs/>
         </w:rPr>
@@ -576,7 +646,7 @@
       </w:r>
       <w:r>
         <w:rPr>
-          <w:rFonts w:hint="eastAsia"/>
+          <w:rFonts w:hint="eastAsia" w:eastAsia="黑体"/>
           <w:b/>
           <w:bCs/>
         </w:rPr>
@@ -584,7 +654,7 @@
       </w:r>
       <w:r>
         <w:rPr>
-          <w:rFonts w:hint="eastAsia"/>
+          <w:rFonts w:hint="eastAsia" w:eastAsia="黑体"/>
         </w:rPr>
         <w:t xml:space="preserve">（</w:t>
       </w:r>
@@ -610,11 +680,14 @@
       </m:oMath>
       <w:r>
         <w:rPr>
-          <w:rFonts w:hint="eastAsia"/>
+          <w:rFonts w:hint="eastAsia" w:eastAsia="黑体"/>
         </w:rPr>
         <w:t xml:space="preserve">，接</w:t>
       </w:r>
       <w:r>
+        <w:rPr>
+          <w:rFonts w:eastAsia="黑体"/>
+        </w:rPr>
         <w:t xml:space="preserve"> </w:t>
       </w:r>
       <m:oMath>
@@ -638,11 +711,14 @@
         </m:sSub>
       </m:oMath>
       <w:r>
+        <w:rPr>
+          <w:rFonts w:eastAsia="黑体"/>
+        </w:rPr>
         <w:t xml:space="preserve"> </w:t>
       </w:r>
       <w:r>
         <w:rPr>
-          <w:rFonts w:hint="eastAsia"/>
+          <w:rFonts w:hint="eastAsia" w:eastAsia="黑体"/>
         </w:rPr>
         <w:t xml:space="preserve">上端）。</w:t>
       </w:r>
@@ -651,32 +727,39 @@
       <w:pPr/>
       <w:r>
         <w:rPr>
-          <w:rFonts w:hint="eastAsia"/>
+          <w:rFonts w:hint="eastAsia" w:eastAsia="黑体"/>
         </w:rPr>
         <w:t xml:space="preserve">各管脚连接：</w:t>
       </w:r>
       <w:r>
         <w:rPr>
+          <w:rFonts w:eastAsia="黑体"/>
           <w:b/>
           <w:bCs/>
         </w:rPr>
         <w:t xml:space="preserve">M1</w:t>
       </w:r>
       <w:r>
+        <w:rPr>
+          <w:rFonts w:eastAsia="黑体"/>
+        </w:rPr>
         <w:t xml:space="preserve"> </w:t>
       </w:r>
       <w:r>
         <w:rPr>
-          <w:rFonts w:hint="eastAsia"/>
+          <w:rFonts w:hint="eastAsia" w:eastAsia="黑体"/>
         </w:rPr>
         <w:t xml:space="preserve">的栅极</w:t>
       </w:r>
       <w:r>
+        <w:rPr>
+          <w:rFonts w:eastAsia="黑体"/>
+        </w:rPr>
         <w:t xml:space="preserve"> G </w:t>
       </w:r>
       <w:r>
         <w:rPr>
-          <w:rFonts w:hint="eastAsia"/>
+          <w:rFonts w:hint="eastAsia" w:eastAsia="黑体"/>
         </w:rPr>
         <w:t xml:space="preserve">接节点③（</w:t>
       </w:r>
@@ -702,25 +785,31 @@
       </m:oMath>
       <w:r>
         <w:rPr>
-          <w:rFonts w:hint="eastAsia"/>
+          <w:rFonts w:hint="eastAsia" w:eastAsia="黑体"/>
         </w:rPr>
         <w:t xml:space="preserve">）、源极</w:t>
       </w:r>
       <w:r>
+        <w:rPr>
+          <w:rFonts w:eastAsia="黑体"/>
+        </w:rPr>
         <w:t xml:space="preserve"> S </w:t>
       </w:r>
       <w:r>
         <w:rPr>
-          <w:rFonts w:hint="eastAsia"/>
+          <w:rFonts w:hint="eastAsia" w:eastAsia="黑体"/>
         </w:rPr>
         <w:t xml:space="preserve">接节点①（低压信号）、漏极</w:t>
       </w:r>
       <w:r>
+        <w:rPr>
+          <w:rFonts w:eastAsia="黑体"/>
+        </w:rPr>
         <w:t xml:space="preserve"> D </w:t>
       </w:r>
       <w:r>
         <w:rPr>
-          <w:rFonts w:hint="eastAsia"/>
+          <w:rFonts w:hint="eastAsia" w:eastAsia="黑体"/>
         </w:rPr>
         <w:t xml:space="preserve">接节点②（高压信号）；</w:t>
       </w:r>
@@ -745,11 +834,14 @@
         </m:sSub>
       </m:oMath>
       <w:r>
+        <w:rPr>
+          <w:rFonts w:eastAsia="黑体"/>
+        </w:rPr>
         <w:t xml:space="preserve"> </w:t>
       </w:r>
       <w:r>
         <w:rPr>
-          <w:rFonts w:hint="eastAsia"/>
+          <w:rFonts w:hint="eastAsia" w:eastAsia="黑体"/>
         </w:rPr>
         <w:t xml:space="preserve">一端接节点③（</w:t>
       </w:r>
@@ -775,7 +867,7 @@
       </m:oMath>
       <w:r>
         <w:rPr>
-          <w:rFonts w:hint="eastAsia"/>
+          <w:rFonts w:hint="eastAsia" w:eastAsia="黑体"/>
         </w:rPr>
         <w:t xml:space="preserve">）、另一端接节点①（低压信号）；</w:t>
       </w:r>
@@ -800,11 +892,14 @@
         </m:sSub>
       </m:oMath>
       <w:r>
+        <w:rPr>
+          <w:rFonts w:eastAsia="黑体"/>
+        </w:rPr>
         <w:t xml:space="preserve"> </w:t>
       </w:r>
       <w:r>
         <w:rPr>
-          <w:rFonts w:hint="eastAsia"/>
+          <w:rFonts w:hint="eastAsia" w:eastAsia="黑体"/>
         </w:rPr>
         <w:t xml:space="preserve">一端接节点④（</w:t>
       </w:r>
@@ -830,7 +925,7 @@
       </m:oMath>
       <w:r>
         <w:rPr>
-          <w:rFonts w:hint="eastAsia"/>
+          <w:rFonts w:hint="eastAsia" w:eastAsia="黑体"/>
         </w:rPr>
         <w:t xml:space="preserve">）、另一端接节点②（高压信号）。</w:t>
       </w:r>
@@ -839,16 +934,19 @@
       <w:pPr/>
       <w:r>
         <w:rPr>
-          <w:rFonts w:hint="eastAsia"/>
+          <w:rFonts w:hint="eastAsia" w:eastAsia="黑体"/>
         </w:rPr>
         <w:t xml:space="preserve">由此构成”栅极接低压电源、栅源电压被钳定、源与漏分别经上拉电阻接低/高压侧”的经典双向电平转换组态，导通时两侧互拉至低电平、截止时各归本侧电源，实现低压与高压逻辑间的双向自动电平匹配（如</w:t>
       </w:r>
       <w:r>
+        <w:rPr>
+          <w:rFonts w:eastAsia="黑体"/>
+        </w:rPr>
         <w:t xml:space="preserve"> </w:t>
       </w:r>
       <w:r>
         <w:rPr>
-          <w:rFonts w:hint="eastAsia"/>
+          <w:rFonts w:hint="eastAsia" w:eastAsia="黑体"/>
         </w:rPr>
         <w:t xml:space="preserve">I²C）。</w:t>
       </w:r>
@@ -861,7 +959,7 @@
       </w:pPr>
       <w:r>
         <w:rPr>
-          <w:rFonts w:hint="eastAsia"/>
+          <w:rFonts w:hint="eastAsia" w:eastAsia="黑体"/>
         </w:rPr>
         <w:t xml:space="preserve">工作原理</w:t>
       </w:r>
@@ -871,11 +969,14 @@
         <w:pStyle w:val="FirstParagraph"/>
       </w:pPr>
       <w:r>
+        <w:rPr>
+          <w:rFonts w:eastAsia="黑体"/>
+        </w:rPr>
         <w:t xml:space="preserve">MOSFET </w:t>
       </w:r>
       <w:r>
         <w:rPr>
-          <w:rFonts w:hint="eastAsia"/>
+          <w:rFonts w:hint="eastAsia" w:eastAsia="黑体"/>
         </w:rPr>
         <w:t xml:space="preserve">导通时把两侧拉到低电平；截止时两侧分别被各自上拉电阻拉回各自的电源电压。由于栅源电压钳定，两侧低电平相互跟随，而高电平各自等于本侧电源，从而实现双向、自动的电平转换。</w:t>
       </w:r>
@@ -888,7 +989,7 @@
       </w:pPr>
       <w:r>
         <w:rPr>
-          <w:rFonts w:hint="eastAsia"/>
+          <w:rFonts w:hint="eastAsia" w:eastAsia="黑体"/>
         </w:rPr>
         <w:t xml:space="preserve">关键计算公式</w:t>
       </w:r>
@@ -901,15 +1002,21 @@
         </w:numPr>
       </w:pPr>
       <w:r>
+        <w:rPr>
+          <w:rFonts w:eastAsia="黑体"/>
+        </w:rPr>
         <w:t xml:space="preserve">MOSFET </w:t>
       </w:r>
       <w:r>
         <w:rPr>
-          <w:rFonts w:hint="eastAsia"/>
+          <w:rFonts w:hint="eastAsia" w:eastAsia="黑体"/>
         </w:rPr>
         <w:t xml:space="preserve">导通条件（需</w:t>
       </w:r>
       <w:r>
+        <w:rPr>
+          <w:rFonts w:eastAsia="黑体"/>
+        </w:rPr>
         <w:t xml:space="preserve"> </w:t>
       </w:r>
       <m:oMath>
@@ -952,7 +1059,7 @@
       </m:oMath>
       <w:r>
         <w:rPr>
-          <w:rFonts w:hint="eastAsia"/>
+          <w:rFonts w:hint="eastAsia" w:eastAsia="黑体"/>
         </w:rPr>
         <w:t xml:space="preserve">）：</w:t>
       </w:r>
@@ -1015,7 +1122,7 @@
       </w:pPr>
       <w:r>
         <w:rPr>
-          <w:rFonts w:hint="eastAsia"/>
+          <w:rFonts w:hint="eastAsia" w:eastAsia="黑体"/>
         </w:rPr>
         <w:t xml:space="preserve">低电平（导通时）：</w:t>
       </w:r>
@@ -1139,7 +1246,7 @@
       </w:pPr>
       <w:r>
         <w:rPr>
-          <w:rFonts w:hint="eastAsia"/>
+          <w:rFonts w:hint="eastAsia" w:eastAsia="黑体"/>
         </w:rPr>
         <w:t xml:space="preserve">高电平：</w:t>
       </w:r>
@@ -1253,7 +1360,7 @@
       </w:pPr>
       <w:r>
         <w:rPr>
-          <w:rFonts w:hint="eastAsia"/>
+          <w:rFonts w:hint="eastAsia" w:eastAsia="黑体"/>
         </w:rPr>
         <w:t xml:space="preserve">上拉电阻下限（保证拉低，由灌电流决定）：</w:t>
       </w:r>
@@ -1340,7 +1447,7 @@
       </w:pPr>
       <w:r>
         <w:rPr>
-          <w:rFonts w:hint="eastAsia"/>
+          <w:rFonts w:hint="eastAsia" w:eastAsia="黑体"/>
         </w:rPr>
         <w:t xml:space="preserve">上拉电阻上限（由上升时间决定）：</w:t>
       </w:r>
@@ -1458,7 +1565,7 @@
             </w:pPr>
             <w:r>
               <w:rPr>
-                <w:rFonts w:hint="eastAsia"/>
+                <w:rFonts w:hint="eastAsia" w:eastAsia="黑体"/>
               </w:rPr>
               <w:t xml:space="preserve">符号</w:t>
             </w:r>
@@ -1472,7 +1579,7 @@
             </w:pPr>
             <w:r>
               <w:rPr>
-                <w:rFonts w:hint="eastAsia"/>
+                <w:rFonts w:hint="eastAsia" w:eastAsia="黑体"/>
               </w:rPr>
               <w:t xml:space="preserve">含义</w:t>
             </w:r>
@@ -1486,7 +1593,7 @@
             </w:pPr>
             <w:r>
               <w:rPr>
-                <w:rFonts w:hint="eastAsia"/>
+                <w:rFonts w:hint="eastAsia" w:eastAsia="黑体"/>
               </w:rPr>
               <w:t xml:space="preserve">单位</w:t>
             </w:r>
@@ -1518,6 +1625,9 @@
               </m:sSub>
             </m:oMath>
             <w:r>
+              <w:rPr>
+                <w:rFonts w:eastAsia="黑体"/>
+              </w:rPr>
               <w:t xml:space="preserve">​</w:t>
             </w:r>
           </w:p>
@@ -1530,7 +1640,7 @@
             </w:pPr>
             <w:r>
               <w:rPr>
-                <w:rFonts w:hint="eastAsia"/>
+                <w:rFonts w:hint="eastAsia" w:eastAsia="黑体"/>
               </w:rPr>
               <w:t xml:space="preserve">栅源电压</w:t>
             </w:r>
@@ -1543,6 +1653,9 @@
               <w:pStyle w:val="Compact"/>
             </w:pPr>
             <w:r>
+              <w:rPr>
+                <w:rFonts w:eastAsia="黑体"/>
+              </w:rPr>
               <w:t xml:space="preserve">V</w:t>
             </w:r>
           </w:p>
@@ -1573,6 +1686,9 @@
               </m:sSub>
             </m:oMath>
             <w:r>
+              <w:rPr>
+                <w:rFonts w:eastAsia="黑体"/>
+              </w:rPr>
               <w:t xml:space="preserve">​</w:t>
             </w:r>
           </w:p>
@@ -1585,7 +1701,7 @@
             </w:pPr>
             <w:r>
               <w:rPr>
-                <w:rFonts w:hint="eastAsia"/>
+                <w:rFonts w:hint="eastAsia" w:eastAsia="黑体"/>
               </w:rPr>
               <w:t xml:space="preserve">阈值电压</w:t>
             </w:r>
@@ -1598,6 +1714,9 @@
               <w:pStyle w:val="Compact"/>
             </w:pPr>
             <w:r>
+              <w:rPr>
+                <w:rFonts w:eastAsia="黑体"/>
+              </w:rPr>
               <w:t xml:space="preserve">V</w:t>
             </w:r>
           </w:p>
@@ -1646,6 +1765,9 @@
               </m:sSub>
             </m:oMath>
             <w:r>
+              <w:rPr>
+                <w:rFonts w:eastAsia="黑体"/>
+              </w:rPr>
               <w:t xml:space="preserve">​</w:t>
             </w:r>
           </w:p>
@@ -1658,7 +1780,7 @@
             </w:pPr>
             <w:r>
               <w:rPr>
-                <w:rFonts w:hint="eastAsia"/>
+                <w:rFonts w:hint="eastAsia" w:eastAsia="黑体"/>
               </w:rPr>
               <w:t xml:space="preserve">导通电阻</w:t>
             </w:r>
@@ -1671,6 +1793,9 @@
               <w:pStyle w:val="Compact"/>
             </w:pPr>
             <w:r>
+              <w:rPr>
+                <w:rFonts w:eastAsia="黑体"/>
+              </w:rPr>
               <w:t xml:space="preserve">Ω</w:t>
             </w:r>
           </w:p>
@@ -1701,6 +1826,9 @@
               </m:sSub>
             </m:oMath>
             <w:r>
+              <w:rPr>
+                <w:rFonts w:eastAsia="黑体"/>
+              </w:rPr>
               <w:t xml:space="preserve">​</w:t>
             </w:r>
           </w:p>
@@ -1713,7 +1841,7 @@
             </w:pPr>
             <w:r>
               <w:rPr>
-                <w:rFonts w:hint="eastAsia"/>
+                <w:rFonts w:hint="eastAsia" w:eastAsia="黑体"/>
               </w:rPr>
               <w:t xml:space="preserve">上拉电阻</w:t>
             </w:r>
@@ -1726,6 +1854,9 @@
               <w:pStyle w:val="Compact"/>
             </w:pPr>
             <w:r>
+              <w:rPr>
+                <w:rFonts w:eastAsia="黑体"/>
+              </w:rPr>
               <w:t xml:space="preserve">Ω</w:t>
             </w:r>
           </w:p>
@@ -1756,6 +1887,9 @@
               </m:sSub>
             </m:oMath>
             <w:r>
+              <w:rPr>
+                <w:rFonts w:eastAsia="黑体"/>
+              </w:rPr>
               <w:t xml:space="preserve">​</w:t>
             </w:r>
           </w:p>
@@ -1768,7 +1902,7 @@
             </w:pPr>
             <w:r>
               <w:rPr>
-                <w:rFonts w:hint="eastAsia"/>
+                <w:rFonts w:hint="eastAsia" w:eastAsia="黑体"/>
               </w:rPr>
               <w:t xml:space="preserve">低电平灌电流</w:t>
             </w:r>
@@ -1781,6 +1915,9 @@
               <w:pStyle w:val="Compact"/>
             </w:pPr>
             <w:r>
+              <w:rPr>
+                <w:rFonts w:eastAsia="黑体"/>
+              </w:rPr>
               <w:t xml:space="preserve">A</w:t>
             </w:r>
           </w:p>
@@ -1808,6 +1945,9 @@
               </m:sSub>
             </m:oMath>
             <w:r>
+              <w:rPr>
+                <w:rFonts w:eastAsia="黑体"/>
+              </w:rPr>
               <w:t xml:space="preserve">​</w:t>
             </w:r>
           </w:p>
@@ -1820,7 +1960,7 @@
             </w:pPr>
             <w:r>
               <w:rPr>
-                <w:rFonts w:hint="eastAsia"/>
+                <w:rFonts w:hint="eastAsia" w:eastAsia="黑体"/>
               </w:rPr>
               <w:t xml:space="preserve">上升时间</w:t>
             </w:r>
@@ -1833,6 +1973,9 @@
               <w:pStyle w:val="Compact"/>
             </w:pPr>
             <w:r>
+              <w:rPr>
+                <w:rFonts w:eastAsia="黑体"/>
+              </w:rPr>
               <w:t xml:space="preserve">s</w:t>
             </w:r>
           </w:p>
@@ -1869,6 +2012,9 @@
               </m:sSub>
             </m:oMath>
             <w:r>
+              <w:rPr>
+                <w:rFonts w:eastAsia="黑体"/>
+              </w:rPr>
               <w:t xml:space="preserve">​</w:t>
             </w:r>
           </w:p>
@@ -1881,7 +2027,7 @@
             </w:pPr>
             <w:r>
               <w:rPr>
-                <w:rFonts w:hint="eastAsia"/>
+                <w:rFonts w:hint="eastAsia" w:eastAsia="黑体"/>
               </w:rPr>
               <w:t xml:space="preserve">负载电容</w:t>
             </w:r>
@@ -1894,6 +2040,9 @@
               <w:pStyle w:val="Compact"/>
             </w:pPr>
             <w:r>
+              <w:rPr>
+                <w:rFonts w:eastAsia="黑体"/>
+              </w:rPr>
               <w:t xml:space="preserve">F</w:t>
             </w:r>
           </w:p>
@@ -1908,7 +2057,7 @@
       </w:pPr>
       <w:r>
         <w:rPr>
-          <w:rFonts w:hint="eastAsia"/>
+          <w:rFonts w:hint="eastAsia" w:eastAsia="黑体"/>
         </w:rPr>
         <w:t xml:space="preserve">元件调整影响</w:t>
       </w:r>
@@ -1923,21 +2072,27 @@
       </w:pPr>
       <w:r>
         <w:rPr>
-          <w:rFonts w:hint="eastAsia"/>
+          <w:rFonts w:hint="eastAsia" w:eastAsia="黑体"/>
           <w:b/>
           <w:bCs/>
         </w:rPr>
         <w:t xml:space="preserve">上拉电阻增大</w:t>
       </w:r>
       <w:r>
+        <w:rPr>
+          <w:rFonts w:eastAsia="黑体"/>
+        </w:rPr>
         <w:t xml:space="preserve"> </w:t>
       </w:r>
       <w:r>
+        <w:rPr>
+          <w:rFonts w:eastAsia="黑体"/>
+        </w:rPr>
         <w:t xml:space="preserve">→ </w:t>
       </w:r>
       <w:r>
         <w:rPr>
-          <w:rFonts w:hint="eastAsia"/>
+          <w:rFonts w:hint="eastAsia" w:eastAsia="黑体"/>
         </w:rPr>
         <w:t xml:space="preserve">功耗下降，但上升沿变缓（上升时间变长），限制最高速率。</w:t>
       </w:r>
@@ -1952,21 +2107,27 @@
       </w:pPr>
       <w:r>
         <w:rPr>
-          <w:rFonts w:hint="eastAsia"/>
+          <w:rFonts w:hint="eastAsia" w:eastAsia="黑体"/>
           <w:b/>
           <w:bCs/>
         </w:rPr>
         <w:t xml:space="preserve">上拉电阻减小</w:t>
       </w:r>
       <w:r>
+        <w:rPr>
+          <w:rFonts w:eastAsia="黑体"/>
+        </w:rPr>
         <w:t xml:space="preserve"> </w:t>
       </w:r>
       <w:r>
+        <w:rPr>
+          <w:rFonts w:eastAsia="黑体"/>
+        </w:rPr>
         <w:t xml:space="preserve">→ </w:t>
       </w:r>
       <w:r>
         <w:rPr>
-          <w:rFonts w:hint="eastAsia"/>
+          <w:rFonts w:hint="eastAsia" w:eastAsia="黑体"/>
         </w:rPr>
         <w:t xml:space="preserve">上升加快，速率提高，但低电平时灌电流增大、功耗增加。</w:t>
       </w:r>
@@ -1981,7 +2142,7 @@
       </w:pPr>
       <w:r>
         <w:rPr>
-          <w:rFonts w:hint="eastAsia"/>
+          <w:rFonts w:hint="eastAsia" w:eastAsia="黑体"/>
           <w:b/>
           <w:bCs/>
         </w:rPr>
@@ -1989,6 +2150,7 @@
       </w:r>
       <w:r>
         <w:rPr>
+          <w:rFonts w:eastAsia="黑体"/>
           <w:b/>
           <w:bCs/>
         </w:rPr>
@@ -2013,6 +2175,7 @@
       </m:oMath>
       <w:r>
         <w:rPr>
+          <w:rFonts w:eastAsia="黑体"/>
           <w:b/>
           <w:bCs/>
         </w:rPr>
@@ -2020,7 +2183,7 @@
       </w:r>
       <w:r>
         <w:rPr>
-          <w:rFonts w:hint="eastAsia"/>
+          <w:rFonts w:hint="eastAsia" w:eastAsia="黑体"/>
           <w:b/>
           <w:bCs/>
         </w:rPr>
@@ -2028,20 +2191,27 @@
       </w:r>
       <w:r>
         <w:rPr>
+          <w:rFonts w:eastAsia="黑体"/>
           <w:b/>
           <w:bCs/>
         </w:rPr>
         <w:t xml:space="preserve"> MOSFET</w:t>
       </w:r>
       <w:r>
+        <w:rPr>
+          <w:rFonts w:eastAsia="黑体"/>
+        </w:rPr>
         <w:t xml:space="preserve"> </w:t>
       </w:r>
       <w:r>
+        <w:rPr>
+          <w:rFonts w:eastAsia="黑体"/>
+        </w:rPr>
         <w:t xml:space="preserve">→ </w:t>
       </w:r>
       <w:r>
         <w:rPr>
-          <w:rFonts w:hint="eastAsia"/>
+          <w:rFonts w:hint="eastAsia" w:eastAsia="黑体"/>
         </w:rPr>
         <w:t xml:space="preserve">低压侧无法可靠导通，需选用低压侧能开启的型号。</w:t>
       </w:r>
@@ -2056,21 +2226,27 @@
       </w:pPr>
       <w:r>
         <w:rPr>
-          <w:rFonts w:hint="eastAsia"/>
+          <w:rFonts w:hint="eastAsia" w:eastAsia="黑体"/>
           <w:b/>
           <w:bCs/>
         </w:rPr>
         <w:t xml:space="preserve">漏极/源极电容减小</w:t>
       </w:r>
       <w:r>
+        <w:rPr>
+          <w:rFonts w:eastAsia="黑体"/>
+        </w:rPr>
         <w:t xml:space="preserve"> </w:t>
       </w:r>
       <w:r>
+        <w:rPr>
+          <w:rFonts w:eastAsia="黑体"/>
+        </w:rPr>
         <w:t xml:space="preserve">→ </w:t>
       </w:r>
       <w:r>
         <w:rPr>
-          <w:rFonts w:hint="eastAsia"/>
+          <w:rFonts w:hint="eastAsia" w:eastAsia="黑体"/>
         </w:rPr>
         <w:t xml:space="preserve">开关速度提高。</w:t>
       </w:r>
@@ -2083,7 +2259,7 @@
       </w:pPr>
       <w:r>
         <w:rPr>
-          <w:rFonts w:hint="eastAsia"/>
+          <w:rFonts w:hint="eastAsia" w:eastAsia="黑体"/>
         </w:rPr>
         <w:t xml:space="preserve">典型参数示例</w:t>
       </w:r>
@@ -2098,11 +2274,14 @@
       </w:pPr>
       <w:r>
         <w:rPr>
-          <w:rFonts w:hint="eastAsia"/>
+          <w:rFonts w:hint="eastAsia" w:eastAsia="黑体"/>
         </w:rPr>
         <w:t xml:space="preserve">取</w:t>
       </w:r>
       <w:r>
+        <w:rPr>
+          <w:rFonts w:eastAsia="黑体"/>
+        </w:rPr>
         <w:t xml:space="preserve"> </w:t>
       </w:r>
       <m:oMath>
@@ -2142,6 +2321,9 @@
         </m:r>
       </m:oMath>
       <w:r>
+        <w:rPr>
+          <w:rFonts w:eastAsia="黑体"/>
+        </w:rPr>
         <w:t xml:space="preserve">、</w:t>
       </w:r>
       <m:oMath>
@@ -2188,11 +2370,14 @@
       </m:oMath>
       <w:r>
         <w:rPr>
-          <w:rFonts w:hint="eastAsia"/>
+          <w:rFonts w:hint="eastAsia" w:eastAsia="黑体"/>
         </w:rPr>
         <w:t xml:space="preserve">、要求</w:t>
       </w:r>
       <w:r>
+        <w:rPr>
+          <w:rFonts w:eastAsia="黑体"/>
+        </w:rPr>
         <w:t xml:space="preserve"> </w:t>
       </w:r>
       <m:oMath>
@@ -2230,7 +2415,7 @@
       </m:oMath>
       <w:r>
         <w:rPr>
-          <w:rFonts w:hint="eastAsia"/>
+          <w:rFonts w:hint="eastAsia" w:eastAsia="黑体"/>
         </w:rPr>
         <w:t xml:space="preserve">：</w:t>
       </w:r>
@@ -2350,11 +2535,14 @@
       </m:oMath>
       <w:r>
         <w:rPr>
-          <w:rFonts w:hint="eastAsia"/>
+          <w:rFonts w:hint="eastAsia" w:eastAsia="黑体"/>
         </w:rPr>
         <w:t xml:space="preserve">，实取</w:t>
       </w:r>
       <w:r>
+        <w:rPr>
+          <w:rFonts w:eastAsia="黑体"/>
+        </w:rPr>
         <w:t xml:space="preserve"> </w:t>
       </w:r>
       <m:oMath>
@@ -2394,6 +2582,9 @@
         </m:r>
       </m:oMath>
       <w:r>
+        <w:rPr>
+          <w:rFonts w:eastAsia="黑体"/>
+        </w:rPr>
         <w:t xml:space="preserve">。</w:t>
       </w:r>
     </w:p>
@@ -2407,20 +2598,26 @@
       </w:pPr>
       <w:r>
         <w:rPr>
-          <w:rFonts w:hint="eastAsia"/>
+          <w:rFonts w:hint="eastAsia" w:eastAsia="黑体"/>
         </w:rPr>
         <w:t xml:space="preserve">关注</w:t>
       </w:r>
       <w:r>
+        <w:rPr>
+          <w:rFonts w:eastAsia="黑体"/>
+        </w:rPr>
         <w:t xml:space="preserve"> MOSFET </w:t>
       </w:r>
       <w:r>
         <w:rPr>
-          <w:rFonts w:hint="eastAsia"/>
+          <w:rFonts w:hint="eastAsia" w:eastAsia="黑体"/>
         </w:rPr>
         <w:t xml:space="preserve">需在</w:t>
       </w:r>
       <w:r>
+        <w:rPr>
+          <w:rFonts w:eastAsia="黑体"/>
+        </w:rPr>
         <w:t xml:space="preserve"> </w:t>
       </w:r>
       <m:oMath>
@@ -2460,15 +2657,21 @@
         </m:r>
       </m:oMath>
       <w:r>
+        <w:rPr>
+          <w:rFonts w:eastAsia="黑体"/>
+        </w:rPr>
         <w:t xml:space="preserve"> </w:t>
       </w:r>
       <w:r>
         <w:rPr>
-          <w:rFonts w:hint="eastAsia"/>
+          <w:rFonts w:hint="eastAsia" w:eastAsia="黑体"/>
         </w:rPr>
         <w:t xml:space="preserve">时完全导通（选用</w:t>
       </w:r>
       <w:r>
+        <w:rPr>
+          <w:rFonts w:eastAsia="黑体"/>
+        </w:rPr>
         <w:t xml:space="preserve"> </w:t>
       </w:r>
       <m:oMath>
@@ -2508,11 +2711,14 @@
         </m:r>
       </m:oMath>
       <w:r>
+        <w:rPr>
+          <w:rFonts w:eastAsia="黑体"/>
+        </w:rPr>
         <w:t xml:space="preserve"> </w:t>
       </w:r>
       <w:r>
         <w:rPr>
-          <w:rFonts w:hint="eastAsia"/>
+          <w:rFonts w:hint="eastAsia" w:eastAsia="黑体"/>
         </w:rPr>
         <w:t xml:space="preserve">的逻辑电平管）。</w:t>
       </w:r>
@@ -2525,7 +2731,7 @@
       </w:pPr>
       <w:r>
         <w:rPr>
-          <w:rFonts w:hint="eastAsia"/>
+          <w:rFonts w:hint="eastAsia" w:eastAsia="黑体"/>
         </w:rPr>
         <w:t xml:space="preserve">常见器件型号</w:t>
       </w:r>
@@ -2540,16 +2746,19 @@
       </w:pPr>
       <w:r>
         <w:rPr>
-          <w:rFonts w:hint="eastAsia"/>
+          <w:rFonts w:hint="eastAsia" w:eastAsia="黑体"/>
         </w:rPr>
         <w:t xml:space="preserve">MOSFET：BSS138、2N7002（N</w:t>
       </w:r>
       <w:r>
+        <w:rPr>
+          <w:rFonts w:eastAsia="黑体"/>
+        </w:rPr>
         <w:t xml:space="preserve"> </w:t>
       </w:r>
       <w:r>
         <w:rPr>
-          <w:rFonts w:hint="eastAsia"/>
+          <w:rFonts w:hint="eastAsia" w:eastAsia="黑体"/>
         </w:rPr>
         <w:t xml:space="preserve">沟道逻辑电平管）。</w:t>
       </w:r>
@@ -2564,16 +2773,19 @@
       </w:pPr>
       <w:r>
         <w:rPr>
-          <w:rFonts w:hint="eastAsia"/>
+          <w:rFonts w:hint="eastAsia" w:eastAsia="黑体"/>
         </w:rPr>
         <w:t xml:space="preserve">上拉电阻：片内或</w:t>
       </w:r>
       <w:r>
+        <w:rPr>
+          <w:rFonts w:eastAsia="黑体"/>
+        </w:rPr>
         <w:t xml:space="preserve"> 0603/0805 </w:t>
       </w:r>
       <w:r>
         <w:rPr>
-          <w:rFonts w:hint="eastAsia"/>
+          <w:rFonts w:hint="eastAsia" w:eastAsia="黑体"/>
         </w:rPr>
         <w:t xml:space="preserve">贴片电阻。</w:t>
       </w:r>
@@ -2586,7 +2798,7 @@
       </w:pPr>
       <w:r>
         <w:rPr>
-          <w:rFonts w:hint="eastAsia"/>
+          <w:rFonts w:hint="eastAsia" w:eastAsia="黑体"/>
         </w:rPr>
         <w:t xml:space="preserve">注意事项</w:t>
       </w:r>
@@ -2601,34 +2813,43 @@
       </w:pPr>
       <w:r>
         <w:rPr>
-          <w:rFonts w:hint="eastAsia"/>
+          <w:rFonts w:hint="eastAsia" w:eastAsia="黑体"/>
         </w:rPr>
         <w:t xml:space="preserve">常见用于</w:t>
       </w:r>
       <w:r>
+        <w:rPr>
+          <w:rFonts w:eastAsia="黑体"/>
+        </w:rPr>
         <w:t xml:space="preserve"> 3.3V </w:t>
       </w:r>
       <w:r>
         <w:rPr>
-          <w:rFonts w:hint="eastAsia"/>
+          <w:rFonts w:hint="eastAsia" w:eastAsia="黑体"/>
         </w:rPr>
         <w:t xml:space="preserve">与</w:t>
       </w:r>
       <w:r>
+        <w:rPr>
+          <w:rFonts w:eastAsia="黑体"/>
+        </w:rPr>
         <w:t xml:space="preserve"> 5V </w:t>
       </w:r>
       <w:r>
         <w:rPr>
-          <w:rFonts w:hint="eastAsia"/>
+          <w:rFonts w:hint="eastAsia" w:eastAsia="黑体"/>
         </w:rPr>
         <w:t xml:space="preserve">之间</w:t>
       </w:r>
       <w:r>
+        <w:rPr>
+          <w:rFonts w:eastAsia="黑体"/>
+        </w:rPr>
         <w:t xml:space="preserve"> I²C/SPI </w:t>
       </w:r>
       <w:r>
         <w:rPr>
-          <w:rFonts w:hint="eastAsia"/>
+          <w:rFonts w:hint="eastAsia" w:eastAsia="黑体"/>
         </w:rPr>
         <w:t xml:space="preserve">信号的双向转换。</w:t>
       </w:r>
@@ -2643,16 +2864,19 @@
       </w:pPr>
       <w:r>
         <w:rPr>
-          <w:rFonts w:hint="eastAsia"/>
+          <w:rFonts w:hint="eastAsia" w:eastAsia="黑体"/>
         </w:rPr>
         <w:t xml:space="preserve">速率受上拉电阻与总线电容的</w:t>
       </w:r>
       <w:r>
+        <w:rPr>
+          <w:rFonts w:eastAsia="黑体"/>
+        </w:rPr>
         <w:t xml:space="preserve"> RC </w:t>
       </w:r>
       <w:r>
         <w:rPr>
-          <w:rFonts w:hint="eastAsia"/>
+          <w:rFonts w:hint="eastAsia" w:eastAsia="黑体"/>
         </w:rPr>
         <w:t xml:space="preserve">时间常数限制，高速场合降低阻值或用专用电平转换芯片。</w:t>
       </w:r>
@@ -2667,16 +2891,19 @@
       </w:pPr>
       <w:r>
         <w:rPr>
-          <w:rFonts w:hint="eastAsia"/>
+          <w:rFonts w:hint="eastAsia" w:eastAsia="黑体"/>
         </w:rPr>
         <w:t xml:space="preserve">需确认</w:t>
       </w:r>
       <w:r>
+        <w:rPr>
+          <w:rFonts w:eastAsia="黑体"/>
+        </w:rPr>
         <w:t xml:space="preserve"> MOS </w:t>
       </w:r>
       <w:r>
         <w:rPr>
-          <w:rFonts w:hint="eastAsia"/>
+          <w:rFonts w:hint="eastAsia" w:eastAsia="黑体"/>
         </w:rPr>
         <w:t xml:space="preserve">在低压侧栅压下的导通能力，避免高阻态不定。</w:t>
       </w:r>
@@ -2689,7 +2916,7 @@
       </w:pPr>
       <w:r>
         <w:rPr>
-          <w:rFonts w:hint="eastAsia"/>
+          <w:rFonts w:hint="eastAsia" w:eastAsia="黑体"/>
         </w:rPr>
         <w:t xml:space="preserve">参考资料</w:t>
       </w:r>
@@ -2703,29 +2930,38 @@
         </w:numPr>
       </w:pPr>
       <w:r>
+        <w:rPr>
+          <w:rFonts w:eastAsia="黑体"/>
+        </w:rPr>
         <w:t xml:space="preserve">NXP </w:t>
       </w:r>
       <w:r>
         <w:rPr>
-          <w:rFonts w:hint="eastAsia"/>
+          <w:rFonts w:hint="eastAsia" w:eastAsia="黑体"/>
         </w:rPr>
         <w:t xml:space="preserve">应用笔记</w:t>
       </w:r>
       <w:r>
+        <w:rPr>
+          <w:rFonts w:eastAsia="黑体"/>
+        </w:rPr>
         <w:t xml:space="preserve"> </w:t>
       </w:r>
       <w:r>
         <w:rPr>
-          <w:rFonts w:hint="eastAsia"/>
+          <w:rFonts w:hint="eastAsia" w:eastAsia="黑体"/>
         </w:rPr>
         <w:t xml:space="preserve">AN10441（BSS138</w:t>
       </w:r>
       <w:r>
+        <w:rPr>
+          <w:rFonts w:eastAsia="黑体"/>
+        </w:rPr>
         <w:t xml:space="preserve"> </w:t>
       </w:r>
       <w:r>
         <w:rPr>
-          <w:rFonts w:hint="eastAsia"/>
+          <w:rFonts w:hint="eastAsia" w:eastAsia="黑体"/>
         </w:rPr>
         <w:t xml:space="preserve">电平转换）。</w:t>
       </w:r>
@@ -2739,6 +2975,9 @@
         </w:numPr>
       </w:pPr>
       <w:r>
+        <w:rPr>
+          <w:rFonts w:eastAsia="黑体"/>
+        </w:rPr>
         <w:t xml:space="preserve">Wikipedia: Level shifter。</w:t>
       </w:r>
     </w:p>
@@ -2751,15 +2990,21 @@
         </w:numPr>
       </w:pPr>
       <w:r>
+        <w:rPr>
+          <w:rFonts w:eastAsia="黑体"/>
+        </w:rPr>
         <w:t xml:space="preserve">TI </w:t>
       </w:r>
       <w:r>
         <w:rPr>
-          <w:rFonts w:hint="eastAsia"/>
+          <w:rFonts w:hint="eastAsia" w:eastAsia="黑体"/>
         </w:rPr>
         <w:t xml:space="preserve">应用笔记：Bidirectional</w:t>
       </w:r>
       <w:r>
+        <w:rPr>
+          <w:rFonts w:eastAsia="黑体"/>
+        </w:rPr>
         <w:t xml:space="preserve"> Level Shifter。</w:t>
       </w:r>
     </w:p>
@@ -2772,11 +3017,11 @@
       </w:pPr>
       <w:r>
         <w:rPr>
-          <w:rFonts w:ascii="Times New Roman" w:hAnsi="Times New Roman"/>
+          <w:rFonts w:ascii="Times New Roman" w:hAnsi="Times New Roman" w:eastAsia="黑体"/>
           <w:color w:val="555555"/>
           <w:sz w:val="21"/>
         </w:rPr>
-        <w:t>材料收集者：杜文杰</w:t>
+        <w:t>材料收集者：杜文杰，WX手机：19519196569，QQ:3478827729</w:t>
       </w:r>
     </w:p>
     <w:sectPr>
@@ -2796,7 +3041,7 @@
 </file>
 
 <file path=word/footer1.xml><?xml version="1.0" encoding="utf-8"?>
-<w:ftr xmlns:m="http://schemas.openxmlformats.org/officeDocument/2006/math" xmlns:mc="http://schemas.openxmlformats.org/markup-compatibility/2006" xmlns:mo="http://schemas.microsoft.com/office/mac/office/2008/main" xmlns:mv="urn:schemas-microsoft-com:mac:vml" xmlns:o="urn:schemas-microsoft-com:office:office" xmlns:r="http://schemas.openxmlformats.org/officeDocument/2006/relationships" xmlns:v="urn:schemas-microsoft-com:vml" xmlns:w10="urn:schemas-microsoft-com:office:word" xmlns:w14="http://schemas.microsoft.com/office/word/2010/wordml" xmlns:w="http://schemas.openxmlformats.org/wordprocessingml/2006/main" xmlns:wne="http://schemas.microsoft.com/office/word/2006/wordml" xmlns:wp14="http://schemas.microsoft.com/office/word/2010/wordprocessingDrawing" xmlns:wp="http://schemas.openxmlformats.org/drawingml/2006/wordprocessingDrawing" xmlns:wpc="http://schemas.microsoft.com/office/word/2010/wordprocessingCanvas" xmlns:wpg="http://schemas.microsoft.com/office/word/2010/wordprocessingGroup" xmlns:wpi="http://schemas.microsoft.com/office/word/2010/wordprocessingInk" xmlns:wps="http://schemas.microsoft.com/office/word/2010/wordprocessingShape" mc:Ignorable="w14 wp14">
+<w:ftr xmlns:mc="http://schemas.openxmlformats.org/markup-compatibility/2006" xmlns:w="http://schemas.openxmlformats.org/wordprocessingml/2006/main" xmlns:m="http://schemas.openxmlformats.org/officeDocument/2006/math" xmlns:mo="http://schemas.microsoft.com/office/mac/office/2008/main" xmlns:mv="urn:schemas-microsoft-com:mac:vml" xmlns:o="urn:schemas-microsoft-com:office:office" xmlns:r="http://schemas.openxmlformats.org/officeDocument/2006/relationships" xmlns:v="urn:schemas-microsoft-com:vml" xmlns:w10="urn:schemas-microsoft-com:office:word" xmlns:w14="http://schemas.microsoft.com/office/word/2010/wordml" xmlns:wne="http://schemas.microsoft.com/office/word/2006/wordml" xmlns:wp14="http://schemas.microsoft.com/office/word/2010/wordprocessingDrawing" xmlns:wp="http://schemas.openxmlformats.org/drawingml/2006/wordprocessingDrawing" xmlns:wpc="http://schemas.microsoft.com/office/word/2010/wordprocessingCanvas" xmlns:wpg="http://schemas.microsoft.com/office/word/2010/wordprocessingGroup" xmlns:wpi="http://schemas.microsoft.com/office/word/2010/wordprocessingInk" xmlns:wps="http://schemas.microsoft.com/office/word/2010/wordprocessingShape" mc:Ignorable="w14 wp14">
   <w:p>
     <w:pPr>
       <w:pStyle w:val="Footer"/>
@@ -2804,12 +3049,14 @@
     </w:pPr>
     <w:r>
       <w:rPr>
+        <w:rFonts w:eastAsia="黑体"/>
         <w:sz w:val="18"/>
       </w:rPr>
       <w:t xml:space="preserve">第 </w:t>
     </w:r>
     <w:r>
       <w:rPr>
+        <w:rFonts w:eastAsia="黑体"/>
         <w:sz w:val="18"/>
       </w:rPr>
       <w:fldChar w:fldCharType="begin"/>
@@ -2818,6 +3065,7 @@
     </w:r>
     <w:r>
       <w:rPr>
+        <w:rFonts w:eastAsia="黑体"/>
         <w:sz w:val="18"/>
       </w:rPr>
       <w:t xml:space="preserve"> 页</w:t>
@@ -2831,6 +3079,9 @@
   <w:footnote w:type="continuationSeparator" w:id="0">
     <w:p>
       <w:r>
+        <w:rPr>
+          <w:rFonts w:eastAsia="黑体"/>
+        </w:rPr>
         <w:continuationSeparator/>
       </w:r>
     </w:p>
@@ -2838,6 +3089,9 @@
   <w:footnote w:type="separator" w:id="-1">
     <w:p>
       <w:r>
+        <w:rPr>
+          <w:rFonts w:eastAsia="黑体"/>
+        </w:rPr>
         <w:separator/>
       </w:r>
     </w:p>
@@ -2846,7 +3100,7 @@
 </file>
 
 <file path=word/header1.xml><?xml version="1.0" encoding="utf-8"?>
-<w:hdr xmlns:m="http://schemas.openxmlformats.org/officeDocument/2006/math" xmlns:mc="http://schemas.openxmlformats.org/markup-compatibility/2006" xmlns:mo="http://schemas.microsoft.com/office/mac/office/2008/main" xmlns:mv="urn:schemas-microsoft-com:mac:vml" xmlns:o="urn:schemas-microsoft-com:office:office" xmlns:r="http://schemas.openxmlformats.org/officeDocument/2006/relationships" xmlns:v="urn:schemas-microsoft-com:vml" xmlns:w10="urn:schemas-microsoft-com:office:word" xmlns:w14="http://schemas.microsoft.com/office/word/2010/wordml" xmlns:w="http://schemas.openxmlformats.org/wordprocessingml/2006/main" xmlns:wne="http://schemas.microsoft.com/office/word/2006/wordml" xmlns:wp14="http://schemas.microsoft.com/office/word/2010/wordprocessingDrawing" xmlns:wp="http://schemas.openxmlformats.org/drawingml/2006/wordprocessingDrawing" xmlns:wpc="http://schemas.microsoft.com/office/word/2010/wordprocessingCanvas" xmlns:wpg="http://schemas.microsoft.com/office/word/2010/wordprocessingGroup" xmlns:wpi="http://schemas.microsoft.com/office/word/2010/wordprocessingInk" xmlns:wps="http://schemas.microsoft.com/office/word/2010/wordprocessingShape" mc:Ignorable="w14 wp14">
+<w:hdr xmlns:mc="http://schemas.openxmlformats.org/markup-compatibility/2006" xmlns:w="http://schemas.openxmlformats.org/wordprocessingml/2006/main" xmlns:m="http://schemas.openxmlformats.org/officeDocument/2006/math" xmlns:mo="http://schemas.microsoft.com/office/mac/office/2008/main" xmlns:mv="urn:schemas-microsoft-com:mac:vml" xmlns:o="urn:schemas-microsoft-com:office:office" xmlns:r="http://schemas.openxmlformats.org/officeDocument/2006/relationships" xmlns:v="urn:schemas-microsoft-com:vml" xmlns:w10="urn:schemas-microsoft-com:office:word" xmlns:w14="http://schemas.microsoft.com/office/word/2010/wordml" xmlns:wne="http://schemas.microsoft.com/office/word/2006/wordml" xmlns:wp14="http://schemas.microsoft.com/office/word/2010/wordprocessingDrawing" xmlns:wp="http://schemas.openxmlformats.org/drawingml/2006/wordprocessingDrawing" xmlns:wpc="http://schemas.microsoft.com/office/word/2010/wordprocessingCanvas" xmlns:wpg="http://schemas.microsoft.com/office/word/2010/wordprocessingGroup" xmlns:wpi="http://schemas.microsoft.com/office/word/2010/wordprocessingInk" xmlns:wps="http://schemas.microsoft.com/office/word/2010/wordprocessingShape" mc:Ignorable="w14 wp14">
   <w:p>
     <w:pPr>
       <w:pStyle w:val="Header"/>
@@ -2854,7 +3108,7 @@
     </w:pPr>
     <w:r>
       <w:rPr>
-        <w:rFonts w:ascii="Times New Roman" w:hAnsi="Times New Roman"/>
+        <w:rFonts w:ascii="Times New Roman" w:hAnsi="Times New Roman" w:eastAsia="黑体"/>
         <w:sz w:val="18"/>
         <w:rFonts w:eastAsia="黑体"/>
         <w:rFonts w:eastAsia="黑体"/>
@@ -2866,7 +3120,7 @@
 </file>
 
 <file path=word/numbering.xml><?xml version="1.0" encoding="utf-8"?>
-<w:numbering xmlns:m="http://schemas.openxmlformats.org/officeDocument/2006/math" xmlns:mc="http://schemas.openxmlformats.org/markup-compatibility/2006" xmlns:mo="http://schemas.microsoft.com/office/mac/office/2008/main" xmlns:mv="urn:schemas-microsoft-com:mac:vml" xmlns:o="urn:schemas-microsoft-com:office:office" xmlns:r="http://schemas.openxmlformats.org/officeDocument/2006/relationships" xmlns:v="urn:schemas-microsoft-com:vml" xmlns:w="http://schemas.openxmlformats.org/wordprocessingml/2006/main" xmlns:w10="urn:schemas-microsoft-com:office:word" xmlns:w14="http://schemas.microsoft.com/office/word/2010/wordml" xmlns:wne="http://schemas.microsoft.com/office/word/2006/wordml" xmlns:wp="http://schemas.openxmlformats.org/drawingml/2006/wordprocessingDrawing" xmlns:wp14="http://schemas.microsoft.com/office/word/2010/wordprocessingDrawing" xmlns:wpc="http://schemas.microsoft.com/office/word/2010/wordprocessingCanvas" xmlns:wpg="http://schemas.microsoft.com/office/word/2010/wordprocessingGroup" xmlns:wpi="http://schemas.microsoft.com/office/word/2010/wordprocessingInk" xmlns:wps="http://schemas.microsoft.com/office/word/2010/wordprocessingShape" mc:Ignorable="w14 wp14">
+<w:numbering xmlns:mc="http://schemas.openxmlformats.org/markup-compatibility/2006" xmlns:w="http://schemas.openxmlformats.org/wordprocessingml/2006/main" xmlns:m="http://schemas.openxmlformats.org/officeDocument/2006/math" xmlns:mo="http://schemas.microsoft.com/office/mac/office/2008/main" xmlns:mv="urn:schemas-microsoft-com:mac:vml" xmlns:o="urn:schemas-microsoft-com:office:office" xmlns:r="http://schemas.openxmlformats.org/officeDocument/2006/relationships" xmlns:v="urn:schemas-microsoft-com:vml" xmlns:w10="urn:schemas-microsoft-com:office:word" xmlns:w14="http://schemas.microsoft.com/office/word/2010/wordml" xmlns:wne="http://schemas.microsoft.com/office/word/2006/wordml" xmlns:wp="http://schemas.openxmlformats.org/drawingml/2006/wordprocessingDrawing" xmlns:wp14="http://schemas.microsoft.com/office/word/2010/wordprocessingDrawing" xmlns:wpc="http://schemas.microsoft.com/office/word/2010/wordprocessingCanvas" xmlns:wpg="http://schemas.microsoft.com/office/word/2010/wordprocessingGroup" xmlns:wpi="http://schemas.microsoft.com/office/word/2010/wordprocessingInk" xmlns:wps="http://schemas.microsoft.com/office/word/2010/wordprocessingShape" mc:Ignorable="w14 wp14">
   <w:abstractNum w:abstractNumId="0">
     <w:nsid w:val="FFFFFF7C"/>
     <w:multiLevelType w:val="singleLevel"/>
@@ -2953,7 +3207,7 @@
         <w:ind w:hanging="360" w:left="1440"/>
       </w:pPr>
       <w:rPr>
-        <w:rFonts w:ascii="Symbol" w:hAnsi="Symbol" w:hint="default"/>
+        <w:rFonts w:ascii="Symbol" w:hAnsi="Symbol" w:hint="default" w:eastAsia="黑体"/>
       </w:rPr>
     </w:lvl>
   </w:abstractNum>
@@ -2974,7 +3228,7 @@
         <w:ind w:hanging="360" w:left="1080"/>
       </w:pPr>
       <w:rPr>
-        <w:rFonts w:ascii="Symbol" w:hAnsi="Symbol" w:hint="default"/>
+        <w:rFonts w:ascii="Symbol" w:hAnsi="Symbol" w:hint="default" w:eastAsia="黑体"/>
       </w:rPr>
     </w:lvl>
   </w:abstractNum>
@@ -2995,7 +3249,7 @@
         <w:ind w:hanging="360" w:left="720"/>
       </w:pPr>
       <w:rPr>
-        <w:rFonts w:ascii="Symbol" w:hAnsi="Symbol" w:hint="default"/>
+        <w:rFonts w:ascii="Symbol" w:hAnsi="Symbol" w:hint="default" w:eastAsia="黑体"/>
       </w:rPr>
     </w:lvl>
   </w:abstractNum>
@@ -3034,7 +3288,7 @@
         <w:ind w:hanging="360" w:left="360"/>
       </w:pPr>
       <w:rPr>
-        <w:rFonts w:ascii="Symbol" w:hAnsi="Symbol" w:hint="default"/>
+        <w:rFonts w:ascii="Symbol" w:hAnsi="Symbol" w:hint="default" w:eastAsia="黑体"/>
       </w:rPr>
     </w:lvl>
   </w:abstractNum>
@@ -3125,7 +3379,7 @@
         <w:ind w:left="720" w:hanging="360"/>
       </w:pPr>
       <w:rPr>
-        <w:rFonts w:ascii="Symbol" w:hAnsi="Symbol" w:cs="Symbol" w:hint="default"/>
+        <w:rFonts w:ascii="Symbol" w:hAnsi="Symbol" w:cs="Symbol" w:hint="default" w:eastAsia="黑体"/>
       </w:rPr>
     </w:lvl>
     <w:lvl w:ilvl="1">
@@ -3136,7 +3390,7 @@
         <w:ind w:left="1440" w:hanging="360"/>
       </w:pPr>
       <w:rPr>
-        <w:rFonts w:ascii="Courier New" w:hAnsi="Courier New" w:cs="Courier New" w:hint="default"/>
+        <w:rFonts w:ascii="Courier New" w:hAnsi="Courier New" w:cs="Courier New" w:hint="default" w:eastAsia="黑体"/>
       </w:rPr>
     </w:lvl>
     <w:lvl w:ilvl="2">
@@ -3147,7 +3401,7 @@
         <w:ind w:left="2160" w:hanging="360"/>
       </w:pPr>
       <w:rPr>
-        <w:rFonts w:ascii="Wingdings" w:hAnsi="Wingdings" w:cs="Wingdings" w:hint="default"/>
+        <w:rFonts w:ascii="Wingdings" w:hAnsi="Wingdings" w:cs="Wingdings" w:hint="default" w:eastAsia="黑体"/>
       </w:rPr>
     </w:lvl>
     <w:lvl w:ilvl="3">
@@ -3158,7 +3412,7 @@
         <w:ind w:left="2880" w:hanging="360"/>
       </w:pPr>
       <w:rPr>
-        <w:rFonts w:ascii="Symbol" w:hAnsi="Symbol" w:cs="Symbol" w:hint="default"/>
+        <w:rFonts w:ascii="Symbol" w:hAnsi="Symbol" w:cs="Symbol" w:hint="default" w:eastAsia="黑体"/>
       </w:rPr>
     </w:lvl>
     <w:lvl w:ilvl="4">
@@ -3169,7 +3423,7 @@
         <w:ind w:left="3600" w:hanging="360"/>
       </w:pPr>
       <w:rPr>
-        <w:rFonts w:ascii="Courier New" w:hAnsi="Courier New" w:cs="Courier New" w:hint="default"/>
+        <w:rFonts w:ascii="Courier New" w:hAnsi="Courier New" w:cs="Courier New" w:hint="default" w:eastAsia="黑体"/>
       </w:rPr>
     </w:lvl>
     <w:lvl w:ilvl="5">
@@ -3180,7 +3434,7 @@
         <w:ind w:left="4320" w:hanging="360"/>
       </w:pPr>
       <w:rPr>
-        <w:rFonts w:ascii="Wingdings" w:hAnsi="Wingdings" w:cs="Wingdings" w:hint="default"/>
+        <w:rFonts w:ascii="Wingdings" w:hAnsi="Wingdings" w:cs="Wingdings" w:hint="default" w:eastAsia="黑体"/>
       </w:rPr>
     </w:lvl>
     <w:lvl w:ilvl="6">
@@ -3191,7 +3445,7 @@
         <w:ind w:left="5040" w:hanging="360"/>
       </w:pPr>
       <w:rPr>
-        <w:rFonts w:ascii="Symbol" w:hAnsi="Symbol" w:cs="Symbol" w:hint="default"/>
+        <w:rFonts w:ascii="Symbol" w:hAnsi="Symbol" w:cs="Symbol" w:hint="default" w:eastAsia="黑体"/>
       </w:rPr>
     </w:lvl>
     <w:lvl w:ilvl="7">
@@ -3202,7 +3456,7 @@
         <w:ind w:left="5760" w:hanging="360"/>
       </w:pPr>
       <w:rPr>
-        <w:rFonts w:ascii="Courier New" w:hAnsi="Courier New" w:cs="Courier New" w:hint="default"/>
+        <w:rFonts w:ascii="Courier New" w:hAnsi="Courier New" w:cs="Courier New" w:hint="default" w:eastAsia="黑体"/>
       </w:rPr>
     </w:lvl>
     <w:lvl w:ilvl="8">
@@ -3213,7 +3467,7 @@
         <w:ind w:left="6480" w:hanging="360"/>
       </w:pPr>
       <w:rPr>
-        <w:rFonts w:ascii="Wingdings" w:hAnsi="Wingdings" w:cs="Wingdings" w:hint="default"/>
+        <w:rFonts w:ascii="Wingdings" w:hAnsi="Wingdings" w:cs="Wingdings" w:hint="default" w:eastAsia="黑体"/>
       </w:rPr>
     </w:lvl>
   </w:abstractNum>
@@ -3269,11 +3523,11 @@
 </file>
 
 <file path=word/styles.xml><?xml version="1.0" encoding="utf-8"?>
-<w:styles xmlns:mc="http://schemas.openxmlformats.org/markup-compatibility/2006" xmlns:r="http://schemas.openxmlformats.org/officeDocument/2006/relationships" xmlns:w="http://schemas.openxmlformats.org/wordprocessingml/2006/main" xmlns:w14="http://schemas.microsoft.com/office/word/2010/wordml" mc:Ignorable="w14">
+<w:styles xmlns:mc="http://schemas.openxmlformats.org/markup-compatibility/2006" xmlns:w="http://schemas.openxmlformats.org/wordprocessingml/2006/main" xmlns:r="http://schemas.openxmlformats.org/officeDocument/2006/relationships" xmlns:w14="http://schemas.microsoft.com/office/word/2010/wordml" mc:Ignorable="w14">
   <w:docDefaults>
     <w:rPrDefault>
       <w:rPr>
-        <w:rFonts w:asciiTheme="minorHAnsi" w:cstheme="minorBidi" w:eastAsiaTheme="minorEastAsia" w:hAnsiTheme="minorHAnsi"/>
+        <w:rFonts w:asciiTheme="minorHAnsi" w:cstheme="minorBidi" w:hAnsiTheme="minorHAnsi" w:eastAsia="黑体"/>
         <w:sz w:val="22"/>
         <w:szCs w:val="22"/>
         <w:lang w:bidi="ar-SA" w:eastAsia="en-US" w:val="en-US"/>
@@ -3495,7 +3749,7 @@
       <w:outlineLvl w:val="0"/>
     </w:pPr>
     <w:rPr>
-      <w:rFonts w:ascii="Times New Roman" w:asciiTheme="majorHAnsi" w:cstheme="majorBidi" w:eastAsia="黑体" w:eastAsiaTheme="majorEastAsia" w:hAnsi="Times New Roman" w:hAnsiTheme="majorHAnsi"/>
+      <w:rFonts w:ascii="Times New Roman" w:asciiTheme="majorHAnsi" w:cstheme="majorBidi" w:eastAsia="黑体" w:hAnsi="Times New Roman" w:hAnsiTheme="majorHAnsi"/>
       <w:b/>
       <w:bCs/>
       <w:color w:val="1F3864"/>
@@ -3519,7 +3773,7 @@
       <w:outlineLvl w:val="1"/>
     </w:pPr>
     <w:rPr>
-      <w:rFonts w:ascii="Times New Roman" w:asciiTheme="majorHAnsi" w:cstheme="majorBidi" w:eastAsia="黑体" w:eastAsiaTheme="majorEastAsia" w:hAnsi="Times New Roman" w:hAnsiTheme="majorHAnsi"/>
+      <w:rFonts w:ascii="Times New Roman" w:asciiTheme="majorHAnsi" w:cstheme="majorBidi" w:eastAsia="黑体" w:hAnsi="Times New Roman" w:hAnsiTheme="majorHAnsi"/>
       <w:b/>
       <w:bCs/>
       <w:color w:val="2E4E7E"/>
@@ -3543,7 +3797,7 @@
       <w:outlineLvl w:val="2"/>
     </w:pPr>
     <w:rPr>
-      <w:rFonts w:ascii="Times New Roman" w:asciiTheme="majorHAnsi" w:cstheme="majorBidi" w:eastAsia="黑体" w:eastAsiaTheme="majorEastAsia" w:hAnsi="Times New Roman" w:hAnsiTheme="majorHAnsi"/>
+      <w:rFonts w:ascii="Times New Roman" w:asciiTheme="majorHAnsi" w:cstheme="majorBidi" w:eastAsia="黑体" w:hAnsi="Times New Roman" w:hAnsiTheme="majorHAnsi"/>
       <w:b/>
       <w:bCs/>
       <w:color w:val="2E4E7E"/>
@@ -3567,7 +3821,7 @@
       <w:outlineLvl w:val="3"/>
     </w:pPr>
     <w:rPr>
-      <w:rFonts w:ascii="Times New Roman" w:asciiTheme="majorHAnsi" w:cstheme="majorBidi" w:eastAsia="黑体" w:eastAsiaTheme="majorEastAsia" w:hAnsi="Times New Roman" w:hAnsiTheme="majorHAnsi"/>
+      <w:rFonts w:ascii="Times New Roman" w:asciiTheme="majorHAnsi" w:cstheme="majorBidi" w:eastAsia="黑体" w:hAnsi="Times New Roman" w:hAnsiTheme="majorHAnsi"/>
       <w:b/>
       <w:bCs/>
       <w:i/>
@@ -3593,7 +3847,7 @@
       <w:outlineLvl w:val="4"/>
     </w:pPr>
     <w:rPr>
-      <w:rFonts w:ascii="Times New Roman" w:asciiTheme="majorHAnsi" w:cstheme="majorBidi" w:eastAsia="黑体" w:eastAsiaTheme="majorEastAsia" w:hAnsi="Times New Roman" w:hAnsiTheme="majorHAnsi"/>
+      <w:rFonts w:ascii="Times New Roman" w:asciiTheme="majorHAnsi" w:cstheme="majorBidi" w:eastAsia="黑体" w:hAnsi="Times New Roman" w:hAnsiTheme="majorHAnsi"/>
       <w:b/>
       <w:color w:val="333333"/>
       <w:sz w:val="22"/>
@@ -3616,7 +3870,7 @@
       <w:outlineLvl w:val="5"/>
     </w:pPr>
     <w:rPr>
-      <w:rFonts w:asciiTheme="majorHAnsi" w:cstheme="majorBidi" w:eastAsiaTheme="majorEastAsia" w:hAnsiTheme="majorHAnsi"/>
+      <w:rFonts w:asciiTheme="majorHAnsi" w:cstheme="majorBidi" w:hAnsiTheme="majorHAnsi" w:eastAsia="黑体"/>
       <w:i/>
       <w:iCs/>
       <w:color w:themeColor="accent1" w:themeShade="7F" w:val="243F60"/>
@@ -3639,7 +3893,7 @@
       <w:outlineLvl w:val="6"/>
     </w:pPr>
     <w:rPr>
-      <w:rFonts w:asciiTheme="majorHAnsi" w:cstheme="majorBidi" w:eastAsiaTheme="majorEastAsia" w:hAnsiTheme="majorHAnsi"/>
+      <w:rFonts w:asciiTheme="majorHAnsi" w:cstheme="majorBidi" w:hAnsiTheme="majorHAnsi" w:eastAsia="黑体"/>
       <w:i/>
       <w:iCs/>
       <w:color w:themeColor="text1" w:themeTint="BF" w:val="404040"/>
@@ -3662,7 +3916,7 @@
       <w:outlineLvl w:val="7"/>
     </w:pPr>
     <w:rPr>
-      <w:rFonts w:asciiTheme="majorHAnsi" w:cstheme="majorBidi" w:eastAsiaTheme="majorEastAsia" w:hAnsiTheme="majorHAnsi"/>
+      <w:rFonts w:asciiTheme="majorHAnsi" w:cstheme="majorBidi" w:hAnsiTheme="majorHAnsi" w:eastAsia="黑体"/>
       <w:color w:themeColor="accent1" w:val="4F81BD"/>
       <w:sz w:val="20"/>
       <w:szCs w:val="20"/>
@@ -3685,7 +3939,7 @@
       <w:outlineLvl w:val="8"/>
     </w:pPr>
     <w:rPr>
-      <w:rFonts w:asciiTheme="majorHAnsi" w:cstheme="majorBidi" w:eastAsiaTheme="majorEastAsia" w:hAnsiTheme="majorHAnsi"/>
+      <w:rFonts w:asciiTheme="majorHAnsi" w:cstheme="majorBidi" w:hAnsiTheme="majorHAnsi" w:eastAsia="黑体"/>
       <w:i/>
       <w:iCs/>
       <w:color w:themeColor="text1" w:themeTint="BF" w:val="404040"/>
@@ -3736,7 +3990,7 @@
     <w:uiPriority w:val="9"/>
     <w:rsid w:val="00FC693F"/>
     <w:rPr>
-      <w:rFonts w:asciiTheme="majorHAnsi" w:cstheme="majorBidi" w:eastAsiaTheme="majorEastAsia" w:hAnsiTheme="majorHAnsi"/>
+      <w:rFonts w:asciiTheme="majorHAnsi" w:cstheme="majorBidi" w:hAnsiTheme="majorHAnsi" w:eastAsia="黑体"/>
       <w:b/>
       <w:bCs/>
       <w:color w:themeColor="accent1" w:themeShade="BF" w:val="365F91"/>
@@ -3751,7 +4005,7 @@
     <w:uiPriority w:val="9"/>
     <w:rsid w:val="00FC693F"/>
     <w:rPr>
-      <w:rFonts w:asciiTheme="majorHAnsi" w:cstheme="majorBidi" w:eastAsiaTheme="majorEastAsia" w:hAnsiTheme="majorHAnsi"/>
+      <w:rFonts w:asciiTheme="majorHAnsi" w:cstheme="majorBidi" w:hAnsiTheme="majorHAnsi" w:eastAsia="黑体"/>
       <w:b/>
       <w:bCs/>
       <w:color w:themeColor="accent1" w:val="4F81BD"/>
@@ -3766,7 +4020,7 @@
     <w:uiPriority w:val="9"/>
     <w:rsid w:val="00FC693F"/>
     <w:rPr>
-      <w:rFonts w:asciiTheme="majorHAnsi" w:cstheme="majorBidi" w:eastAsiaTheme="majorEastAsia" w:hAnsiTheme="majorHAnsi"/>
+      <w:rFonts w:asciiTheme="majorHAnsi" w:cstheme="majorBidi" w:hAnsiTheme="majorHAnsi" w:eastAsia="黑体"/>
       <w:b/>
       <w:bCs/>
       <w:color w:themeColor="accent1" w:val="4F81BD"/>
@@ -3789,7 +4043,7 @@
       <w:contextualSpacing/>
     </w:pPr>
     <w:rPr>
-      <w:rFonts w:ascii="Times New Roman" w:asciiTheme="majorHAnsi" w:cstheme="majorBidi" w:eastAsia="黑体" w:eastAsiaTheme="majorEastAsia" w:hAnsi="Times New Roman" w:hAnsiTheme="majorHAnsi"/>
+      <w:rFonts w:ascii="Times New Roman" w:asciiTheme="majorHAnsi" w:cstheme="majorBidi" w:eastAsia="黑体" w:hAnsi="Times New Roman" w:hAnsiTheme="majorHAnsi"/>
       <w:b/>
       <w:color w:val="1F3864"/>
       <w:spacing w:val="5"/>
@@ -3805,7 +4059,7 @@
     <w:uiPriority w:val="10"/>
     <w:rsid w:val="00FC693F"/>
     <w:rPr>
-      <w:rFonts w:asciiTheme="majorHAnsi" w:cstheme="majorBidi" w:eastAsiaTheme="majorEastAsia" w:hAnsiTheme="majorHAnsi"/>
+      <w:rFonts w:asciiTheme="majorHAnsi" w:cstheme="majorBidi" w:hAnsiTheme="majorHAnsi" w:eastAsia="黑体"/>
       <w:color w:themeColor="text2" w:themeShade="BF" w:val="17365D"/>
       <w:spacing w:val="5"/>
       <w:kern w:val="28"/>
@@ -3827,7 +4081,7 @@
       </w:numPr>
     </w:pPr>
     <w:rPr>
-      <w:rFonts w:asciiTheme="majorHAnsi" w:cstheme="majorBidi" w:eastAsiaTheme="majorEastAsia" w:hAnsiTheme="majorHAnsi"/>
+      <w:rFonts w:asciiTheme="majorHAnsi" w:cstheme="majorBidi" w:hAnsiTheme="majorHAnsi" w:eastAsia="黑体"/>
       <w:i/>
       <w:iCs/>
       <w:color w:themeColor="accent1" w:val="4F81BD"/>
@@ -3843,7 +4097,7 @@
     <w:uiPriority w:val="11"/>
     <w:rsid w:val="00FC693F"/>
     <w:rPr>
-      <w:rFonts w:asciiTheme="majorHAnsi" w:cstheme="majorBidi" w:eastAsiaTheme="majorEastAsia" w:hAnsiTheme="majorHAnsi"/>
+      <w:rFonts w:asciiTheme="majorHAnsi" w:cstheme="majorBidi" w:hAnsiTheme="majorHAnsi" w:eastAsia="黑体"/>
       <w:i/>
       <w:iCs/>
       <w:color w:themeColor="accent1" w:val="4F81BD"/>
@@ -3910,6 +4164,7 @@
       <w:spacing w:after="120"/>
     </w:pPr>
     <w:rPr>
+      <w:rFonts w:eastAsia="黑体"/>
       <w:sz w:val="16"/>
       <w:szCs w:val="16"/>
     </w:rPr>
@@ -3921,6 +4176,7 @@
     <w:uiPriority w:val="99"/>
     <w:rsid w:val="00AA1D8D"/>
     <w:rPr>
+      <w:rFonts w:eastAsia="黑体"/>
       <w:sz w:val="16"/>
       <w:szCs w:val="16"/>
     </w:rPr>
@@ -4090,7 +4346,7 @@
       </w:tabs>
     </w:pPr>
     <w:rPr>
-      <w:rFonts w:ascii="Courier" w:hAnsi="Courier"/>
+      <w:rFonts w:ascii="Courier" w:hAnsi="Courier" w:eastAsia="黑体"/>
       <w:sz w:val="20"/>
       <w:szCs w:val="20"/>
     </w:rPr>
@@ -4102,7 +4358,7 @@
     <w:uiPriority w:val="99"/>
     <w:rsid w:val="0029639D"/>
     <w:rPr>
-      <w:rFonts w:ascii="Courier" w:hAnsi="Courier"/>
+      <w:rFonts w:ascii="Courier" w:hAnsi="Courier" w:eastAsia="黑体"/>
       <w:sz w:val="20"/>
       <w:szCs w:val="20"/>
     </w:rPr>
@@ -4138,6 +4394,7 @@
     <w:uiPriority w:val="29"/>
     <w:rsid w:val="00FC693F"/>
     <w:rPr>
+      <w:rFonts w:eastAsia="黑体"/>
       <w:i/>
       <w:iCs/>
       <w:color w:themeColor="text1" w:val="000000"/>
@@ -4151,7 +4408,7 @@
     <w:semiHidden/>
     <w:rsid w:val="00FC693F"/>
     <w:rPr>
-      <w:rFonts w:asciiTheme="majorHAnsi" w:cstheme="majorBidi" w:eastAsiaTheme="majorEastAsia" w:hAnsiTheme="majorHAnsi"/>
+      <w:rFonts w:asciiTheme="majorHAnsi" w:cstheme="majorBidi" w:hAnsiTheme="majorHAnsi" w:eastAsia="黑体"/>
       <w:b/>
       <w:bCs/>
       <w:i/>
@@ -4167,7 +4424,7 @@
     <w:semiHidden/>
     <w:rsid w:val="00FC693F"/>
     <w:rPr>
-      <w:rFonts w:asciiTheme="majorHAnsi" w:cstheme="majorBidi" w:eastAsiaTheme="majorEastAsia" w:hAnsiTheme="majorHAnsi"/>
+      <w:rFonts w:asciiTheme="majorHAnsi" w:cstheme="majorBidi" w:hAnsiTheme="majorHAnsi" w:eastAsia="黑体"/>
       <w:color w:themeColor="accent1" w:themeShade="7F" w:val="243F60"/>
     </w:rPr>
   </w:style>
@@ -4179,7 +4436,7 @@
     <w:semiHidden/>
     <w:rsid w:val="00FC693F"/>
     <w:rPr>
-      <w:rFonts w:asciiTheme="majorHAnsi" w:cstheme="majorBidi" w:eastAsiaTheme="majorEastAsia" w:hAnsiTheme="majorHAnsi"/>
+      <w:rFonts w:asciiTheme="majorHAnsi" w:cstheme="majorBidi" w:hAnsiTheme="majorHAnsi" w:eastAsia="黑体"/>
       <w:i/>
       <w:iCs/>
       <w:color w:themeColor="accent1" w:themeShade="7F" w:val="243F60"/>
@@ -4193,7 +4450,7 @@
     <w:semiHidden/>
     <w:rsid w:val="00FC693F"/>
     <w:rPr>
-      <w:rFonts w:asciiTheme="majorHAnsi" w:cstheme="majorBidi" w:eastAsiaTheme="majorEastAsia" w:hAnsiTheme="majorHAnsi"/>
+      <w:rFonts w:asciiTheme="majorHAnsi" w:cstheme="majorBidi" w:hAnsiTheme="majorHAnsi" w:eastAsia="黑体"/>
       <w:i/>
       <w:iCs/>
       <w:color w:themeColor="text1" w:themeTint="BF" w:val="404040"/>
@@ -4207,7 +4464,7 @@
     <w:semiHidden/>
     <w:rsid w:val="00FC693F"/>
     <w:rPr>
-      <w:rFonts w:asciiTheme="majorHAnsi" w:cstheme="majorBidi" w:eastAsiaTheme="majorEastAsia" w:hAnsiTheme="majorHAnsi"/>
+      <w:rFonts w:asciiTheme="majorHAnsi" w:cstheme="majorBidi" w:hAnsiTheme="majorHAnsi" w:eastAsia="黑体"/>
       <w:color w:themeColor="accent1" w:val="4F81BD"/>
       <w:sz w:val="20"/>
       <w:szCs w:val="20"/>
@@ -4221,7 +4478,7 @@
     <w:semiHidden/>
     <w:rsid w:val="00FC693F"/>
     <w:rPr>
-      <w:rFonts w:asciiTheme="majorHAnsi" w:cstheme="majorBidi" w:eastAsiaTheme="majorEastAsia" w:hAnsiTheme="majorHAnsi"/>
+      <w:rFonts w:asciiTheme="majorHAnsi" w:cstheme="majorBidi" w:hAnsiTheme="majorHAnsi" w:eastAsia="黑体"/>
       <w:i/>
       <w:iCs/>
       <w:color w:themeColor="text1" w:themeTint="BF" w:val="404040"/>
@@ -4242,6 +4499,7 @@
       <w:spacing w:line="240" w:lineRule="auto"/>
     </w:pPr>
     <w:rPr>
+      <w:rFonts w:eastAsia="黑体"/>
       <w:b/>
       <w:bCs/>
       <w:color w:themeColor="accent1" w:val="4F81BD"/>
@@ -4256,6 +4514,7 @@
     <w:qFormat/>
     <w:rsid w:val="00FC693F"/>
     <w:rPr>
+      <w:rFonts w:eastAsia="黑体"/>
       <w:b/>
       <w:bCs/>
     </w:rPr>
@@ -4267,6 +4526,7 @@
     <w:qFormat/>
     <w:rsid w:val="00FC693F"/>
     <w:rPr>
+      <w:rFonts w:eastAsia="黑体"/>
       <w:i/>
       <w:iCs/>
     </w:rPr>
@@ -4287,6 +4547,7 @@
       <w:ind w:left="936" w:right="936"/>
     </w:pPr>
     <w:rPr>
+      <w:rFonts w:eastAsia="黑体"/>
       <w:b/>
       <w:bCs/>
       <w:i/>
@@ -4301,6 +4562,7 @@
     <w:uiPriority w:val="30"/>
     <w:rsid w:val="00FC693F"/>
     <w:rPr>
+      <w:rFonts w:eastAsia="黑体"/>
       <w:b/>
       <w:bCs/>
       <w:i/>
@@ -4315,6 +4577,7 @@
     <w:qFormat/>
     <w:rsid w:val="00FC693F"/>
     <w:rPr>
+      <w:rFonts w:eastAsia="黑体"/>
       <w:i/>
       <w:iCs/>
       <w:color w:themeColor="text1" w:themeTint="7F" w:val="808080"/>
@@ -4327,6 +4590,7 @@
     <w:qFormat/>
     <w:rsid w:val="00FC693F"/>
     <w:rPr>
+      <w:rFonts w:eastAsia="黑体"/>
       <w:b/>
       <w:bCs/>
       <w:i/>
@@ -4341,6 +4605,7 @@
     <w:qFormat/>
     <w:rsid w:val="00FC693F"/>
     <w:rPr>
+      <w:rFonts w:eastAsia="黑体"/>
       <w:smallCaps/>
       <w:color w:themeColor="accent2" w:val="C0504D"/>
       <w:u w:val="single"/>
@@ -4353,6 +4618,7 @@
     <w:qFormat/>
     <w:rsid w:val="00FC693F"/>
     <w:rPr>
+      <w:rFonts w:eastAsia="黑体"/>
       <w:b/>
       <w:bCs/>
       <w:smallCaps/>
@@ -4368,6 +4634,7 @@
     <w:qFormat/>
     <w:rsid w:val="00FC693F"/>
     <w:rPr>
+      <w:rFonts w:eastAsia="黑体"/>
       <w:b/>
       <w:bCs/>
       <w:smallCaps/>
@@ -4422,6 +4689,7 @@
       <w:spacing w:after="0" w:line="240" w:lineRule="auto"/>
     </w:pPr>
     <w:rPr>
+      <w:rFonts w:eastAsia="黑体"/>
       <w:color w:themeColor="text1" w:themeShade="BF" w:val="000000"/>
     </w:rPr>
     <w:tblPr>
@@ -4444,6 +4712,7 @@
         <w:spacing w:after="0" w:before="0" w:line="240" w:lineRule="auto"/>
       </w:pPr>
       <w:rPr>
+        <w:rFonts w:eastAsia="黑体"/>
         <w:b/>
         <w:bCs/>
       </w:rPr>
@@ -4464,6 +4733,7 @@
         <w:spacing w:after="0" w:before="0" w:line="240" w:lineRule="auto"/>
       </w:pPr>
       <w:rPr>
+        <w:rFonts w:eastAsia="黑体"/>
         <w:b/>
         <w:bCs/>
       </w:rPr>
@@ -4481,12 +4751,14 @@
     </w:tblStylePr>
     <w:tblStylePr w:type="firstCol">
       <w:rPr>
+        <w:rFonts w:eastAsia="黑体"/>
         <w:b/>
         <w:bCs/>
       </w:rPr>
     </w:tblStylePr>
     <w:tblStylePr w:type="lastCol">
       <w:rPr>
+        <w:rFonts w:eastAsia="黑体"/>
         <w:b/>
         <w:bCs/>
       </w:rPr>
@@ -4525,6 +4797,7 @@
       <w:spacing w:after="0" w:line="240" w:lineRule="auto"/>
     </w:pPr>
     <w:rPr>
+      <w:rFonts w:eastAsia="黑体"/>
       <w:color w:themeColor="accent1" w:themeShade="BF" w:val="365F91"/>
     </w:rPr>
     <w:tblPr>
@@ -4547,6 +4820,7 @@
         <w:spacing w:after="0" w:before="0" w:line="240" w:lineRule="auto"/>
       </w:pPr>
       <w:rPr>
+        <w:rFonts w:eastAsia="黑体"/>
         <w:b/>
         <w:bCs/>
       </w:rPr>
@@ -4567,6 +4841,7 @@
         <w:spacing w:after="0" w:before="0" w:line="240" w:lineRule="auto"/>
       </w:pPr>
       <w:rPr>
+        <w:rFonts w:eastAsia="黑体"/>
         <w:b/>
         <w:bCs/>
       </w:rPr>
@@ -4584,12 +4859,14 @@
     </w:tblStylePr>
     <w:tblStylePr w:type="firstCol">
       <w:rPr>
+        <w:rFonts w:eastAsia="黑体"/>
         <w:b/>
         <w:bCs/>
       </w:rPr>
     </w:tblStylePr>
     <w:tblStylePr w:type="lastCol">
       <w:rPr>
+        <w:rFonts w:eastAsia="黑体"/>
         <w:b/>
         <w:bCs/>
       </w:rPr>
@@ -4628,6 +4905,7 @@
       <w:spacing w:after="0" w:line="240" w:lineRule="auto"/>
     </w:pPr>
     <w:rPr>
+      <w:rFonts w:eastAsia="黑体"/>
       <w:color w:themeColor="accent2" w:themeShade="BF" w:val="943634"/>
     </w:rPr>
     <w:tblPr>
@@ -4650,6 +4928,7 @@
         <w:spacing w:after="0" w:before="0" w:line="240" w:lineRule="auto"/>
       </w:pPr>
       <w:rPr>
+        <w:rFonts w:eastAsia="黑体"/>
         <w:b/>
         <w:bCs/>
       </w:rPr>
@@ -4670,6 +4949,7 @@
         <w:spacing w:after="0" w:before="0" w:line="240" w:lineRule="auto"/>
       </w:pPr>
       <w:rPr>
+        <w:rFonts w:eastAsia="黑体"/>
         <w:b/>
         <w:bCs/>
       </w:rPr>
@@ -4687,12 +4967,14 @@
     </w:tblStylePr>
     <w:tblStylePr w:type="firstCol">
       <w:rPr>
+        <w:rFonts w:eastAsia="黑体"/>
         <w:b/>
         <w:bCs/>
       </w:rPr>
     </w:tblStylePr>
     <w:tblStylePr w:type="lastCol">
       <w:rPr>
+        <w:rFonts w:eastAsia="黑体"/>
         <w:b/>
         <w:bCs/>
       </w:rPr>
@@ -4731,6 +5013,7 @@
       <w:spacing w:after="0" w:line="240" w:lineRule="auto"/>
     </w:pPr>
     <w:rPr>
+      <w:rFonts w:eastAsia="黑体"/>
       <w:color w:themeColor="accent3" w:themeShade="BF" w:val="76923C"/>
     </w:rPr>
     <w:tblPr>
@@ -4753,6 +5036,7 @@
         <w:spacing w:after="0" w:before="0" w:line="240" w:lineRule="auto"/>
       </w:pPr>
       <w:rPr>
+        <w:rFonts w:eastAsia="黑体"/>
         <w:b/>
         <w:bCs/>
       </w:rPr>
@@ -4773,6 +5057,7 @@
         <w:spacing w:after="0" w:before="0" w:line="240" w:lineRule="auto"/>
       </w:pPr>
       <w:rPr>
+        <w:rFonts w:eastAsia="黑体"/>
         <w:b/>
         <w:bCs/>
       </w:rPr>
@@ -4790,12 +5075,14 @@
     </w:tblStylePr>
     <w:tblStylePr w:type="firstCol">
       <w:rPr>
+        <w:rFonts w:eastAsia="黑体"/>
         <w:b/>
         <w:bCs/>
       </w:rPr>
     </w:tblStylePr>
     <w:tblStylePr w:type="lastCol">
       <w:rPr>
+        <w:rFonts w:eastAsia="黑体"/>
         <w:b/>
         <w:bCs/>
       </w:rPr>
@@ -4834,6 +5121,7 @@
       <w:spacing w:after="0" w:line="240" w:lineRule="auto"/>
     </w:pPr>
     <w:rPr>
+      <w:rFonts w:eastAsia="黑体"/>
       <w:color w:themeColor="accent4" w:themeShade="BF" w:val="5F497A"/>
     </w:rPr>
     <w:tblPr>
@@ -4856,6 +5144,7 @@
         <w:spacing w:after="0" w:before="0" w:line="240" w:lineRule="auto"/>
       </w:pPr>
       <w:rPr>
+        <w:rFonts w:eastAsia="黑体"/>
         <w:b/>
         <w:bCs/>
       </w:rPr>
@@ -4876,6 +5165,7 @@
         <w:spacing w:after="0" w:before="0" w:line="240" w:lineRule="auto"/>
       </w:pPr>
       <w:rPr>
+        <w:rFonts w:eastAsia="黑体"/>
         <w:b/>
         <w:bCs/>
       </w:rPr>
@@ -4893,12 +5183,14 @@
     </w:tblStylePr>
     <w:tblStylePr w:type="firstCol">
       <w:rPr>
+        <w:rFonts w:eastAsia="黑体"/>
         <w:b/>
         <w:bCs/>
       </w:rPr>
     </w:tblStylePr>
     <w:tblStylePr w:type="lastCol">
       <w:rPr>
+        <w:rFonts w:eastAsia="黑体"/>
         <w:b/>
         <w:bCs/>
       </w:rPr>
@@ -4937,6 +5229,7 @@
       <w:spacing w:after="0" w:line="240" w:lineRule="auto"/>
     </w:pPr>
     <w:rPr>
+      <w:rFonts w:eastAsia="黑体"/>
       <w:color w:themeColor="accent5" w:themeShade="BF" w:val="31849B"/>
     </w:rPr>
     <w:tblPr>
@@ -4959,6 +5252,7 @@
         <w:spacing w:after="0" w:before="0" w:line="240" w:lineRule="auto"/>
       </w:pPr>
       <w:rPr>
+        <w:rFonts w:eastAsia="黑体"/>
         <w:b/>
         <w:bCs/>
       </w:rPr>
@@ -4979,6 +5273,7 @@
         <w:spacing w:after="0" w:before="0" w:line="240" w:lineRule="auto"/>
       </w:pPr>
       <w:rPr>
+        <w:rFonts w:eastAsia="黑体"/>
         <w:b/>
         <w:bCs/>
       </w:rPr>
@@ -4996,12 +5291,14 @@
     </w:tblStylePr>
     <w:tblStylePr w:type="firstCol">
       <w:rPr>
+        <w:rFonts w:eastAsia="黑体"/>
         <w:b/>
         <w:bCs/>
       </w:rPr>
     </w:tblStylePr>
     <w:tblStylePr w:type="lastCol">
       <w:rPr>
+        <w:rFonts w:eastAsia="黑体"/>
         <w:b/>
         <w:bCs/>
       </w:rPr>
@@ -5040,6 +5337,7 @@
       <w:spacing w:after="0" w:line="240" w:lineRule="auto"/>
     </w:pPr>
     <w:rPr>
+      <w:rFonts w:eastAsia="黑体"/>
       <w:color w:themeColor="accent6" w:themeShade="BF" w:val="E36C0A"/>
     </w:rPr>
     <w:tblPr>
@@ -5062,6 +5360,7 @@
         <w:spacing w:after="0" w:before="0" w:line="240" w:lineRule="auto"/>
       </w:pPr>
       <w:rPr>
+        <w:rFonts w:eastAsia="黑体"/>
         <w:b/>
         <w:bCs/>
       </w:rPr>
@@ -5082,6 +5381,7 @@
         <w:spacing w:after="0" w:before="0" w:line="240" w:lineRule="auto"/>
       </w:pPr>
       <w:rPr>
+        <w:rFonts w:eastAsia="黑体"/>
         <w:b/>
         <w:bCs/>
       </w:rPr>
@@ -5099,12 +5399,14 @@
     </w:tblStylePr>
     <w:tblStylePr w:type="firstCol">
       <w:rPr>
+        <w:rFonts w:eastAsia="黑体"/>
         <w:b/>
         <w:bCs/>
       </w:rPr>
     </w:tblStylePr>
     <w:tblStylePr w:type="lastCol">
       <w:rPr>
+        <w:rFonts w:eastAsia="黑体"/>
         <w:b/>
         <w:bCs/>
       </w:rPr>
@@ -5164,6 +5466,7 @@
         <w:spacing w:after="0" w:before="0" w:line="240" w:lineRule="auto"/>
       </w:pPr>
       <w:rPr>
+        <w:rFonts w:eastAsia="黑体"/>
         <w:b/>
         <w:bCs/>
         <w:color w:themeColor="background1" w:val="FFFFFF"/>
@@ -5178,6 +5481,7 @@
         <w:spacing w:after="0" w:before="0" w:line="240" w:lineRule="auto"/>
       </w:pPr>
       <w:rPr>
+        <w:rFonts w:eastAsia="黑体"/>
         <w:b/>
         <w:bCs/>
       </w:rPr>
@@ -5193,12 +5497,14 @@
     </w:tblStylePr>
     <w:tblStylePr w:type="firstCol">
       <w:rPr>
+        <w:rFonts w:eastAsia="黑体"/>
         <w:b/>
         <w:bCs/>
       </w:rPr>
     </w:tblStylePr>
     <w:tblStylePr w:type="lastCol">
       <w:rPr>
+        <w:rFonts w:eastAsia="黑体"/>
         <w:b/>
         <w:bCs/>
       </w:rPr>
@@ -5256,6 +5562,7 @@
         <w:spacing w:after="0" w:before="0" w:line="240" w:lineRule="auto"/>
       </w:pPr>
       <w:rPr>
+        <w:rFonts w:eastAsia="黑体"/>
         <w:b/>
         <w:bCs/>
         <w:color w:themeColor="background1" w:val="FFFFFF"/>
@@ -5270,6 +5577,7 @@
         <w:spacing w:after="0" w:before="0" w:line="240" w:lineRule="auto"/>
       </w:pPr>
       <w:rPr>
+        <w:rFonts w:eastAsia="黑体"/>
         <w:b/>
         <w:bCs/>
       </w:rPr>
@@ -5285,12 +5593,14 @@
     </w:tblStylePr>
     <w:tblStylePr w:type="firstCol">
       <w:rPr>
+        <w:rFonts w:eastAsia="黑体"/>
         <w:b/>
         <w:bCs/>
       </w:rPr>
     </w:tblStylePr>
     <w:tblStylePr w:type="lastCol">
       <w:rPr>
+        <w:rFonts w:eastAsia="黑体"/>
         <w:b/>
         <w:bCs/>
       </w:rPr>
@@ -5348,6 +5658,7 @@
         <w:spacing w:after="0" w:before="0" w:line="240" w:lineRule="auto"/>
       </w:pPr>
       <w:rPr>
+        <w:rFonts w:eastAsia="黑体"/>
         <w:b/>
         <w:bCs/>
         <w:color w:themeColor="background1" w:val="FFFFFF"/>
@@ -5362,6 +5673,7 @@
         <w:spacing w:after="0" w:before="0" w:line="240" w:lineRule="auto"/>
       </w:pPr>
       <w:rPr>
+        <w:rFonts w:eastAsia="黑体"/>
         <w:b/>
         <w:bCs/>
       </w:rPr>
@@ -5377,12 +5689,14 @@
     </w:tblStylePr>
     <w:tblStylePr w:type="firstCol">
       <w:rPr>
+        <w:rFonts w:eastAsia="黑体"/>
         <w:b/>
         <w:bCs/>
       </w:rPr>
     </w:tblStylePr>
     <w:tblStylePr w:type="lastCol">
       <w:rPr>
+        <w:rFonts w:eastAsia="黑体"/>
         <w:b/>
         <w:bCs/>
       </w:rPr>
@@ -5440,6 +5754,7 @@
         <w:spacing w:after="0" w:before="0" w:line="240" w:lineRule="auto"/>
       </w:pPr>
       <w:rPr>
+        <w:rFonts w:eastAsia="黑体"/>
         <w:b/>
         <w:bCs/>
         <w:color w:themeColor="background1" w:val="FFFFFF"/>
@@ -5454,6 +5769,7 @@
         <w:spacing w:after="0" w:before="0" w:line="240" w:lineRule="auto"/>
       </w:pPr>
       <w:rPr>
+        <w:rFonts w:eastAsia="黑体"/>
         <w:b/>
         <w:bCs/>
       </w:rPr>
@@ -5469,12 +5785,14 @@
     </w:tblStylePr>
     <w:tblStylePr w:type="firstCol">
       <w:rPr>
+        <w:rFonts w:eastAsia="黑体"/>
         <w:b/>
         <w:bCs/>
       </w:rPr>
     </w:tblStylePr>
     <w:tblStylePr w:type="lastCol">
       <w:rPr>
+        <w:rFonts w:eastAsia="黑体"/>
         <w:b/>
         <w:bCs/>
       </w:rPr>
@@ -5532,6 +5850,7 @@
         <w:spacing w:after="0" w:before="0" w:line="240" w:lineRule="auto"/>
       </w:pPr>
       <w:rPr>
+        <w:rFonts w:eastAsia="黑体"/>
         <w:b/>
         <w:bCs/>
         <w:color w:themeColor="background1" w:val="FFFFFF"/>
@@ -5546,6 +5865,7 @@
         <w:spacing w:after="0" w:before="0" w:line="240" w:lineRule="auto"/>
       </w:pPr>
       <w:rPr>
+        <w:rFonts w:eastAsia="黑体"/>
         <w:b/>
         <w:bCs/>
       </w:rPr>
@@ -5561,12 +5881,14 @@
     </w:tblStylePr>
     <w:tblStylePr w:type="firstCol">
       <w:rPr>
+        <w:rFonts w:eastAsia="黑体"/>
         <w:b/>
         <w:bCs/>
       </w:rPr>
     </w:tblStylePr>
     <w:tblStylePr w:type="lastCol">
       <w:rPr>
+        <w:rFonts w:eastAsia="黑体"/>
         <w:b/>
         <w:bCs/>
       </w:rPr>
@@ -5624,6 +5946,7 @@
         <w:spacing w:after="0" w:before="0" w:line="240" w:lineRule="auto"/>
       </w:pPr>
       <w:rPr>
+        <w:rFonts w:eastAsia="黑体"/>
         <w:b/>
         <w:bCs/>
         <w:color w:themeColor="background1" w:val="FFFFFF"/>
@@ -5638,6 +5961,7 @@
         <w:spacing w:after="0" w:before="0" w:line="240" w:lineRule="auto"/>
       </w:pPr>
       <w:rPr>
+        <w:rFonts w:eastAsia="黑体"/>
         <w:b/>
         <w:bCs/>
       </w:rPr>
@@ -5653,12 +5977,14 @@
     </w:tblStylePr>
     <w:tblStylePr w:type="firstCol">
       <w:rPr>
+        <w:rFonts w:eastAsia="黑体"/>
         <w:b/>
         <w:bCs/>
       </w:rPr>
     </w:tblStylePr>
     <w:tblStylePr w:type="lastCol">
       <w:rPr>
+        <w:rFonts w:eastAsia="黑体"/>
         <w:b/>
         <w:bCs/>
       </w:rPr>
@@ -5716,6 +6042,7 @@
         <w:spacing w:after="0" w:before="0" w:line="240" w:lineRule="auto"/>
       </w:pPr>
       <w:rPr>
+        <w:rFonts w:eastAsia="黑体"/>
         <w:b/>
         <w:bCs/>
         <w:color w:themeColor="background1" w:val="FFFFFF"/>
@@ -5730,6 +6057,7 @@
         <w:spacing w:after="0" w:before="0" w:line="240" w:lineRule="auto"/>
       </w:pPr>
       <w:rPr>
+        <w:rFonts w:eastAsia="黑体"/>
         <w:b/>
         <w:bCs/>
       </w:rPr>
@@ -5745,12 +6073,14 @@
     </w:tblStylePr>
     <w:tblStylePr w:type="firstCol">
       <w:rPr>
+        <w:rFonts w:eastAsia="黑体"/>
         <w:b/>
         <w:bCs/>
       </w:rPr>
     </w:tblStylePr>
     <w:tblStylePr w:type="lastCol">
       <w:rPr>
+        <w:rFonts w:eastAsia="黑体"/>
         <w:b/>
         <w:bCs/>
       </w:rPr>
@@ -5810,7 +6140,7 @@
         <w:spacing w:after="0" w:before="0" w:line="240" w:lineRule="auto"/>
       </w:pPr>
       <w:rPr>
-        <w:rFonts w:asciiTheme="majorHAnsi" w:cstheme="majorBidi" w:eastAsiaTheme="majorEastAsia" w:hAnsiTheme="majorHAnsi"/>
+        <w:rFonts w:asciiTheme="majorHAnsi" w:cstheme="majorBidi" w:hAnsiTheme="majorHAnsi" w:eastAsia="黑体"/>
         <w:b/>
         <w:bCs/>
       </w:rPr>
@@ -5831,7 +6161,7 @@
         <w:spacing w:after="0" w:before="0" w:line="240" w:lineRule="auto"/>
       </w:pPr>
       <w:rPr>
-        <w:rFonts w:asciiTheme="majorHAnsi" w:cstheme="majorBidi" w:eastAsiaTheme="majorEastAsia" w:hAnsiTheme="majorHAnsi"/>
+        <w:rFonts w:asciiTheme="majorHAnsi" w:cstheme="majorBidi" w:hAnsiTheme="majorHAnsi" w:eastAsia="黑体"/>
         <w:b/>
         <w:bCs/>
       </w:rPr>
@@ -5849,14 +6179,14 @@
     </w:tblStylePr>
     <w:tblStylePr w:type="firstCol">
       <w:rPr>
-        <w:rFonts w:asciiTheme="majorHAnsi" w:cstheme="majorBidi" w:eastAsiaTheme="majorEastAsia" w:hAnsiTheme="majorHAnsi"/>
+        <w:rFonts w:asciiTheme="majorHAnsi" w:cstheme="majorBidi" w:hAnsiTheme="majorHAnsi" w:eastAsia="黑体"/>
         <w:b/>
         <w:bCs/>
       </w:rPr>
     </w:tblStylePr>
     <w:tblStylePr w:type="lastCol">
       <w:rPr>
-        <w:rFonts w:asciiTheme="majorHAnsi" w:cstheme="majorBidi" w:eastAsiaTheme="majorEastAsia" w:hAnsiTheme="majorHAnsi"/>
+        <w:rFonts w:asciiTheme="majorHAnsi" w:cstheme="majorBidi" w:hAnsiTheme="majorHAnsi" w:eastAsia="黑体"/>
         <w:b/>
         <w:bCs/>
       </w:rPr>
@@ -5940,7 +6270,7 @@
         <w:spacing w:after="0" w:before="0" w:line="240" w:lineRule="auto"/>
       </w:pPr>
       <w:rPr>
-        <w:rFonts w:asciiTheme="majorHAnsi" w:cstheme="majorBidi" w:eastAsiaTheme="majorEastAsia" w:hAnsiTheme="majorHAnsi"/>
+        <w:rFonts w:asciiTheme="majorHAnsi" w:cstheme="majorBidi" w:hAnsiTheme="majorHAnsi" w:eastAsia="黑体"/>
         <w:b/>
         <w:bCs/>
       </w:rPr>
@@ -5961,7 +6291,7 @@
         <w:spacing w:after="0" w:before="0" w:line="240" w:lineRule="auto"/>
       </w:pPr>
       <w:rPr>
-        <w:rFonts w:asciiTheme="majorHAnsi" w:cstheme="majorBidi" w:eastAsiaTheme="majorEastAsia" w:hAnsiTheme="majorHAnsi"/>
+        <w:rFonts w:asciiTheme="majorHAnsi" w:cstheme="majorBidi" w:hAnsiTheme="majorHAnsi" w:eastAsia="黑体"/>
         <w:b/>
         <w:bCs/>
       </w:rPr>
@@ -5979,14 +6309,14 @@
     </w:tblStylePr>
     <w:tblStylePr w:type="firstCol">
       <w:rPr>
-        <w:rFonts w:asciiTheme="majorHAnsi" w:cstheme="majorBidi" w:eastAsiaTheme="majorEastAsia" w:hAnsiTheme="majorHAnsi"/>
+        <w:rFonts w:asciiTheme="majorHAnsi" w:cstheme="majorBidi" w:hAnsiTheme="majorHAnsi" w:eastAsia="黑体"/>
         <w:b/>
         <w:bCs/>
       </w:rPr>
     </w:tblStylePr>
     <w:tblStylePr w:type="lastCol">
       <w:rPr>
-        <w:rFonts w:asciiTheme="majorHAnsi" w:cstheme="majorBidi" w:eastAsiaTheme="majorEastAsia" w:hAnsiTheme="majorHAnsi"/>
+        <w:rFonts w:asciiTheme="majorHAnsi" w:cstheme="majorBidi" w:hAnsiTheme="majorHAnsi" w:eastAsia="黑体"/>
         <w:b/>
         <w:bCs/>
       </w:rPr>
@@ -6070,7 +6400,7 @@
         <w:spacing w:after="0" w:before="0" w:line="240" w:lineRule="auto"/>
       </w:pPr>
       <w:rPr>
-        <w:rFonts w:asciiTheme="majorHAnsi" w:cstheme="majorBidi" w:eastAsiaTheme="majorEastAsia" w:hAnsiTheme="majorHAnsi"/>
+        <w:rFonts w:asciiTheme="majorHAnsi" w:cstheme="majorBidi" w:hAnsiTheme="majorHAnsi" w:eastAsia="黑体"/>
         <w:b/>
         <w:bCs/>
       </w:rPr>
@@ -6091,7 +6421,7 @@
         <w:spacing w:after="0" w:before="0" w:line="240" w:lineRule="auto"/>
       </w:pPr>
       <w:rPr>
-        <w:rFonts w:asciiTheme="majorHAnsi" w:cstheme="majorBidi" w:eastAsiaTheme="majorEastAsia" w:hAnsiTheme="majorHAnsi"/>
+        <w:rFonts w:asciiTheme="majorHAnsi" w:cstheme="majorBidi" w:hAnsiTheme="majorHAnsi" w:eastAsia="黑体"/>
         <w:b/>
         <w:bCs/>
       </w:rPr>
@@ -6109,14 +6439,14 @@
     </w:tblStylePr>
     <w:tblStylePr w:type="firstCol">
       <w:rPr>
-        <w:rFonts w:asciiTheme="majorHAnsi" w:cstheme="majorBidi" w:eastAsiaTheme="majorEastAsia" w:hAnsiTheme="majorHAnsi"/>
+        <w:rFonts w:asciiTheme="majorHAnsi" w:cstheme="majorBidi" w:hAnsiTheme="majorHAnsi" w:eastAsia="黑体"/>
         <w:b/>
         <w:bCs/>
       </w:rPr>
     </w:tblStylePr>
     <w:tblStylePr w:type="lastCol">
       <w:rPr>
-        <w:rFonts w:asciiTheme="majorHAnsi" w:cstheme="majorBidi" w:eastAsiaTheme="majorEastAsia" w:hAnsiTheme="majorHAnsi"/>
+        <w:rFonts w:asciiTheme="majorHAnsi" w:cstheme="majorBidi" w:hAnsiTheme="majorHAnsi" w:eastAsia="黑体"/>
         <w:b/>
         <w:bCs/>
       </w:rPr>
@@ -6200,7 +6530,7 @@
         <w:spacing w:after="0" w:before="0" w:line="240" w:lineRule="auto"/>
       </w:pPr>
       <w:rPr>
-        <w:rFonts w:asciiTheme="majorHAnsi" w:cstheme="majorBidi" w:eastAsiaTheme="majorEastAsia" w:hAnsiTheme="majorHAnsi"/>
+        <w:rFonts w:asciiTheme="majorHAnsi" w:cstheme="majorBidi" w:hAnsiTheme="majorHAnsi" w:eastAsia="黑体"/>
         <w:b/>
         <w:bCs/>
       </w:rPr>
@@ -6221,7 +6551,7 @@
         <w:spacing w:after="0" w:before="0" w:line="240" w:lineRule="auto"/>
       </w:pPr>
       <w:rPr>
-        <w:rFonts w:asciiTheme="majorHAnsi" w:cstheme="majorBidi" w:eastAsiaTheme="majorEastAsia" w:hAnsiTheme="majorHAnsi"/>
+        <w:rFonts w:asciiTheme="majorHAnsi" w:cstheme="majorBidi" w:hAnsiTheme="majorHAnsi" w:eastAsia="黑体"/>
         <w:b/>
         <w:bCs/>
       </w:rPr>
@@ -6239,14 +6569,14 @@
     </w:tblStylePr>
     <w:tblStylePr w:type="firstCol">
       <w:rPr>
-        <w:rFonts w:asciiTheme="majorHAnsi" w:cstheme="majorBidi" w:eastAsiaTheme="majorEastAsia" w:hAnsiTheme="majorHAnsi"/>
+        <w:rFonts w:asciiTheme="majorHAnsi" w:cstheme="majorBidi" w:hAnsiTheme="majorHAnsi" w:eastAsia="黑体"/>
         <w:b/>
         <w:bCs/>
       </w:rPr>
     </w:tblStylePr>
     <w:tblStylePr w:type="lastCol">
       <w:rPr>
-        <w:rFonts w:asciiTheme="majorHAnsi" w:cstheme="majorBidi" w:eastAsiaTheme="majorEastAsia" w:hAnsiTheme="majorHAnsi"/>
+        <w:rFonts w:asciiTheme="majorHAnsi" w:cstheme="majorBidi" w:hAnsiTheme="majorHAnsi" w:eastAsia="黑体"/>
         <w:b/>
         <w:bCs/>
       </w:rPr>
@@ -6330,7 +6660,7 @@
         <w:spacing w:after="0" w:before="0" w:line="240" w:lineRule="auto"/>
       </w:pPr>
       <w:rPr>
-        <w:rFonts w:asciiTheme="majorHAnsi" w:cstheme="majorBidi" w:eastAsiaTheme="majorEastAsia" w:hAnsiTheme="majorHAnsi"/>
+        <w:rFonts w:asciiTheme="majorHAnsi" w:cstheme="majorBidi" w:hAnsiTheme="majorHAnsi" w:eastAsia="黑体"/>
         <w:b/>
         <w:bCs/>
       </w:rPr>
@@ -6351,7 +6681,7 @@
         <w:spacing w:after="0" w:before="0" w:line="240" w:lineRule="auto"/>
       </w:pPr>
       <w:rPr>
-        <w:rFonts w:asciiTheme="majorHAnsi" w:cstheme="majorBidi" w:eastAsiaTheme="majorEastAsia" w:hAnsiTheme="majorHAnsi"/>
+        <w:rFonts w:asciiTheme="majorHAnsi" w:cstheme="majorBidi" w:hAnsiTheme="majorHAnsi" w:eastAsia="黑体"/>
         <w:b/>
         <w:bCs/>
       </w:rPr>
@@ -6369,14 +6699,14 @@
     </w:tblStylePr>
     <w:tblStylePr w:type="firstCol">
       <w:rPr>
-        <w:rFonts w:asciiTheme="majorHAnsi" w:cstheme="majorBidi" w:eastAsiaTheme="majorEastAsia" w:hAnsiTheme="majorHAnsi"/>
+        <w:rFonts w:asciiTheme="majorHAnsi" w:cstheme="majorBidi" w:hAnsiTheme="majorHAnsi" w:eastAsia="黑体"/>
         <w:b/>
         <w:bCs/>
       </w:rPr>
     </w:tblStylePr>
     <w:tblStylePr w:type="lastCol">
       <w:rPr>
-        <w:rFonts w:asciiTheme="majorHAnsi" w:cstheme="majorBidi" w:eastAsiaTheme="majorEastAsia" w:hAnsiTheme="majorHAnsi"/>
+        <w:rFonts w:asciiTheme="majorHAnsi" w:cstheme="majorBidi" w:hAnsiTheme="majorHAnsi" w:eastAsia="黑体"/>
         <w:b/>
         <w:bCs/>
       </w:rPr>
@@ -6460,7 +6790,7 @@
         <w:spacing w:after="0" w:before="0" w:line="240" w:lineRule="auto"/>
       </w:pPr>
       <w:rPr>
-        <w:rFonts w:asciiTheme="majorHAnsi" w:cstheme="majorBidi" w:eastAsiaTheme="majorEastAsia" w:hAnsiTheme="majorHAnsi"/>
+        <w:rFonts w:asciiTheme="majorHAnsi" w:cstheme="majorBidi" w:hAnsiTheme="majorHAnsi" w:eastAsia="黑体"/>
         <w:b/>
         <w:bCs/>
       </w:rPr>
@@ -6481,7 +6811,7 @@
         <w:spacing w:after="0" w:before="0" w:line="240" w:lineRule="auto"/>
       </w:pPr>
       <w:rPr>
-        <w:rFonts w:asciiTheme="majorHAnsi" w:cstheme="majorBidi" w:eastAsiaTheme="majorEastAsia" w:hAnsiTheme="majorHAnsi"/>
+        <w:rFonts w:asciiTheme="majorHAnsi" w:cstheme="majorBidi" w:hAnsiTheme="majorHAnsi" w:eastAsia="黑体"/>
         <w:b/>
         <w:bCs/>
       </w:rPr>
@@ -6499,14 +6829,14 @@
     </w:tblStylePr>
     <w:tblStylePr w:type="firstCol">
       <w:rPr>
-        <w:rFonts w:asciiTheme="majorHAnsi" w:cstheme="majorBidi" w:eastAsiaTheme="majorEastAsia" w:hAnsiTheme="majorHAnsi"/>
+        <w:rFonts w:asciiTheme="majorHAnsi" w:cstheme="majorBidi" w:hAnsiTheme="majorHAnsi" w:eastAsia="黑体"/>
         <w:b/>
         <w:bCs/>
       </w:rPr>
     </w:tblStylePr>
     <w:tblStylePr w:type="lastCol">
       <w:rPr>
-        <w:rFonts w:asciiTheme="majorHAnsi" w:cstheme="majorBidi" w:eastAsiaTheme="majorEastAsia" w:hAnsiTheme="majorHAnsi"/>
+        <w:rFonts w:asciiTheme="majorHAnsi" w:cstheme="majorBidi" w:hAnsiTheme="majorHAnsi" w:eastAsia="黑体"/>
         <w:b/>
         <w:bCs/>
       </w:rPr>
@@ -6590,7 +6920,7 @@
         <w:spacing w:after="0" w:before="0" w:line="240" w:lineRule="auto"/>
       </w:pPr>
       <w:rPr>
-        <w:rFonts w:asciiTheme="majorHAnsi" w:cstheme="majorBidi" w:eastAsiaTheme="majorEastAsia" w:hAnsiTheme="majorHAnsi"/>
+        <w:rFonts w:asciiTheme="majorHAnsi" w:cstheme="majorBidi" w:hAnsiTheme="majorHAnsi" w:eastAsia="黑体"/>
         <w:b/>
         <w:bCs/>
       </w:rPr>
@@ -6611,7 +6941,7 @@
         <w:spacing w:after="0" w:before="0" w:line="240" w:lineRule="auto"/>
       </w:pPr>
       <w:rPr>
-        <w:rFonts w:asciiTheme="majorHAnsi" w:cstheme="majorBidi" w:eastAsiaTheme="majorEastAsia" w:hAnsiTheme="majorHAnsi"/>
+        <w:rFonts w:asciiTheme="majorHAnsi" w:cstheme="majorBidi" w:hAnsiTheme="majorHAnsi" w:eastAsia="黑体"/>
         <w:b/>
         <w:bCs/>
       </w:rPr>
@@ -6629,14 +6959,14 @@
     </w:tblStylePr>
     <w:tblStylePr w:type="firstCol">
       <w:rPr>
-        <w:rFonts w:asciiTheme="majorHAnsi" w:cstheme="majorBidi" w:eastAsiaTheme="majorEastAsia" w:hAnsiTheme="majorHAnsi"/>
+        <w:rFonts w:asciiTheme="majorHAnsi" w:cstheme="majorBidi" w:hAnsiTheme="majorHAnsi" w:eastAsia="黑体"/>
         <w:b/>
         <w:bCs/>
       </w:rPr>
     </w:tblStylePr>
     <w:tblStylePr w:type="lastCol">
       <w:rPr>
-        <w:rFonts w:asciiTheme="majorHAnsi" w:cstheme="majorBidi" w:eastAsiaTheme="majorEastAsia" w:hAnsiTheme="majorHAnsi"/>
+        <w:rFonts w:asciiTheme="majorHAnsi" w:cstheme="majorBidi" w:hAnsiTheme="majorHAnsi" w:eastAsia="黑体"/>
         <w:b/>
         <w:bCs/>
       </w:rPr>
@@ -6719,6 +7049,7 @@
         <w:spacing w:after="0" w:before="0" w:line="240" w:lineRule="auto"/>
       </w:pPr>
       <w:rPr>
+        <w:rFonts w:eastAsia="黑体"/>
         <w:b/>
         <w:bCs/>
         <w:color w:themeColor="background1" w:val="FFFFFF"/>
@@ -6741,6 +7072,7 @@
         <w:spacing w:after="0" w:before="0" w:line="240" w:lineRule="auto"/>
       </w:pPr>
       <w:rPr>
+        <w:rFonts w:eastAsia="黑体"/>
         <w:b/>
         <w:bCs/>
       </w:rPr>
@@ -6758,12 +7090,14 @@
     </w:tblStylePr>
     <w:tblStylePr w:type="firstCol">
       <w:rPr>
+        <w:rFonts w:eastAsia="黑体"/>
         <w:b/>
         <w:bCs/>
       </w:rPr>
     </w:tblStylePr>
     <w:tblStylePr w:type="lastCol">
       <w:rPr>
+        <w:rFonts w:eastAsia="黑体"/>
         <w:b/>
         <w:bCs/>
       </w:rPr>
@@ -6825,6 +7159,7 @@
         <w:spacing w:after="0" w:before="0" w:line="240" w:lineRule="auto"/>
       </w:pPr>
       <w:rPr>
+        <w:rFonts w:eastAsia="黑体"/>
         <w:b/>
         <w:bCs/>
         <w:color w:themeColor="background1" w:val="FFFFFF"/>
@@ -6847,6 +7182,7 @@
         <w:spacing w:after="0" w:before="0" w:line="240" w:lineRule="auto"/>
       </w:pPr>
       <w:rPr>
+        <w:rFonts w:eastAsia="黑体"/>
         <w:b/>
         <w:bCs/>
       </w:rPr>
@@ -6864,12 +7200,14 @@
     </w:tblStylePr>
     <w:tblStylePr w:type="firstCol">
       <w:rPr>
+        <w:rFonts w:eastAsia="黑体"/>
         <w:b/>
         <w:bCs/>
       </w:rPr>
     </w:tblStylePr>
     <w:tblStylePr w:type="lastCol">
       <w:rPr>
+        <w:rFonts w:eastAsia="黑体"/>
         <w:b/>
         <w:bCs/>
       </w:rPr>
@@ -6931,6 +7269,7 @@
         <w:spacing w:after="0" w:before="0" w:line="240" w:lineRule="auto"/>
       </w:pPr>
       <w:rPr>
+        <w:rFonts w:eastAsia="黑体"/>
         <w:b/>
         <w:bCs/>
         <w:color w:themeColor="background1" w:val="FFFFFF"/>
@@ -6953,6 +7292,7 @@
         <w:spacing w:after="0" w:before="0" w:line="240" w:lineRule="auto"/>
       </w:pPr>
       <w:rPr>
+        <w:rFonts w:eastAsia="黑体"/>
         <w:b/>
         <w:bCs/>
       </w:rPr>
@@ -6970,12 +7310,14 @@
     </w:tblStylePr>
     <w:tblStylePr w:type="firstCol">
       <w:rPr>
+        <w:rFonts w:eastAsia="黑体"/>
         <w:b/>
         <w:bCs/>
       </w:rPr>
     </w:tblStylePr>
     <w:tblStylePr w:type="lastCol">
       <w:rPr>
+        <w:rFonts w:eastAsia="黑体"/>
         <w:b/>
         <w:bCs/>
       </w:rPr>
@@ -7037,6 +7379,7 @@
         <w:spacing w:after="0" w:before="0" w:line="240" w:lineRule="auto"/>
       </w:pPr>
       <w:rPr>
+        <w:rFonts w:eastAsia="黑体"/>
         <w:b/>
         <w:bCs/>
         <w:color w:themeColor="background1" w:val="FFFFFF"/>
@@ -7059,6 +7402,7 @@
         <w:spacing w:after="0" w:before="0" w:line="240" w:lineRule="auto"/>
       </w:pPr>
       <w:rPr>
+        <w:rFonts w:eastAsia="黑体"/>
         <w:b/>
         <w:bCs/>
       </w:rPr>
@@ -7076,12 +7420,14 @@
     </w:tblStylePr>
     <w:tblStylePr w:type="firstCol">
       <w:rPr>
+        <w:rFonts w:eastAsia="黑体"/>
         <w:b/>
         <w:bCs/>
       </w:rPr>
     </w:tblStylePr>
     <w:tblStylePr w:type="lastCol">
       <w:rPr>
+        <w:rFonts w:eastAsia="黑体"/>
         <w:b/>
         <w:bCs/>
       </w:rPr>
@@ -7143,6 +7489,7 @@
         <w:spacing w:after="0" w:before="0" w:line="240" w:lineRule="auto"/>
       </w:pPr>
       <w:rPr>
+        <w:rFonts w:eastAsia="黑体"/>
         <w:b/>
         <w:bCs/>
         <w:color w:themeColor="background1" w:val="FFFFFF"/>
@@ -7165,6 +7512,7 @@
         <w:spacing w:after="0" w:before="0" w:line="240" w:lineRule="auto"/>
       </w:pPr>
       <w:rPr>
+        <w:rFonts w:eastAsia="黑体"/>
         <w:b/>
         <w:bCs/>
       </w:rPr>
@@ -7182,12 +7530,14 @@
     </w:tblStylePr>
     <w:tblStylePr w:type="firstCol">
       <w:rPr>
+        <w:rFonts w:eastAsia="黑体"/>
         <w:b/>
         <w:bCs/>
       </w:rPr>
     </w:tblStylePr>
     <w:tblStylePr w:type="lastCol">
       <w:rPr>
+        <w:rFonts w:eastAsia="黑体"/>
         <w:b/>
         <w:bCs/>
       </w:rPr>
@@ -7249,6 +7599,7 @@
         <w:spacing w:after="0" w:before="0" w:line="240" w:lineRule="auto"/>
       </w:pPr>
       <w:rPr>
+        <w:rFonts w:eastAsia="黑体"/>
         <w:b/>
         <w:bCs/>
         <w:color w:themeColor="background1" w:val="FFFFFF"/>
@@ -7271,6 +7622,7 @@
         <w:spacing w:after="0" w:before="0" w:line="240" w:lineRule="auto"/>
       </w:pPr>
       <w:rPr>
+        <w:rFonts w:eastAsia="黑体"/>
         <w:b/>
         <w:bCs/>
       </w:rPr>
@@ -7288,12 +7640,14 @@
     </w:tblStylePr>
     <w:tblStylePr w:type="firstCol">
       <w:rPr>
+        <w:rFonts w:eastAsia="黑体"/>
         <w:b/>
         <w:bCs/>
       </w:rPr>
     </w:tblStylePr>
     <w:tblStylePr w:type="lastCol">
       <w:rPr>
+        <w:rFonts w:eastAsia="黑体"/>
         <w:b/>
         <w:bCs/>
       </w:rPr>
@@ -7355,6 +7709,7 @@
         <w:spacing w:after="0" w:before="0" w:line="240" w:lineRule="auto"/>
       </w:pPr>
       <w:rPr>
+        <w:rFonts w:eastAsia="黑体"/>
         <w:b/>
         <w:bCs/>
         <w:color w:themeColor="background1" w:val="FFFFFF"/>
@@ -7377,6 +7732,7 @@
         <w:spacing w:after="0" w:before="0" w:line="240" w:lineRule="auto"/>
       </w:pPr>
       <w:rPr>
+        <w:rFonts w:eastAsia="黑体"/>
         <w:b/>
         <w:bCs/>
       </w:rPr>
@@ -7394,12 +7750,14 @@
     </w:tblStylePr>
     <w:tblStylePr w:type="firstCol">
       <w:rPr>
+        <w:rFonts w:eastAsia="黑体"/>
         <w:b/>
         <w:bCs/>
       </w:rPr>
     </w:tblStylePr>
     <w:tblStylePr w:type="lastCol">
       <w:rPr>
+        <w:rFonts w:eastAsia="黑体"/>
         <w:b/>
         <w:bCs/>
       </w:rPr>
@@ -7458,6 +7816,7 @@
         <w:spacing w:after="0" w:before="0" w:line="240" w:lineRule="auto"/>
       </w:pPr>
       <w:rPr>
+        <w:rFonts w:eastAsia="黑体"/>
         <w:b/>
         <w:bCs/>
         <w:color w:themeColor="background1" w:val="FFFFFF"/>
@@ -7480,6 +7839,7 @@
         <w:spacing w:after="0" w:before="0" w:line="240" w:lineRule="auto"/>
       </w:pPr>
       <w:rPr>
+        <w:rFonts w:eastAsia="黑体"/>
         <w:color w:val="auto"/>
       </w:rPr>
       <w:tblPr/>
@@ -7497,6 +7857,7 @@
     </w:tblStylePr>
     <w:tblStylePr w:type="firstCol">
       <w:rPr>
+        <w:rFonts w:eastAsia="黑体"/>
         <w:b/>
         <w:bCs/>
         <w:color w:themeColor="background1" w:val="FFFFFF"/>
@@ -7516,6 +7877,7 @@
     </w:tblStylePr>
     <w:tblStylePr w:type="lastCol">
       <w:rPr>
+        <w:rFonts w:eastAsia="黑体"/>
         <w:b/>
         <w:bCs/>
         <w:color w:themeColor="background1" w:val="FFFFFF"/>
@@ -7564,6 +7926,7 @@
     </w:tblStylePr>
     <w:tblStylePr w:type="nwCell">
       <w:rPr>
+        <w:rFonts w:eastAsia="黑体"/>
         <w:color w:themeColor="background1" w:val="FFFFFF"/>
       </w:rPr>
       <w:tblPr/>
@@ -7607,6 +7970,7 @@
         <w:spacing w:after="0" w:before="0" w:line="240" w:lineRule="auto"/>
       </w:pPr>
       <w:rPr>
+        <w:rFonts w:eastAsia="黑体"/>
         <w:b/>
         <w:bCs/>
         <w:color w:themeColor="background1" w:val="FFFFFF"/>
@@ -7629,6 +7993,7 @@
         <w:spacing w:after="0" w:before="0" w:line="240" w:lineRule="auto"/>
       </w:pPr>
       <w:rPr>
+        <w:rFonts w:eastAsia="黑体"/>
         <w:color w:val="auto"/>
       </w:rPr>
       <w:tblPr/>
@@ -7646,6 +8011,7 @@
     </w:tblStylePr>
     <w:tblStylePr w:type="firstCol">
       <w:rPr>
+        <w:rFonts w:eastAsia="黑体"/>
         <w:b/>
         <w:bCs/>
         <w:color w:themeColor="background1" w:val="FFFFFF"/>
@@ -7665,6 +8031,7 @@
     </w:tblStylePr>
     <w:tblStylePr w:type="lastCol">
       <w:rPr>
+        <w:rFonts w:eastAsia="黑体"/>
         <w:b/>
         <w:bCs/>
         <w:color w:themeColor="background1" w:val="FFFFFF"/>
@@ -7713,6 +8080,7 @@
     </w:tblStylePr>
     <w:tblStylePr w:type="nwCell">
       <w:rPr>
+        <w:rFonts w:eastAsia="黑体"/>
         <w:color w:themeColor="background1" w:val="FFFFFF"/>
       </w:rPr>
       <w:tblPr/>
@@ -7756,6 +8124,7 @@
         <w:spacing w:after="0" w:before="0" w:line="240" w:lineRule="auto"/>
       </w:pPr>
       <w:rPr>
+        <w:rFonts w:eastAsia="黑体"/>
         <w:b/>
         <w:bCs/>
         <w:color w:themeColor="background1" w:val="FFFFFF"/>
@@ -7778,6 +8147,7 @@
         <w:spacing w:after="0" w:before="0" w:line="240" w:lineRule="auto"/>
       </w:pPr>
       <w:rPr>
+        <w:rFonts w:eastAsia="黑体"/>
         <w:color w:val="auto"/>
       </w:rPr>
       <w:tblPr/>
@@ -7795,6 +8165,7 @@
     </w:tblStylePr>
     <w:tblStylePr w:type="firstCol">
       <w:rPr>
+        <w:rFonts w:eastAsia="黑体"/>
         <w:b/>
         <w:bCs/>
         <w:color w:themeColor="background1" w:val="FFFFFF"/>
@@ -7814,6 +8185,7 @@
     </w:tblStylePr>
     <w:tblStylePr w:type="lastCol">
       <w:rPr>
+        <w:rFonts w:eastAsia="黑体"/>
         <w:b/>
         <w:bCs/>
         <w:color w:themeColor="background1" w:val="FFFFFF"/>
@@ -7862,6 +8234,7 @@
     </w:tblStylePr>
     <w:tblStylePr w:type="nwCell">
       <w:rPr>
+        <w:rFonts w:eastAsia="黑体"/>
         <w:color w:themeColor="background1" w:val="FFFFFF"/>
       </w:rPr>
       <w:tblPr/>
@@ -7905,6 +8278,7 @@
         <w:spacing w:after="0" w:before="0" w:line="240" w:lineRule="auto"/>
       </w:pPr>
       <w:rPr>
+        <w:rFonts w:eastAsia="黑体"/>
         <w:b/>
         <w:bCs/>
         <w:color w:themeColor="background1" w:val="FFFFFF"/>
@@ -7927,6 +8301,7 @@
         <w:spacing w:after="0" w:before="0" w:line="240" w:lineRule="auto"/>
       </w:pPr>
       <w:rPr>
+        <w:rFonts w:eastAsia="黑体"/>
         <w:color w:val="auto"/>
       </w:rPr>
       <w:tblPr/>
@@ -7944,6 +8319,7 @@
     </w:tblStylePr>
     <w:tblStylePr w:type="firstCol">
       <w:rPr>
+        <w:rFonts w:eastAsia="黑体"/>
         <w:b/>
         <w:bCs/>
         <w:color w:themeColor="background1" w:val="FFFFFF"/>
@@ -7963,6 +8339,7 @@
     </w:tblStylePr>
     <w:tblStylePr w:type="lastCol">
       <w:rPr>
+        <w:rFonts w:eastAsia="黑体"/>
         <w:b/>
         <w:bCs/>
         <w:color w:themeColor="background1" w:val="FFFFFF"/>
@@ -8011,6 +8388,7 @@
     </w:tblStylePr>
     <w:tblStylePr w:type="nwCell">
       <w:rPr>
+        <w:rFonts w:eastAsia="黑体"/>
         <w:color w:themeColor="background1" w:val="FFFFFF"/>
       </w:rPr>
       <w:tblPr/>
@@ -8054,6 +8432,7 @@
         <w:spacing w:after="0" w:before="0" w:line="240" w:lineRule="auto"/>
       </w:pPr>
       <w:rPr>
+        <w:rFonts w:eastAsia="黑体"/>
         <w:b/>
         <w:bCs/>
         <w:color w:themeColor="background1" w:val="FFFFFF"/>
@@ -8076,6 +8455,7 @@
         <w:spacing w:after="0" w:before="0" w:line="240" w:lineRule="auto"/>
       </w:pPr>
       <w:rPr>
+        <w:rFonts w:eastAsia="黑体"/>
         <w:color w:val="auto"/>
       </w:rPr>
       <w:tblPr/>
@@ -8093,6 +8473,7 @@
     </w:tblStylePr>
     <w:tblStylePr w:type="firstCol">
       <w:rPr>
+        <w:rFonts w:eastAsia="黑体"/>
         <w:b/>
         <w:bCs/>
         <w:color w:themeColor="background1" w:val="FFFFFF"/>
@@ -8112,6 +8493,7 @@
     </w:tblStylePr>
     <w:tblStylePr w:type="lastCol">
       <w:rPr>
+        <w:rFonts w:eastAsia="黑体"/>
         <w:b/>
         <w:bCs/>
         <w:color w:themeColor="background1" w:val="FFFFFF"/>
@@ -8160,6 +8542,7 @@
     </w:tblStylePr>
     <w:tblStylePr w:type="nwCell">
       <w:rPr>
+        <w:rFonts w:eastAsia="黑体"/>
         <w:color w:themeColor="background1" w:val="FFFFFF"/>
       </w:rPr>
       <w:tblPr/>
@@ -8203,6 +8586,7 @@
         <w:spacing w:after="0" w:before="0" w:line="240" w:lineRule="auto"/>
       </w:pPr>
       <w:rPr>
+        <w:rFonts w:eastAsia="黑体"/>
         <w:b/>
         <w:bCs/>
         <w:color w:themeColor="background1" w:val="FFFFFF"/>
@@ -8225,6 +8609,7 @@
         <w:spacing w:after="0" w:before="0" w:line="240" w:lineRule="auto"/>
       </w:pPr>
       <w:rPr>
+        <w:rFonts w:eastAsia="黑体"/>
         <w:color w:val="auto"/>
       </w:rPr>
       <w:tblPr/>
@@ -8242,6 +8627,7 @@
     </w:tblStylePr>
     <w:tblStylePr w:type="firstCol">
       <w:rPr>
+        <w:rFonts w:eastAsia="黑体"/>
         <w:b/>
         <w:bCs/>
         <w:color w:themeColor="background1" w:val="FFFFFF"/>
@@ -8261,6 +8647,7 @@
     </w:tblStylePr>
     <w:tblStylePr w:type="lastCol">
       <w:rPr>
+        <w:rFonts w:eastAsia="黑体"/>
         <w:b/>
         <w:bCs/>
         <w:color w:themeColor="background1" w:val="FFFFFF"/>
@@ -8309,6 +8696,7 @@
     </w:tblStylePr>
     <w:tblStylePr w:type="nwCell">
       <w:rPr>
+        <w:rFonts w:eastAsia="黑体"/>
         <w:color w:themeColor="background1" w:val="FFFFFF"/>
       </w:rPr>
       <w:tblPr/>
@@ -8352,6 +8740,7 @@
         <w:spacing w:after="0" w:before="0" w:line="240" w:lineRule="auto"/>
       </w:pPr>
       <w:rPr>
+        <w:rFonts w:eastAsia="黑体"/>
         <w:b/>
         <w:bCs/>
         <w:color w:themeColor="background1" w:val="FFFFFF"/>
@@ -8374,6 +8763,7 @@
         <w:spacing w:after="0" w:before="0" w:line="240" w:lineRule="auto"/>
       </w:pPr>
       <w:rPr>
+        <w:rFonts w:eastAsia="黑体"/>
         <w:color w:val="auto"/>
       </w:rPr>
       <w:tblPr/>
@@ -8391,6 +8781,7 @@
     </w:tblStylePr>
     <w:tblStylePr w:type="firstCol">
       <w:rPr>
+        <w:rFonts w:eastAsia="黑体"/>
         <w:b/>
         <w:bCs/>
         <w:color w:themeColor="background1" w:val="FFFFFF"/>
@@ -8410,6 +8801,7 @@
     </w:tblStylePr>
     <w:tblStylePr w:type="lastCol">
       <w:rPr>
+        <w:rFonts w:eastAsia="黑体"/>
         <w:b/>
         <w:bCs/>
         <w:color w:themeColor="background1" w:val="FFFFFF"/>
@@ -8458,6 +8850,7 @@
     </w:tblStylePr>
     <w:tblStylePr w:type="nwCell">
       <w:rPr>
+        <w:rFonts w:eastAsia="黑体"/>
         <w:color w:themeColor="background1" w:val="FFFFFF"/>
       </w:rPr>
       <w:tblPr/>
@@ -8482,6 +8875,7 @@
       <w:spacing w:after="0" w:line="240" w:lineRule="auto"/>
     </w:pPr>
     <w:rPr>
+      <w:rFonts w:eastAsia="黑体"/>
       <w:color w:themeColor="text1" w:val="000000"/>
     </w:rPr>
     <w:tblPr>
@@ -8501,7 +8895,7 @@
     </w:tblPr>
     <w:tblStylePr w:type="firstRow">
       <w:rPr>
-        <w:rFonts w:asciiTheme="majorHAnsi" w:cstheme="majorBidi" w:eastAsiaTheme="majorEastAsia" w:hAnsiTheme="majorHAnsi"/>
+        <w:rFonts w:asciiTheme="majorHAnsi" w:cstheme="majorBidi" w:hAnsiTheme="majorHAnsi" w:eastAsia="黑体"/>
       </w:rPr>
       <w:tblPr/>
       <w:tcPr>
@@ -8513,6 +8907,7 @@
     </w:tblStylePr>
     <w:tblStylePr w:type="lastRow">
       <w:rPr>
+        <w:rFonts w:eastAsia="黑体"/>
         <w:b/>
         <w:bCs/>
         <w:color w:themeColor="text2" w:val="1F497D"/>
@@ -8527,12 +8922,14 @@
     </w:tblStylePr>
     <w:tblStylePr w:type="firstCol">
       <w:rPr>
+        <w:rFonts w:eastAsia="黑体"/>
         <w:b/>
         <w:bCs/>
       </w:rPr>
     </w:tblStylePr>
     <w:tblStylePr w:type="lastCol">
       <w:rPr>
+        <w:rFonts w:eastAsia="黑体"/>
         <w:b/>
         <w:bCs/>
       </w:rPr>
@@ -8566,6 +8963,7 @@
       <w:spacing w:after="0" w:line="240" w:lineRule="auto"/>
     </w:pPr>
     <w:rPr>
+      <w:rFonts w:eastAsia="黑体"/>
       <w:color w:themeColor="text1" w:val="000000"/>
     </w:rPr>
     <w:tblPr>
@@ -8585,7 +8983,7 @@
     </w:tblPr>
     <w:tblStylePr w:type="firstRow">
       <w:rPr>
-        <w:rFonts w:asciiTheme="majorHAnsi" w:cstheme="majorBidi" w:eastAsiaTheme="majorEastAsia" w:hAnsiTheme="majorHAnsi"/>
+        <w:rFonts w:asciiTheme="majorHAnsi" w:cstheme="majorBidi" w:hAnsiTheme="majorHAnsi" w:eastAsia="黑体"/>
       </w:rPr>
       <w:tblPr/>
       <w:tcPr>
@@ -8597,6 +8995,7 @@
     </w:tblStylePr>
     <w:tblStylePr w:type="lastRow">
       <w:rPr>
+        <w:rFonts w:eastAsia="黑体"/>
         <w:b/>
         <w:bCs/>
         <w:color w:themeColor="text2" w:val="1F497D"/>
@@ -8611,12 +9010,14 @@
     </w:tblStylePr>
     <w:tblStylePr w:type="firstCol">
       <w:rPr>
+        <w:rFonts w:eastAsia="黑体"/>
         <w:b/>
         <w:bCs/>
       </w:rPr>
     </w:tblStylePr>
     <w:tblStylePr w:type="lastCol">
       <w:rPr>
+        <w:rFonts w:eastAsia="黑体"/>
         <w:b/>
         <w:bCs/>
       </w:rPr>
@@ -8650,6 +9051,7 @@
       <w:spacing w:after="0" w:line="240" w:lineRule="auto"/>
     </w:pPr>
     <w:rPr>
+      <w:rFonts w:eastAsia="黑体"/>
       <w:color w:themeColor="text1" w:val="000000"/>
     </w:rPr>
     <w:tblPr>
@@ -8669,7 +9071,7 @@
     </w:tblPr>
     <w:tblStylePr w:type="firstRow">
       <w:rPr>
-        <w:rFonts w:asciiTheme="majorHAnsi" w:cstheme="majorBidi" w:eastAsiaTheme="majorEastAsia" w:hAnsiTheme="majorHAnsi"/>
+        <w:rFonts w:asciiTheme="majorHAnsi" w:cstheme="majorBidi" w:hAnsiTheme="majorHAnsi" w:eastAsia="黑体"/>
       </w:rPr>
       <w:tblPr/>
       <w:tcPr>
@@ -8681,6 +9083,7 @@
     </w:tblStylePr>
     <w:tblStylePr w:type="lastRow">
       <w:rPr>
+        <w:rFonts w:eastAsia="黑体"/>
         <w:b/>
         <w:bCs/>
         <w:color w:themeColor="text2" w:val="1F497D"/>
@@ -8695,12 +9098,14 @@
     </w:tblStylePr>
     <w:tblStylePr w:type="firstCol">
       <w:rPr>
+        <w:rFonts w:eastAsia="黑体"/>
         <w:b/>
         <w:bCs/>
       </w:rPr>
     </w:tblStylePr>
     <w:tblStylePr w:type="lastCol">
       <w:rPr>
+        <w:rFonts w:eastAsia="黑体"/>
         <w:b/>
         <w:bCs/>
       </w:rPr>
@@ -8734,6 +9139,7 @@
       <w:spacing w:after="0" w:line="240" w:lineRule="auto"/>
     </w:pPr>
     <w:rPr>
+      <w:rFonts w:eastAsia="黑体"/>
       <w:color w:themeColor="text1" w:val="000000"/>
     </w:rPr>
     <w:tblPr>
@@ -8753,7 +9159,7 @@
     </w:tblPr>
     <w:tblStylePr w:type="firstRow">
       <w:rPr>
-        <w:rFonts w:asciiTheme="majorHAnsi" w:cstheme="majorBidi" w:eastAsiaTheme="majorEastAsia" w:hAnsiTheme="majorHAnsi"/>
+        <w:rFonts w:asciiTheme="majorHAnsi" w:cstheme="majorBidi" w:hAnsiTheme="majorHAnsi" w:eastAsia="黑体"/>
       </w:rPr>
       <w:tblPr/>
       <w:tcPr>
@@ -8765,6 +9171,7 @@
     </w:tblStylePr>
     <w:tblStylePr w:type="lastRow">
       <w:rPr>
+        <w:rFonts w:eastAsia="黑体"/>
         <w:b/>
         <w:bCs/>
         <w:color w:themeColor="text2" w:val="1F497D"/>
@@ -8779,12 +9186,14 @@
     </w:tblStylePr>
     <w:tblStylePr w:type="firstCol">
       <w:rPr>
+        <w:rFonts w:eastAsia="黑体"/>
         <w:b/>
         <w:bCs/>
       </w:rPr>
     </w:tblStylePr>
     <w:tblStylePr w:type="lastCol">
       <w:rPr>
+        <w:rFonts w:eastAsia="黑体"/>
         <w:b/>
         <w:bCs/>
       </w:rPr>
@@ -8818,6 +9227,7 @@
       <w:spacing w:after="0" w:line="240" w:lineRule="auto"/>
     </w:pPr>
     <w:rPr>
+      <w:rFonts w:eastAsia="黑体"/>
       <w:color w:themeColor="text1" w:val="000000"/>
     </w:rPr>
     <w:tblPr>
@@ -8837,7 +9247,7 @@
     </w:tblPr>
     <w:tblStylePr w:type="firstRow">
       <w:rPr>
-        <w:rFonts w:asciiTheme="majorHAnsi" w:cstheme="majorBidi" w:eastAsiaTheme="majorEastAsia" w:hAnsiTheme="majorHAnsi"/>
+        <w:rFonts w:asciiTheme="majorHAnsi" w:cstheme="majorBidi" w:hAnsiTheme="majorHAnsi" w:eastAsia="黑体"/>
       </w:rPr>
       <w:tblPr/>
       <w:tcPr>
@@ -8849,6 +9259,7 @@
     </w:tblStylePr>
     <w:tblStylePr w:type="lastRow">
       <w:rPr>
+        <w:rFonts w:eastAsia="黑体"/>
         <w:b/>
         <w:bCs/>
         <w:color w:themeColor="text2" w:val="1F497D"/>
@@ -8863,12 +9274,14 @@
     </w:tblStylePr>
     <w:tblStylePr w:type="firstCol">
       <w:rPr>
+        <w:rFonts w:eastAsia="黑体"/>
         <w:b/>
         <w:bCs/>
       </w:rPr>
     </w:tblStylePr>
     <w:tblStylePr w:type="lastCol">
       <w:rPr>
+        <w:rFonts w:eastAsia="黑体"/>
         <w:b/>
         <w:bCs/>
       </w:rPr>
@@ -8902,6 +9315,7 @@
       <w:spacing w:after="0" w:line="240" w:lineRule="auto"/>
     </w:pPr>
     <w:rPr>
+      <w:rFonts w:eastAsia="黑体"/>
       <w:color w:themeColor="text1" w:val="000000"/>
     </w:rPr>
     <w:tblPr>
@@ -8921,7 +9335,7 @@
     </w:tblPr>
     <w:tblStylePr w:type="firstRow">
       <w:rPr>
-        <w:rFonts w:asciiTheme="majorHAnsi" w:cstheme="majorBidi" w:eastAsiaTheme="majorEastAsia" w:hAnsiTheme="majorHAnsi"/>
+        <w:rFonts w:asciiTheme="majorHAnsi" w:cstheme="majorBidi" w:hAnsiTheme="majorHAnsi" w:eastAsia="黑体"/>
       </w:rPr>
       <w:tblPr/>
       <w:tcPr>
@@ -8933,6 +9347,7 @@
     </w:tblStylePr>
     <w:tblStylePr w:type="lastRow">
       <w:rPr>
+        <w:rFonts w:eastAsia="黑体"/>
         <w:b/>
         <w:bCs/>
         <w:color w:themeColor="text2" w:val="1F497D"/>
@@ -8947,12 +9362,14 @@
     </w:tblStylePr>
     <w:tblStylePr w:type="firstCol">
       <w:rPr>
+        <w:rFonts w:eastAsia="黑体"/>
         <w:b/>
         <w:bCs/>
       </w:rPr>
     </w:tblStylePr>
     <w:tblStylePr w:type="lastCol">
       <w:rPr>
+        <w:rFonts w:eastAsia="黑体"/>
         <w:b/>
         <w:bCs/>
       </w:rPr>
@@ -8986,6 +9403,7 @@
       <w:spacing w:after="0" w:line="240" w:lineRule="auto"/>
     </w:pPr>
     <w:rPr>
+      <w:rFonts w:eastAsia="黑体"/>
       <w:color w:themeColor="text1" w:val="000000"/>
     </w:rPr>
     <w:tblPr>
@@ -9005,7 +9423,7 @@
     </w:tblPr>
     <w:tblStylePr w:type="firstRow">
       <w:rPr>
-        <w:rFonts w:asciiTheme="majorHAnsi" w:cstheme="majorBidi" w:eastAsiaTheme="majorEastAsia" w:hAnsiTheme="majorHAnsi"/>
+        <w:rFonts w:asciiTheme="majorHAnsi" w:cstheme="majorBidi" w:hAnsiTheme="majorHAnsi" w:eastAsia="黑体"/>
       </w:rPr>
       <w:tblPr/>
       <w:tcPr>
@@ -9017,6 +9435,7 @@
     </w:tblStylePr>
     <w:tblStylePr w:type="lastRow">
       <w:rPr>
+        <w:rFonts w:eastAsia="黑体"/>
         <w:b/>
         <w:bCs/>
         <w:color w:themeColor="text2" w:val="1F497D"/>
@@ -9031,12 +9450,14 @@
     </w:tblStylePr>
     <w:tblStylePr w:type="firstCol">
       <w:rPr>
+        <w:rFonts w:eastAsia="黑体"/>
         <w:b/>
         <w:bCs/>
       </w:rPr>
     </w:tblStylePr>
     <w:tblStylePr w:type="lastCol">
       <w:rPr>
+        <w:rFonts w:eastAsia="黑体"/>
         <w:b/>
         <w:bCs/>
       </w:rPr>
@@ -9070,7 +9491,7 @@
       <w:spacing w:after="0" w:line="240" w:lineRule="auto"/>
     </w:pPr>
     <w:rPr>
-      <w:rFonts w:asciiTheme="majorHAnsi" w:cstheme="majorBidi" w:eastAsiaTheme="majorEastAsia" w:hAnsiTheme="majorHAnsi"/>
+      <w:rFonts w:asciiTheme="majorHAnsi" w:cstheme="majorBidi" w:hAnsiTheme="majorHAnsi" w:eastAsia="黑体"/>
       <w:color w:themeColor="text1" w:val="000000"/>
     </w:rPr>
     <w:tblPr>
@@ -9092,6 +9513,7 @@
     </w:tblPr>
     <w:tblStylePr w:type="firstRow">
       <w:rPr>
+        <w:rFonts w:eastAsia="黑体"/>
         <w:sz w:val="24"/>
         <w:szCs w:val="24"/>
       </w:rPr>
@@ -9198,7 +9620,7 @@
       <w:spacing w:after="0" w:line="240" w:lineRule="auto"/>
     </w:pPr>
     <w:rPr>
-      <w:rFonts w:asciiTheme="majorHAnsi" w:cstheme="majorBidi" w:eastAsiaTheme="majorEastAsia" w:hAnsiTheme="majorHAnsi"/>
+      <w:rFonts w:asciiTheme="majorHAnsi" w:cstheme="majorBidi" w:hAnsiTheme="majorHAnsi" w:eastAsia="黑体"/>
       <w:color w:themeColor="text1" w:val="000000"/>
     </w:rPr>
     <w:tblPr>
@@ -9220,6 +9642,7 @@
     </w:tblPr>
     <w:tblStylePr w:type="firstRow">
       <w:rPr>
+        <w:rFonts w:eastAsia="黑体"/>
         <w:sz w:val="24"/>
         <w:szCs w:val="24"/>
       </w:rPr>
@@ -9326,7 +9749,7 @@
       <w:spacing w:after="0" w:line="240" w:lineRule="auto"/>
     </w:pPr>
     <w:rPr>
-      <w:rFonts w:asciiTheme="majorHAnsi" w:cstheme="majorBidi" w:eastAsiaTheme="majorEastAsia" w:hAnsiTheme="majorHAnsi"/>
+      <w:rFonts w:asciiTheme="majorHAnsi" w:cstheme="majorBidi" w:hAnsiTheme="majorHAnsi" w:eastAsia="黑体"/>
       <w:color w:themeColor="text1" w:val="000000"/>
     </w:rPr>
     <w:tblPr>
@@ -9348,6 +9771,7 @@
     </w:tblPr>
     <w:tblStylePr w:type="firstRow">
       <w:rPr>
+        <w:rFonts w:eastAsia="黑体"/>
         <w:sz w:val="24"/>
         <w:szCs w:val="24"/>
       </w:rPr>
@@ -9454,7 +9878,7 @@
       <w:spacing w:after="0" w:line="240" w:lineRule="auto"/>
     </w:pPr>
     <w:rPr>
-      <w:rFonts w:asciiTheme="majorHAnsi" w:cstheme="majorBidi" w:eastAsiaTheme="majorEastAsia" w:hAnsiTheme="majorHAnsi"/>
+      <w:rFonts w:asciiTheme="majorHAnsi" w:cstheme="majorBidi" w:hAnsiTheme="majorHAnsi" w:eastAsia="黑体"/>
       <w:color w:themeColor="text1" w:val="000000"/>
     </w:rPr>
     <w:tblPr>
@@ -9476,6 +9900,7 @@
     </w:tblPr>
     <w:tblStylePr w:type="firstRow">
       <w:rPr>
+        <w:rFonts w:eastAsia="黑体"/>
         <w:sz w:val="24"/>
         <w:szCs w:val="24"/>
       </w:rPr>
@@ -9582,7 +10007,7 @@
       <w:spacing w:after="0" w:line="240" w:lineRule="auto"/>
     </w:pPr>
     <w:rPr>
-      <w:rFonts w:asciiTheme="majorHAnsi" w:cstheme="majorBidi" w:eastAsiaTheme="majorEastAsia" w:hAnsiTheme="majorHAnsi"/>
+      <w:rFonts w:asciiTheme="majorHAnsi" w:cstheme="majorBidi" w:hAnsiTheme="majorHAnsi" w:eastAsia="黑体"/>
       <w:color w:themeColor="text1" w:val="000000"/>
     </w:rPr>
     <w:tblPr>
@@ -9604,6 +10029,7 @@
     </w:tblPr>
     <w:tblStylePr w:type="firstRow">
       <w:rPr>
+        <w:rFonts w:eastAsia="黑体"/>
         <w:sz w:val="24"/>
         <w:szCs w:val="24"/>
       </w:rPr>
@@ -9710,7 +10136,7 @@
       <w:spacing w:after="0" w:line="240" w:lineRule="auto"/>
     </w:pPr>
     <w:rPr>
-      <w:rFonts w:asciiTheme="majorHAnsi" w:cstheme="majorBidi" w:eastAsiaTheme="majorEastAsia" w:hAnsiTheme="majorHAnsi"/>
+      <w:rFonts w:asciiTheme="majorHAnsi" w:cstheme="majorBidi" w:hAnsiTheme="majorHAnsi" w:eastAsia="黑体"/>
       <w:color w:themeColor="text1" w:val="000000"/>
     </w:rPr>
     <w:tblPr>
@@ -9732,6 +10158,7 @@
     </w:tblPr>
     <w:tblStylePr w:type="firstRow">
       <w:rPr>
+        <w:rFonts w:eastAsia="黑体"/>
         <w:sz w:val="24"/>
         <w:szCs w:val="24"/>
       </w:rPr>
@@ -9838,7 +10265,7 @@
       <w:spacing w:after="0" w:line="240" w:lineRule="auto"/>
     </w:pPr>
     <w:rPr>
-      <w:rFonts w:asciiTheme="majorHAnsi" w:cstheme="majorBidi" w:eastAsiaTheme="majorEastAsia" w:hAnsiTheme="majorHAnsi"/>
+      <w:rFonts w:asciiTheme="majorHAnsi" w:cstheme="majorBidi" w:hAnsiTheme="majorHAnsi" w:eastAsia="黑体"/>
       <w:color w:themeColor="text1" w:val="000000"/>
     </w:rPr>
     <w:tblPr>
@@ -9860,6 +10287,7 @@
     </w:tblPr>
     <w:tblStylePr w:type="firstRow">
       <w:rPr>
+        <w:rFonts w:eastAsia="黑体"/>
         <w:sz w:val="24"/>
         <w:szCs w:val="24"/>
       </w:rPr>
@@ -9989,12 +10417,14 @@
     </w:tcPr>
     <w:tblStylePr w:type="firstRow">
       <w:rPr>
+        <w:rFonts w:eastAsia="黑体"/>
         <w:b/>
         <w:bCs/>
       </w:rPr>
     </w:tblStylePr>
     <w:tblStylePr w:type="lastRow">
       <w:rPr>
+        <w:rFonts w:eastAsia="黑体"/>
         <w:b/>
         <w:bCs/>
       </w:rPr>
@@ -10007,12 +10437,14 @@
     </w:tblStylePr>
     <w:tblStylePr w:type="firstCol">
       <w:rPr>
+        <w:rFonts w:eastAsia="黑体"/>
         <w:b/>
         <w:bCs/>
       </w:rPr>
     </w:tblStylePr>
     <w:tblStylePr w:type="lastCol">
       <w:rPr>
+        <w:rFonts w:eastAsia="黑体"/>
         <w:b/>
         <w:bCs/>
       </w:rPr>
@@ -10062,12 +10494,14 @@
     </w:tcPr>
     <w:tblStylePr w:type="firstRow">
       <w:rPr>
+        <w:rFonts w:eastAsia="黑体"/>
         <w:b/>
         <w:bCs/>
       </w:rPr>
     </w:tblStylePr>
     <w:tblStylePr w:type="lastRow">
       <w:rPr>
+        <w:rFonts w:eastAsia="黑体"/>
         <w:b/>
         <w:bCs/>
       </w:rPr>
@@ -10080,12 +10514,14 @@
     </w:tblStylePr>
     <w:tblStylePr w:type="firstCol">
       <w:rPr>
+        <w:rFonts w:eastAsia="黑体"/>
         <w:b/>
         <w:bCs/>
       </w:rPr>
     </w:tblStylePr>
     <w:tblStylePr w:type="lastCol">
       <w:rPr>
+        <w:rFonts w:eastAsia="黑体"/>
         <w:b/>
         <w:bCs/>
       </w:rPr>
@@ -10135,12 +10571,14 @@
     </w:tcPr>
     <w:tblStylePr w:type="firstRow">
       <w:rPr>
+        <w:rFonts w:eastAsia="黑体"/>
         <w:b/>
         <w:bCs/>
       </w:rPr>
     </w:tblStylePr>
     <w:tblStylePr w:type="lastRow">
       <w:rPr>
+        <w:rFonts w:eastAsia="黑体"/>
         <w:b/>
         <w:bCs/>
       </w:rPr>
@@ -10153,12 +10591,14 @@
     </w:tblStylePr>
     <w:tblStylePr w:type="firstCol">
       <w:rPr>
+        <w:rFonts w:eastAsia="黑体"/>
         <w:b/>
         <w:bCs/>
       </w:rPr>
     </w:tblStylePr>
     <w:tblStylePr w:type="lastCol">
       <w:rPr>
+        <w:rFonts w:eastAsia="黑体"/>
         <w:b/>
         <w:bCs/>
       </w:rPr>
@@ -10208,12 +10648,14 @@
     </w:tcPr>
     <w:tblStylePr w:type="firstRow">
       <w:rPr>
+        <w:rFonts w:eastAsia="黑体"/>
         <w:b/>
         <w:bCs/>
       </w:rPr>
     </w:tblStylePr>
     <w:tblStylePr w:type="lastRow">
       <w:rPr>
+        <w:rFonts w:eastAsia="黑体"/>
         <w:b/>
         <w:bCs/>
       </w:rPr>
@@ -10226,12 +10668,14 @@
     </w:tblStylePr>
     <w:tblStylePr w:type="firstCol">
       <w:rPr>
+        <w:rFonts w:eastAsia="黑体"/>
         <w:b/>
         <w:bCs/>
       </w:rPr>
     </w:tblStylePr>
     <w:tblStylePr w:type="lastCol">
       <w:rPr>
+        <w:rFonts w:eastAsia="黑体"/>
         <w:b/>
         <w:bCs/>
       </w:rPr>
@@ -10281,12 +10725,14 @@
     </w:tcPr>
     <w:tblStylePr w:type="firstRow">
       <w:rPr>
+        <w:rFonts w:eastAsia="黑体"/>
         <w:b/>
         <w:bCs/>
       </w:rPr>
     </w:tblStylePr>
     <w:tblStylePr w:type="lastRow">
       <w:rPr>
+        <w:rFonts w:eastAsia="黑体"/>
         <w:b/>
         <w:bCs/>
       </w:rPr>
@@ -10299,12 +10745,14 @@
     </w:tblStylePr>
     <w:tblStylePr w:type="firstCol">
       <w:rPr>
+        <w:rFonts w:eastAsia="黑体"/>
         <w:b/>
         <w:bCs/>
       </w:rPr>
     </w:tblStylePr>
     <w:tblStylePr w:type="lastCol">
       <w:rPr>
+        <w:rFonts w:eastAsia="黑体"/>
         <w:b/>
         <w:bCs/>
       </w:rPr>
@@ -10354,12 +10802,14 @@
     </w:tcPr>
     <w:tblStylePr w:type="firstRow">
       <w:rPr>
+        <w:rFonts w:eastAsia="黑体"/>
         <w:b/>
         <w:bCs/>
       </w:rPr>
     </w:tblStylePr>
     <w:tblStylePr w:type="lastRow">
       <w:rPr>
+        <w:rFonts w:eastAsia="黑体"/>
         <w:b/>
         <w:bCs/>
       </w:rPr>
@@ -10372,12 +10822,14 @@
     </w:tblStylePr>
     <w:tblStylePr w:type="firstCol">
       <w:rPr>
+        <w:rFonts w:eastAsia="黑体"/>
         <w:b/>
         <w:bCs/>
       </w:rPr>
     </w:tblStylePr>
     <w:tblStylePr w:type="lastCol">
       <w:rPr>
+        <w:rFonts w:eastAsia="黑体"/>
         <w:b/>
         <w:bCs/>
       </w:rPr>
@@ -10427,12 +10879,14 @@
     </w:tcPr>
     <w:tblStylePr w:type="firstRow">
       <w:rPr>
+        <w:rFonts w:eastAsia="黑体"/>
         <w:b/>
         <w:bCs/>
       </w:rPr>
     </w:tblStylePr>
     <w:tblStylePr w:type="lastRow">
       <w:rPr>
+        <w:rFonts w:eastAsia="黑体"/>
         <w:b/>
         <w:bCs/>
       </w:rPr>
@@ -10445,12 +10899,14 @@
     </w:tblStylePr>
     <w:tblStylePr w:type="firstCol">
       <w:rPr>
+        <w:rFonts w:eastAsia="黑体"/>
         <w:b/>
         <w:bCs/>
       </w:rPr>
     </w:tblStylePr>
     <w:tblStylePr w:type="lastCol">
       <w:rPr>
+        <w:rFonts w:eastAsia="黑体"/>
         <w:b/>
         <w:bCs/>
       </w:rPr>
@@ -10477,7 +10933,7 @@
       <w:spacing w:after="0" w:line="240" w:lineRule="auto"/>
     </w:pPr>
     <w:rPr>
-      <w:rFonts w:asciiTheme="majorHAnsi" w:cstheme="majorBidi" w:eastAsiaTheme="majorEastAsia" w:hAnsiTheme="majorHAnsi"/>
+      <w:rFonts w:asciiTheme="majorHAnsi" w:cstheme="majorBidi" w:hAnsiTheme="majorHAnsi" w:eastAsia="黑体"/>
       <w:color w:themeColor="text1" w:val="000000"/>
     </w:rPr>
     <w:tblPr>
@@ -10504,6 +10960,7 @@
     </w:tcPr>
     <w:tblStylePr w:type="firstRow">
       <w:rPr>
+        <w:rFonts w:eastAsia="黑体"/>
         <w:b/>
         <w:bCs/>
         <w:color w:themeColor="text1" w:val="000000"/>
@@ -10515,6 +10972,7 @@
     </w:tblStylePr>
     <w:tblStylePr w:type="lastRow">
       <w:rPr>
+        <w:rFonts w:eastAsia="黑体"/>
         <w:b/>
         <w:bCs/>
         <w:color w:themeColor="text1" w:val="000000"/>
@@ -10534,6 +10992,7 @@
     </w:tblStylePr>
     <w:tblStylePr w:type="firstCol">
       <w:rPr>
+        <w:rFonts w:eastAsia="黑体"/>
         <w:b/>
         <w:bCs/>
         <w:color w:themeColor="text1" w:val="000000"/>
@@ -10553,6 +11012,7 @@
     </w:tblStylePr>
     <w:tblStylePr w:type="lastCol">
       <w:rPr>
+        <w:rFonts w:eastAsia="黑体"/>
         <w:b w:val="0"/>
         <w:bCs w:val="0"/>
         <w:color w:themeColor="text1" w:val="000000"/>
@@ -10602,7 +11062,7 @@
       <w:spacing w:after="0" w:line="240" w:lineRule="auto"/>
     </w:pPr>
     <w:rPr>
-      <w:rFonts w:asciiTheme="majorHAnsi" w:cstheme="majorBidi" w:eastAsiaTheme="majorEastAsia" w:hAnsiTheme="majorHAnsi"/>
+      <w:rFonts w:asciiTheme="majorHAnsi" w:cstheme="majorBidi" w:hAnsiTheme="majorHAnsi" w:eastAsia="黑体"/>
       <w:color w:themeColor="text1" w:val="000000"/>
     </w:rPr>
     <w:tblPr>
@@ -10629,6 +11089,7 @@
     </w:tcPr>
     <w:tblStylePr w:type="firstRow">
       <w:rPr>
+        <w:rFonts w:eastAsia="黑体"/>
         <w:b/>
         <w:bCs/>
         <w:color w:themeColor="text1" w:val="000000"/>
@@ -10640,6 +11101,7 @@
     </w:tblStylePr>
     <w:tblStylePr w:type="lastRow">
       <w:rPr>
+        <w:rFonts w:eastAsia="黑体"/>
         <w:b/>
         <w:bCs/>
         <w:color w:themeColor="text1" w:val="000000"/>
@@ -10659,6 +11121,7 @@
     </w:tblStylePr>
     <w:tblStylePr w:type="firstCol">
       <w:rPr>
+        <w:rFonts w:eastAsia="黑体"/>
         <w:b/>
         <w:bCs/>
         <w:color w:themeColor="text1" w:val="000000"/>
@@ -10678,6 +11141,7 @@
     </w:tblStylePr>
     <w:tblStylePr w:type="lastCol">
       <w:rPr>
+        <w:rFonts w:eastAsia="黑体"/>
         <w:b w:val="0"/>
         <w:bCs w:val="0"/>
         <w:color w:themeColor="text1" w:val="000000"/>
@@ -10727,7 +11191,7 @@
       <w:spacing w:after="0" w:line="240" w:lineRule="auto"/>
     </w:pPr>
     <w:rPr>
-      <w:rFonts w:asciiTheme="majorHAnsi" w:cstheme="majorBidi" w:eastAsiaTheme="majorEastAsia" w:hAnsiTheme="majorHAnsi"/>
+      <w:rFonts w:asciiTheme="majorHAnsi" w:cstheme="majorBidi" w:hAnsiTheme="majorHAnsi" w:eastAsia="黑体"/>
       <w:color w:themeColor="text1" w:val="000000"/>
     </w:rPr>
     <w:tblPr>
@@ -10754,6 +11218,7 @@
     </w:tcPr>
     <w:tblStylePr w:type="firstRow">
       <w:rPr>
+        <w:rFonts w:eastAsia="黑体"/>
         <w:b/>
         <w:bCs/>
         <w:color w:themeColor="text1" w:val="000000"/>
@@ -10765,6 +11230,7 @@
     </w:tblStylePr>
     <w:tblStylePr w:type="lastRow">
       <w:rPr>
+        <w:rFonts w:eastAsia="黑体"/>
         <w:b/>
         <w:bCs/>
         <w:color w:themeColor="text1" w:val="000000"/>
@@ -10784,6 +11250,7 @@
     </w:tblStylePr>
     <w:tblStylePr w:type="firstCol">
       <w:rPr>
+        <w:rFonts w:eastAsia="黑体"/>
         <w:b/>
         <w:bCs/>
         <w:color w:themeColor="text1" w:val="000000"/>
@@ -10803,6 +11270,7 @@
     </w:tblStylePr>
     <w:tblStylePr w:type="lastCol">
       <w:rPr>
+        <w:rFonts w:eastAsia="黑体"/>
         <w:b w:val="0"/>
         <w:bCs w:val="0"/>
         <w:color w:themeColor="text1" w:val="000000"/>
@@ -10852,7 +11320,7 @@
       <w:spacing w:after="0" w:line="240" w:lineRule="auto"/>
     </w:pPr>
     <w:rPr>
-      <w:rFonts w:asciiTheme="majorHAnsi" w:cstheme="majorBidi" w:eastAsiaTheme="majorEastAsia" w:hAnsiTheme="majorHAnsi"/>
+      <w:rFonts w:asciiTheme="majorHAnsi" w:cstheme="majorBidi" w:hAnsiTheme="majorHAnsi" w:eastAsia="黑体"/>
       <w:color w:themeColor="text1" w:val="000000"/>
     </w:rPr>
     <w:tblPr>
@@ -10879,6 +11347,7 @@
     </w:tcPr>
     <w:tblStylePr w:type="firstRow">
       <w:rPr>
+        <w:rFonts w:eastAsia="黑体"/>
         <w:b/>
         <w:bCs/>
         <w:color w:themeColor="text1" w:val="000000"/>
@@ -10890,6 +11359,7 @@
     </w:tblStylePr>
     <w:tblStylePr w:type="lastRow">
       <w:rPr>
+        <w:rFonts w:eastAsia="黑体"/>
         <w:b/>
         <w:bCs/>
         <w:color w:themeColor="text1" w:val="000000"/>
@@ -10909,6 +11379,7 @@
     </w:tblStylePr>
     <w:tblStylePr w:type="firstCol">
       <w:rPr>
+        <w:rFonts w:eastAsia="黑体"/>
         <w:b/>
         <w:bCs/>
         <w:color w:themeColor="text1" w:val="000000"/>
@@ -10928,6 +11399,7 @@
     </w:tblStylePr>
     <w:tblStylePr w:type="lastCol">
       <w:rPr>
+        <w:rFonts w:eastAsia="黑体"/>
         <w:b w:val="0"/>
         <w:bCs w:val="0"/>
         <w:color w:themeColor="text1" w:val="000000"/>
@@ -10977,7 +11449,7 @@
       <w:spacing w:after="0" w:line="240" w:lineRule="auto"/>
     </w:pPr>
     <w:rPr>
-      <w:rFonts w:asciiTheme="majorHAnsi" w:cstheme="majorBidi" w:eastAsiaTheme="majorEastAsia" w:hAnsiTheme="majorHAnsi"/>
+      <w:rFonts w:asciiTheme="majorHAnsi" w:cstheme="majorBidi" w:hAnsiTheme="majorHAnsi" w:eastAsia="黑体"/>
       <w:color w:themeColor="text1" w:val="000000"/>
     </w:rPr>
     <w:tblPr>
@@ -11004,6 +11476,7 @@
     </w:tcPr>
     <w:tblStylePr w:type="firstRow">
       <w:rPr>
+        <w:rFonts w:eastAsia="黑体"/>
         <w:b/>
         <w:bCs/>
         <w:color w:themeColor="text1" w:val="000000"/>
@@ -11015,6 +11488,7 @@
     </w:tblStylePr>
     <w:tblStylePr w:type="lastRow">
       <w:rPr>
+        <w:rFonts w:eastAsia="黑体"/>
         <w:b/>
         <w:bCs/>
         <w:color w:themeColor="text1" w:val="000000"/>
@@ -11034,6 +11508,7 @@
     </w:tblStylePr>
     <w:tblStylePr w:type="firstCol">
       <w:rPr>
+        <w:rFonts w:eastAsia="黑体"/>
         <w:b/>
         <w:bCs/>
         <w:color w:themeColor="text1" w:val="000000"/>
@@ -11053,6 +11528,7 @@
     </w:tblStylePr>
     <w:tblStylePr w:type="lastCol">
       <w:rPr>
+        <w:rFonts w:eastAsia="黑体"/>
         <w:b w:val="0"/>
         <w:bCs w:val="0"/>
         <w:color w:themeColor="text1" w:val="000000"/>
@@ -11102,7 +11578,7 @@
       <w:spacing w:after="0" w:line="240" w:lineRule="auto"/>
     </w:pPr>
     <w:rPr>
-      <w:rFonts w:asciiTheme="majorHAnsi" w:cstheme="majorBidi" w:eastAsiaTheme="majorEastAsia" w:hAnsiTheme="majorHAnsi"/>
+      <w:rFonts w:asciiTheme="majorHAnsi" w:cstheme="majorBidi" w:hAnsiTheme="majorHAnsi" w:eastAsia="黑体"/>
       <w:color w:themeColor="text1" w:val="000000"/>
     </w:rPr>
     <w:tblPr>
@@ -11129,6 +11605,7 @@
     </w:tcPr>
     <w:tblStylePr w:type="firstRow">
       <w:rPr>
+        <w:rFonts w:eastAsia="黑体"/>
         <w:b/>
         <w:bCs/>
         <w:color w:themeColor="text1" w:val="000000"/>
@@ -11140,6 +11617,7 @@
     </w:tblStylePr>
     <w:tblStylePr w:type="lastRow">
       <w:rPr>
+        <w:rFonts w:eastAsia="黑体"/>
         <w:b/>
         <w:bCs/>
         <w:color w:themeColor="text1" w:val="000000"/>
@@ -11159,6 +11637,7 @@
     </w:tblStylePr>
     <w:tblStylePr w:type="firstCol">
       <w:rPr>
+        <w:rFonts w:eastAsia="黑体"/>
         <w:b/>
         <w:bCs/>
         <w:color w:themeColor="text1" w:val="000000"/>
@@ -11178,6 +11657,7 @@
     </w:tblStylePr>
     <w:tblStylePr w:type="lastCol">
       <w:rPr>
+        <w:rFonts w:eastAsia="黑体"/>
         <w:b w:val="0"/>
         <w:bCs w:val="0"/>
         <w:color w:themeColor="text1" w:val="000000"/>
@@ -11227,7 +11707,7 @@
       <w:spacing w:after="0" w:line="240" w:lineRule="auto"/>
     </w:pPr>
     <w:rPr>
-      <w:rFonts w:asciiTheme="majorHAnsi" w:cstheme="majorBidi" w:eastAsiaTheme="majorEastAsia" w:hAnsiTheme="majorHAnsi"/>
+      <w:rFonts w:asciiTheme="majorHAnsi" w:cstheme="majorBidi" w:hAnsiTheme="majorHAnsi" w:eastAsia="黑体"/>
       <w:color w:themeColor="text1" w:val="000000"/>
     </w:rPr>
     <w:tblPr>
@@ -11254,6 +11734,7 @@
     </w:tcPr>
     <w:tblStylePr w:type="firstRow">
       <w:rPr>
+        <w:rFonts w:eastAsia="黑体"/>
         <w:b/>
         <w:bCs/>
         <w:color w:themeColor="text1" w:val="000000"/>
@@ -11265,6 +11746,7 @@
     </w:tblStylePr>
     <w:tblStylePr w:type="lastRow">
       <w:rPr>
+        <w:rFonts w:eastAsia="黑体"/>
         <w:b/>
         <w:bCs/>
         <w:color w:themeColor="text1" w:val="000000"/>
@@ -11284,6 +11766,7 @@
     </w:tblStylePr>
     <w:tblStylePr w:type="firstCol">
       <w:rPr>
+        <w:rFonts w:eastAsia="黑体"/>
         <w:b/>
         <w:bCs/>
         <w:color w:themeColor="text1" w:val="000000"/>
@@ -11303,6 +11786,7 @@
     </w:tblStylePr>
     <w:tblStylePr w:type="lastCol">
       <w:rPr>
+        <w:rFonts w:eastAsia="黑体"/>
         <w:b w:val="0"/>
         <w:bCs w:val="0"/>
         <w:color w:themeColor="text1" w:val="000000"/>
@@ -11375,6 +11859,7 @@
     </w:tcPr>
     <w:tblStylePr w:type="firstRow">
       <w:rPr>
+        <w:rFonts w:eastAsia="黑体"/>
         <w:b/>
         <w:bCs/>
         <w:i w:val="0"/>
@@ -11396,6 +11881,7 @@
     </w:tblStylePr>
     <w:tblStylePr w:type="lastRow">
       <w:rPr>
+        <w:rFonts w:eastAsia="黑体"/>
         <w:b/>
         <w:bCs/>
         <w:i w:val="0"/>
@@ -11417,6 +11903,7 @@
     </w:tblStylePr>
     <w:tblStylePr w:type="firstCol">
       <w:rPr>
+        <w:rFonts w:eastAsia="黑体"/>
         <w:b/>
         <w:bCs/>
         <w:i w:val="0"/>
@@ -11436,6 +11923,7 @@
     </w:tblStylePr>
     <w:tblStylePr w:type="lastCol">
       <w:rPr>
+        <w:rFonts w:eastAsia="黑体"/>
         <w:b/>
         <w:bCs/>
         <w:i w:val="0"/>
@@ -11516,6 +12004,7 @@
     </w:tcPr>
     <w:tblStylePr w:type="firstRow">
       <w:rPr>
+        <w:rFonts w:eastAsia="黑体"/>
         <w:b/>
         <w:bCs/>
         <w:i w:val="0"/>
@@ -11537,6 +12026,7 @@
     </w:tblStylePr>
     <w:tblStylePr w:type="lastRow">
       <w:rPr>
+        <w:rFonts w:eastAsia="黑体"/>
         <w:b/>
         <w:bCs/>
         <w:i w:val="0"/>
@@ -11558,6 +12048,7 @@
     </w:tblStylePr>
     <w:tblStylePr w:type="firstCol">
       <w:rPr>
+        <w:rFonts w:eastAsia="黑体"/>
         <w:b/>
         <w:bCs/>
         <w:i w:val="0"/>
@@ -11577,6 +12068,7 @@
     </w:tblStylePr>
     <w:tblStylePr w:type="lastCol">
       <w:rPr>
+        <w:rFonts w:eastAsia="黑体"/>
         <w:b/>
         <w:bCs/>
         <w:i w:val="0"/>
@@ -11657,6 +12149,7 @@
     </w:tcPr>
     <w:tblStylePr w:type="firstRow">
       <w:rPr>
+        <w:rFonts w:eastAsia="黑体"/>
         <w:b/>
         <w:bCs/>
         <w:i w:val="0"/>
@@ -11678,6 +12171,7 @@
     </w:tblStylePr>
     <w:tblStylePr w:type="lastRow">
       <w:rPr>
+        <w:rFonts w:eastAsia="黑体"/>
         <w:b/>
         <w:bCs/>
         <w:i w:val="0"/>
@@ -11699,6 +12193,7 @@
     </w:tblStylePr>
     <w:tblStylePr w:type="firstCol">
       <w:rPr>
+        <w:rFonts w:eastAsia="黑体"/>
         <w:b/>
         <w:bCs/>
         <w:i w:val="0"/>
@@ -11718,6 +12213,7 @@
     </w:tblStylePr>
     <w:tblStylePr w:type="lastCol">
       <w:rPr>
+        <w:rFonts w:eastAsia="黑体"/>
         <w:b/>
         <w:bCs/>
         <w:i w:val="0"/>
@@ -11798,6 +12294,7 @@
     </w:tcPr>
     <w:tblStylePr w:type="firstRow">
       <w:rPr>
+        <w:rFonts w:eastAsia="黑体"/>
         <w:b/>
         <w:bCs/>
         <w:i w:val="0"/>
@@ -11819,6 +12316,7 @@
     </w:tblStylePr>
     <w:tblStylePr w:type="lastRow">
       <w:rPr>
+        <w:rFonts w:eastAsia="黑体"/>
         <w:b/>
         <w:bCs/>
         <w:i w:val="0"/>
@@ -11840,6 +12338,7 @@
     </w:tblStylePr>
     <w:tblStylePr w:type="firstCol">
       <w:rPr>
+        <w:rFonts w:eastAsia="黑体"/>
         <w:b/>
         <w:bCs/>
         <w:i w:val="0"/>
@@ -11859,6 +12358,7 @@
     </w:tblStylePr>
     <w:tblStylePr w:type="lastCol">
       <w:rPr>
+        <w:rFonts w:eastAsia="黑体"/>
         <w:b/>
         <w:bCs/>
         <w:i w:val="0"/>
@@ -11939,6 +12439,7 @@
     </w:tcPr>
     <w:tblStylePr w:type="firstRow">
       <w:rPr>
+        <w:rFonts w:eastAsia="黑体"/>
         <w:b/>
         <w:bCs/>
         <w:i w:val="0"/>
@@ -11960,6 +12461,7 @@
     </w:tblStylePr>
     <w:tblStylePr w:type="lastRow">
       <w:rPr>
+        <w:rFonts w:eastAsia="黑体"/>
         <w:b/>
         <w:bCs/>
         <w:i w:val="0"/>
@@ -11981,6 +12483,7 @@
     </w:tblStylePr>
     <w:tblStylePr w:type="firstCol">
       <w:rPr>
+        <w:rFonts w:eastAsia="黑体"/>
         <w:b/>
         <w:bCs/>
         <w:i w:val="0"/>
@@ -12000,6 +12503,7 @@
     </w:tblStylePr>
     <w:tblStylePr w:type="lastCol">
       <w:rPr>
+        <w:rFonts w:eastAsia="黑体"/>
         <w:b/>
         <w:bCs/>
         <w:i w:val="0"/>
@@ -12080,6 +12584,7 @@
     </w:tcPr>
     <w:tblStylePr w:type="firstRow">
       <w:rPr>
+        <w:rFonts w:eastAsia="黑体"/>
         <w:b/>
         <w:bCs/>
         <w:i w:val="0"/>
@@ -12101,6 +12606,7 @@
     </w:tblStylePr>
     <w:tblStylePr w:type="lastRow">
       <w:rPr>
+        <w:rFonts w:eastAsia="黑体"/>
         <w:b/>
         <w:bCs/>
         <w:i w:val="0"/>
@@ -12122,6 +12628,7 @@
     </w:tblStylePr>
     <w:tblStylePr w:type="firstCol">
       <w:rPr>
+        <w:rFonts w:eastAsia="黑体"/>
         <w:b/>
         <w:bCs/>
         <w:i w:val="0"/>
@@ -12141,6 +12648,7 @@
     </w:tblStylePr>
     <w:tblStylePr w:type="lastCol">
       <w:rPr>
+        <w:rFonts w:eastAsia="黑体"/>
         <w:b/>
         <w:bCs/>
         <w:i w:val="0"/>
@@ -12221,6 +12729,7 @@
     </w:tcPr>
     <w:tblStylePr w:type="firstRow">
       <w:rPr>
+        <w:rFonts w:eastAsia="黑体"/>
         <w:b/>
         <w:bCs/>
         <w:i w:val="0"/>
@@ -12242,6 +12751,7 @@
     </w:tblStylePr>
     <w:tblStylePr w:type="lastRow">
       <w:rPr>
+        <w:rFonts w:eastAsia="黑体"/>
         <w:b/>
         <w:bCs/>
         <w:i w:val="0"/>
@@ -12263,6 +12773,7 @@
     </w:tblStylePr>
     <w:tblStylePr w:type="firstCol">
       <w:rPr>
+        <w:rFonts w:eastAsia="黑体"/>
         <w:b/>
         <w:bCs/>
         <w:i w:val="0"/>
@@ -12282,6 +12793,7 @@
     </w:tblStylePr>
     <w:tblStylePr w:type="lastCol">
       <w:rPr>
+        <w:rFonts w:eastAsia="黑体"/>
         <w:b/>
         <w:bCs/>
         <w:i w:val="0"/>
@@ -12339,6 +12851,7 @@
       <w:spacing w:after="0" w:line="240" w:lineRule="auto"/>
     </w:pPr>
     <w:rPr>
+      <w:rFonts w:eastAsia="黑体"/>
       <w:color w:themeColor="background1" w:val="FFFFFF"/>
     </w:rPr>
     <w:tblPr>
@@ -12357,6 +12870,7 @@
     </w:tcPr>
     <w:tblStylePr w:type="firstRow">
       <w:rPr>
+        <w:rFonts w:eastAsia="黑体"/>
         <w:b/>
         <w:bCs/>
       </w:rPr>
@@ -12453,6 +12967,7 @@
       <w:spacing w:after="0" w:line="240" w:lineRule="auto"/>
     </w:pPr>
     <w:rPr>
+      <w:rFonts w:eastAsia="黑体"/>
       <w:color w:themeColor="background1" w:val="FFFFFF"/>
     </w:rPr>
     <w:tblPr>
@@ -12471,6 +12986,7 @@
     </w:tcPr>
     <w:tblStylePr w:type="firstRow">
       <w:rPr>
+        <w:rFonts w:eastAsia="黑体"/>
         <w:b/>
         <w:bCs/>
       </w:rPr>
@@ -12567,6 +13083,7 @@
       <w:spacing w:after="0" w:line="240" w:lineRule="auto"/>
     </w:pPr>
     <w:rPr>
+      <w:rFonts w:eastAsia="黑体"/>
       <w:color w:themeColor="background1" w:val="FFFFFF"/>
     </w:rPr>
     <w:tblPr>
@@ -12585,6 +13102,7 @@
     </w:tcPr>
     <w:tblStylePr w:type="firstRow">
       <w:rPr>
+        <w:rFonts w:eastAsia="黑体"/>
         <w:b/>
         <w:bCs/>
       </w:rPr>
@@ -12681,6 +13199,7 @@
       <w:spacing w:after="0" w:line="240" w:lineRule="auto"/>
     </w:pPr>
     <w:rPr>
+      <w:rFonts w:eastAsia="黑体"/>
       <w:color w:themeColor="background1" w:val="FFFFFF"/>
     </w:rPr>
     <w:tblPr>
@@ -12699,6 +13218,7 @@
     </w:tcPr>
     <w:tblStylePr w:type="firstRow">
       <w:rPr>
+        <w:rFonts w:eastAsia="黑体"/>
         <w:b/>
         <w:bCs/>
       </w:rPr>
@@ -12795,6 +13315,7 @@
       <w:spacing w:after="0" w:line="240" w:lineRule="auto"/>
     </w:pPr>
     <w:rPr>
+      <w:rFonts w:eastAsia="黑体"/>
       <w:color w:themeColor="background1" w:val="FFFFFF"/>
     </w:rPr>
     <w:tblPr>
@@ -12813,6 +13334,7 @@
     </w:tcPr>
     <w:tblStylePr w:type="firstRow">
       <w:rPr>
+        <w:rFonts w:eastAsia="黑体"/>
         <w:b/>
         <w:bCs/>
       </w:rPr>
@@ -12909,6 +13431,7 @@
       <w:spacing w:after="0" w:line="240" w:lineRule="auto"/>
     </w:pPr>
     <w:rPr>
+      <w:rFonts w:eastAsia="黑体"/>
       <w:color w:themeColor="background1" w:val="FFFFFF"/>
     </w:rPr>
     <w:tblPr>
@@ -12927,6 +13450,7 @@
     </w:tcPr>
     <w:tblStylePr w:type="firstRow">
       <w:rPr>
+        <w:rFonts w:eastAsia="黑体"/>
         <w:b/>
         <w:bCs/>
       </w:rPr>
@@ -13023,6 +13547,7 @@
       <w:spacing w:after="0" w:line="240" w:lineRule="auto"/>
     </w:pPr>
     <w:rPr>
+      <w:rFonts w:eastAsia="黑体"/>
       <w:color w:themeColor="background1" w:val="FFFFFF"/>
     </w:rPr>
     <w:tblPr>
@@ -13041,6 +13566,7 @@
     </w:tcPr>
     <w:tblStylePr w:type="firstRow">
       <w:rPr>
+        <w:rFonts w:eastAsia="黑体"/>
         <w:b/>
         <w:bCs/>
       </w:rPr>
@@ -13137,6 +13663,7 @@
       <w:spacing w:after="0" w:line="240" w:lineRule="auto"/>
     </w:pPr>
     <w:rPr>
+      <w:rFonts w:eastAsia="黑体"/>
       <w:color w:themeColor="text1" w:val="000000"/>
     </w:rPr>
     <w:tblPr>
@@ -13163,6 +13690,7 @@
     </w:tcPr>
     <w:tblStylePr w:type="firstRow">
       <w:rPr>
+        <w:rFonts w:eastAsia="黑体"/>
         <w:b/>
         <w:bCs/>
       </w:rPr>
@@ -13181,6 +13709,7 @@
     </w:tblStylePr>
     <w:tblStylePr w:type="lastRow">
       <w:rPr>
+        <w:rFonts w:eastAsia="黑体"/>
         <w:b/>
         <w:bCs/>
         <w:color w:themeColor="background1" w:val="FFFFFF"/>
@@ -13195,6 +13724,7 @@
     </w:tblStylePr>
     <w:tblStylePr w:type="firstCol">
       <w:rPr>
+        <w:rFonts w:eastAsia="黑体"/>
         <w:color w:themeColor="background1" w:val="FFFFFF"/>
       </w:rPr>
       <w:tblPr/>
@@ -13212,6 +13742,7 @@
     </w:tblStylePr>
     <w:tblStylePr w:type="lastCol">
       <w:rPr>
+        <w:rFonts w:eastAsia="黑体"/>
         <w:color w:themeColor="background1" w:val="FFFFFF"/>
       </w:rPr>
       <w:tblPr/>
@@ -13241,11 +13772,13 @@
     </w:tblStylePr>
     <w:tblStylePr w:type="neCell">
       <w:rPr>
+        <w:rFonts w:eastAsia="黑体"/>
         <w:color w:themeColor="text1" w:val="000000"/>
       </w:rPr>
     </w:tblStylePr>
     <w:tblStylePr w:type="nwCell">
       <w:rPr>
+        <w:rFonts w:eastAsia="黑体"/>
         <w:color w:themeColor="text1" w:val="000000"/>
       </w:rPr>
     </w:tblStylePr>
@@ -13259,6 +13792,7 @@
       <w:spacing w:after="0" w:line="240" w:lineRule="auto"/>
     </w:pPr>
     <w:rPr>
+      <w:rFonts w:eastAsia="黑体"/>
       <w:color w:themeColor="text1" w:val="000000"/>
     </w:rPr>
     <w:tblPr>
@@ -13285,6 +13819,7 @@
     </w:tcPr>
     <w:tblStylePr w:type="firstRow">
       <w:rPr>
+        <w:rFonts w:eastAsia="黑体"/>
         <w:b/>
         <w:bCs/>
       </w:rPr>
@@ -13303,6 +13838,7 @@
     </w:tblStylePr>
     <w:tblStylePr w:type="lastRow">
       <w:rPr>
+        <w:rFonts w:eastAsia="黑体"/>
         <w:b/>
         <w:bCs/>
         <w:color w:themeColor="background1" w:val="FFFFFF"/>
@@ -13317,6 +13853,7 @@
     </w:tblStylePr>
     <w:tblStylePr w:type="firstCol">
       <w:rPr>
+        <w:rFonts w:eastAsia="黑体"/>
         <w:color w:themeColor="background1" w:val="FFFFFF"/>
       </w:rPr>
       <w:tblPr/>
@@ -13334,6 +13871,7 @@
     </w:tblStylePr>
     <w:tblStylePr w:type="lastCol">
       <w:rPr>
+        <w:rFonts w:eastAsia="黑体"/>
         <w:color w:themeColor="background1" w:val="FFFFFF"/>
       </w:rPr>
       <w:tblPr/>
@@ -13363,11 +13901,13 @@
     </w:tblStylePr>
     <w:tblStylePr w:type="neCell">
       <w:rPr>
+        <w:rFonts w:eastAsia="黑体"/>
         <w:color w:themeColor="text1" w:val="000000"/>
       </w:rPr>
     </w:tblStylePr>
     <w:tblStylePr w:type="nwCell">
       <w:rPr>
+        <w:rFonts w:eastAsia="黑体"/>
         <w:color w:themeColor="text1" w:val="000000"/>
       </w:rPr>
     </w:tblStylePr>
@@ -13381,6 +13921,7 @@
       <w:spacing w:after="0" w:line="240" w:lineRule="auto"/>
     </w:pPr>
     <w:rPr>
+      <w:rFonts w:eastAsia="黑体"/>
       <w:color w:themeColor="text1" w:val="000000"/>
     </w:rPr>
     <w:tblPr>
@@ -13407,6 +13948,7 @@
     </w:tcPr>
     <w:tblStylePr w:type="firstRow">
       <w:rPr>
+        <w:rFonts w:eastAsia="黑体"/>
         <w:b/>
         <w:bCs/>
       </w:rPr>
@@ -13425,6 +13967,7 @@
     </w:tblStylePr>
     <w:tblStylePr w:type="lastRow">
       <w:rPr>
+        <w:rFonts w:eastAsia="黑体"/>
         <w:b/>
         <w:bCs/>
         <w:color w:themeColor="background1" w:val="FFFFFF"/>
@@ -13439,6 +13982,7 @@
     </w:tblStylePr>
     <w:tblStylePr w:type="firstCol">
       <w:rPr>
+        <w:rFonts w:eastAsia="黑体"/>
         <w:color w:themeColor="background1" w:val="FFFFFF"/>
       </w:rPr>
       <w:tblPr/>
@@ -13456,6 +14000,7 @@
     </w:tblStylePr>
     <w:tblStylePr w:type="lastCol">
       <w:rPr>
+        <w:rFonts w:eastAsia="黑体"/>
         <w:color w:themeColor="background1" w:val="FFFFFF"/>
       </w:rPr>
       <w:tblPr/>
@@ -13485,11 +14030,13 @@
     </w:tblStylePr>
     <w:tblStylePr w:type="neCell">
       <w:rPr>
+        <w:rFonts w:eastAsia="黑体"/>
         <w:color w:themeColor="text1" w:val="000000"/>
       </w:rPr>
     </w:tblStylePr>
     <w:tblStylePr w:type="nwCell">
       <w:rPr>
+        <w:rFonts w:eastAsia="黑体"/>
         <w:color w:themeColor="text1" w:val="000000"/>
       </w:rPr>
     </w:tblStylePr>
@@ -13503,6 +14050,7 @@
       <w:spacing w:after="0" w:line="240" w:lineRule="auto"/>
     </w:pPr>
     <w:rPr>
+      <w:rFonts w:eastAsia="黑体"/>
       <w:color w:themeColor="text1" w:val="000000"/>
     </w:rPr>
     <w:tblPr>
@@ -13529,6 +14077,7 @@
     </w:tcPr>
     <w:tblStylePr w:type="firstRow">
       <w:rPr>
+        <w:rFonts w:eastAsia="黑体"/>
         <w:b/>
         <w:bCs/>
       </w:rPr>
@@ -13547,6 +14096,7 @@
     </w:tblStylePr>
     <w:tblStylePr w:type="lastRow">
       <w:rPr>
+        <w:rFonts w:eastAsia="黑体"/>
         <w:b/>
         <w:bCs/>
         <w:color w:themeColor="background1" w:val="FFFFFF"/>
@@ -13561,6 +14111,7 @@
     </w:tblStylePr>
     <w:tblStylePr w:type="firstCol">
       <w:rPr>
+        <w:rFonts w:eastAsia="黑体"/>
         <w:color w:themeColor="background1" w:val="FFFFFF"/>
       </w:rPr>
       <w:tblPr/>
@@ -13578,6 +14129,7 @@
     </w:tblStylePr>
     <w:tblStylePr w:type="lastCol">
       <w:rPr>
+        <w:rFonts w:eastAsia="黑体"/>
         <w:color w:themeColor="background1" w:val="FFFFFF"/>
       </w:rPr>
       <w:tblPr/>
@@ -13615,6 +14167,7 @@
       <w:spacing w:after="0" w:line="240" w:lineRule="auto"/>
     </w:pPr>
     <w:rPr>
+      <w:rFonts w:eastAsia="黑体"/>
       <w:color w:themeColor="text1" w:val="000000"/>
     </w:rPr>
     <w:tblPr>
@@ -13641,6 +14194,7 @@
     </w:tcPr>
     <w:tblStylePr w:type="firstRow">
       <w:rPr>
+        <w:rFonts w:eastAsia="黑体"/>
         <w:b/>
         <w:bCs/>
       </w:rPr>
@@ -13659,6 +14213,7 @@
     </w:tblStylePr>
     <w:tblStylePr w:type="lastRow">
       <w:rPr>
+        <w:rFonts w:eastAsia="黑体"/>
         <w:b/>
         <w:bCs/>
         <w:color w:themeColor="background1" w:val="FFFFFF"/>
@@ -13673,6 +14228,7 @@
     </w:tblStylePr>
     <w:tblStylePr w:type="firstCol">
       <w:rPr>
+        <w:rFonts w:eastAsia="黑体"/>
         <w:color w:themeColor="background1" w:val="FFFFFF"/>
       </w:rPr>
       <w:tblPr/>
@@ -13690,6 +14246,7 @@
     </w:tblStylePr>
     <w:tblStylePr w:type="lastCol">
       <w:rPr>
+        <w:rFonts w:eastAsia="黑体"/>
         <w:color w:themeColor="background1" w:val="FFFFFF"/>
       </w:rPr>
       <w:tblPr/>
@@ -13719,11 +14276,13 @@
     </w:tblStylePr>
     <w:tblStylePr w:type="neCell">
       <w:rPr>
+        <w:rFonts w:eastAsia="黑体"/>
         <w:color w:themeColor="text1" w:val="000000"/>
       </w:rPr>
     </w:tblStylePr>
     <w:tblStylePr w:type="nwCell">
       <w:rPr>
+        <w:rFonts w:eastAsia="黑体"/>
         <w:color w:themeColor="text1" w:val="000000"/>
       </w:rPr>
     </w:tblStylePr>
@@ -13737,6 +14296,7 @@
       <w:spacing w:after="0" w:line="240" w:lineRule="auto"/>
     </w:pPr>
     <w:rPr>
+      <w:rFonts w:eastAsia="黑体"/>
       <w:color w:themeColor="text1" w:val="000000"/>
     </w:rPr>
     <w:tblPr>
@@ -13763,6 +14323,7 @@
     </w:tcPr>
     <w:tblStylePr w:type="firstRow">
       <w:rPr>
+        <w:rFonts w:eastAsia="黑体"/>
         <w:b/>
         <w:bCs/>
       </w:rPr>
@@ -13781,6 +14342,7 @@
     </w:tblStylePr>
     <w:tblStylePr w:type="lastRow">
       <w:rPr>
+        <w:rFonts w:eastAsia="黑体"/>
         <w:b/>
         <w:bCs/>
         <w:color w:themeColor="background1" w:val="FFFFFF"/>
@@ -13795,6 +14357,7 @@
     </w:tblStylePr>
     <w:tblStylePr w:type="firstCol">
       <w:rPr>
+        <w:rFonts w:eastAsia="黑体"/>
         <w:color w:themeColor="background1" w:val="FFFFFF"/>
       </w:rPr>
       <w:tblPr/>
@@ -13812,6 +14375,7 @@
     </w:tblStylePr>
     <w:tblStylePr w:type="lastCol">
       <w:rPr>
+        <w:rFonts w:eastAsia="黑体"/>
         <w:color w:themeColor="background1" w:val="FFFFFF"/>
       </w:rPr>
       <w:tblPr/>
@@ -13841,11 +14405,13 @@
     </w:tblStylePr>
     <w:tblStylePr w:type="neCell">
       <w:rPr>
+        <w:rFonts w:eastAsia="黑体"/>
         <w:color w:themeColor="text1" w:val="000000"/>
       </w:rPr>
     </w:tblStylePr>
     <w:tblStylePr w:type="nwCell">
       <w:rPr>
+        <w:rFonts w:eastAsia="黑体"/>
         <w:color w:themeColor="text1" w:val="000000"/>
       </w:rPr>
     </w:tblStylePr>
@@ -13859,6 +14425,7 @@
       <w:spacing w:after="0" w:line="240" w:lineRule="auto"/>
     </w:pPr>
     <w:rPr>
+      <w:rFonts w:eastAsia="黑体"/>
       <w:color w:themeColor="text1" w:val="000000"/>
     </w:rPr>
     <w:tblPr>
@@ -13885,6 +14452,7 @@
     </w:tcPr>
     <w:tblStylePr w:type="firstRow">
       <w:rPr>
+        <w:rFonts w:eastAsia="黑体"/>
         <w:b/>
         <w:bCs/>
       </w:rPr>
@@ -13903,6 +14471,7 @@
     </w:tblStylePr>
     <w:tblStylePr w:type="lastRow">
       <w:rPr>
+        <w:rFonts w:eastAsia="黑体"/>
         <w:b/>
         <w:bCs/>
         <w:color w:themeColor="background1" w:val="FFFFFF"/>
@@ -13917,6 +14486,7 @@
     </w:tblStylePr>
     <w:tblStylePr w:type="firstCol">
       <w:rPr>
+        <w:rFonts w:eastAsia="黑体"/>
         <w:color w:themeColor="background1" w:val="FFFFFF"/>
       </w:rPr>
       <w:tblPr/>
@@ -13934,6 +14504,7 @@
     </w:tblStylePr>
     <w:tblStylePr w:type="lastCol">
       <w:rPr>
+        <w:rFonts w:eastAsia="黑体"/>
         <w:color w:themeColor="background1" w:val="FFFFFF"/>
       </w:rPr>
       <w:tblPr/>
@@ -13963,11 +14534,13 @@
     </w:tblStylePr>
     <w:tblStylePr w:type="neCell">
       <w:rPr>
+        <w:rFonts w:eastAsia="黑体"/>
         <w:color w:themeColor="text1" w:val="000000"/>
       </w:rPr>
     </w:tblStylePr>
     <w:tblStylePr w:type="nwCell">
       <w:rPr>
+        <w:rFonts w:eastAsia="黑体"/>
         <w:color w:themeColor="text1" w:val="000000"/>
       </w:rPr>
     </w:tblStylePr>
@@ -13981,6 +14554,7 @@
       <w:spacing w:after="0" w:line="240" w:lineRule="auto"/>
     </w:pPr>
     <w:rPr>
+      <w:rFonts w:eastAsia="黑体"/>
       <w:color w:themeColor="text1" w:val="000000"/>
     </w:rPr>
     <w:tblPr>
@@ -13999,6 +14573,7 @@
     </w:tcPr>
     <w:tblStylePr w:type="firstRow">
       <w:rPr>
+        <w:rFonts w:eastAsia="黑体"/>
         <w:b/>
         <w:bCs/>
         <w:color w:themeColor="background1" w:val="FFFFFF"/>
@@ -14013,6 +14588,7 @@
     </w:tblStylePr>
     <w:tblStylePr w:type="lastRow">
       <w:rPr>
+        <w:rFonts w:eastAsia="黑体"/>
         <w:b/>
         <w:bCs/>
         <w:color w:themeColor="accent2" w:themeShade="CC" w:val="9E3A38"/>
@@ -14027,12 +14603,14 @@
     </w:tblStylePr>
     <w:tblStylePr w:type="firstCol">
       <w:rPr>
+        <w:rFonts w:eastAsia="黑体"/>
         <w:b/>
         <w:bCs/>
       </w:rPr>
     </w:tblStylePr>
     <w:tblStylePr w:type="lastCol">
       <w:rPr>
+        <w:rFonts w:eastAsia="黑体"/>
         <w:b/>
         <w:bCs/>
       </w:rPr>
@@ -14067,6 +14645,7 @@
       <w:spacing w:after="0" w:line="240" w:lineRule="auto"/>
     </w:pPr>
     <w:rPr>
+      <w:rFonts w:eastAsia="黑体"/>
       <w:color w:themeColor="text1" w:val="000000"/>
     </w:rPr>
     <w:tblPr>
@@ -14085,6 +14664,7 @@
     </w:tcPr>
     <w:tblStylePr w:type="firstRow">
       <w:rPr>
+        <w:rFonts w:eastAsia="黑体"/>
         <w:b/>
         <w:bCs/>
         <w:color w:themeColor="background1" w:val="FFFFFF"/>
@@ -14099,6 +14679,7 @@
     </w:tblStylePr>
     <w:tblStylePr w:type="lastRow">
       <w:rPr>
+        <w:rFonts w:eastAsia="黑体"/>
         <w:b/>
         <w:bCs/>
         <w:color w:themeColor="accent2" w:themeShade="CC" w:val="9E3A38"/>
@@ -14113,12 +14694,14 @@
     </w:tblStylePr>
     <w:tblStylePr w:type="firstCol">
       <w:rPr>
+        <w:rFonts w:eastAsia="黑体"/>
         <w:b/>
         <w:bCs/>
       </w:rPr>
     </w:tblStylePr>
     <w:tblStylePr w:type="lastCol">
       <w:rPr>
+        <w:rFonts w:eastAsia="黑体"/>
         <w:b/>
         <w:bCs/>
       </w:rPr>
@@ -14153,6 +14736,7 @@
       <w:spacing w:after="0" w:line="240" w:lineRule="auto"/>
     </w:pPr>
     <w:rPr>
+      <w:rFonts w:eastAsia="黑体"/>
       <w:color w:themeColor="text1" w:val="000000"/>
     </w:rPr>
     <w:tblPr>
@@ -14171,6 +14755,7 @@
     </w:tcPr>
     <w:tblStylePr w:type="firstRow">
       <w:rPr>
+        <w:rFonts w:eastAsia="黑体"/>
         <w:b/>
         <w:bCs/>
         <w:color w:themeColor="background1" w:val="FFFFFF"/>
@@ -14185,6 +14770,7 @@
     </w:tblStylePr>
     <w:tblStylePr w:type="lastRow">
       <w:rPr>
+        <w:rFonts w:eastAsia="黑体"/>
         <w:b/>
         <w:bCs/>
         <w:color w:themeColor="accent2" w:themeShade="CC" w:val="9E3A38"/>
@@ -14199,12 +14785,14 @@
     </w:tblStylePr>
     <w:tblStylePr w:type="firstCol">
       <w:rPr>
+        <w:rFonts w:eastAsia="黑体"/>
         <w:b/>
         <w:bCs/>
       </w:rPr>
     </w:tblStylePr>
     <w:tblStylePr w:type="lastCol">
       <w:rPr>
+        <w:rFonts w:eastAsia="黑体"/>
         <w:b/>
         <w:bCs/>
       </w:rPr>
@@ -14239,6 +14827,7 @@
       <w:spacing w:after="0" w:line="240" w:lineRule="auto"/>
     </w:pPr>
     <w:rPr>
+      <w:rFonts w:eastAsia="黑体"/>
       <w:color w:themeColor="text1" w:val="000000"/>
     </w:rPr>
     <w:tblPr>
@@ -14257,6 +14846,7 @@
     </w:tcPr>
     <w:tblStylePr w:type="firstRow">
       <w:rPr>
+        <w:rFonts w:eastAsia="黑体"/>
         <w:b/>
         <w:bCs/>
         <w:color w:themeColor="background1" w:val="FFFFFF"/>
@@ -14271,6 +14861,7 @@
     </w:tblStylePr>
     <w:tblStylePr w:type="lastRow">
       <w:rPr>
+        <w:rFonts w:eastAsia="黑体"/>
         <w:b/>
         <w:bCs/>
         <w:color w:themeColor="accent4" w:themeShade="CC" w:val="664E82"/>
@@ -14285,12 +14876,14 @@
     </w:tblStylePr>
     <w:tblStylePr w:type="firstCol">
       <w:rPr>
+        <w:rFonts w:eastAsia="黑体"/>
         <w:b/>
         <w:bCs/>
       </w:rPr>
     </w:tblStylePr>
     <w:tblStylePr w:type="lastCol">
       <w:rPr>
+        <w:rFonts w:eastAsia="黑体"/>
         <w:b/>
         <w:bCs/>
       </w:rPr>
@@ -14325,6 +14918,7 @@
       <w:spacing w:after="0" w:line="240" w:lineRule="auto"/>
     </w:pPr>
     <w:rPr>
+      <w:rFonts w:eastAsia="黑体"/>
       <w:color w:themeColor="text1" w:val="000000"/>
     </w:rPr>
     <w:tblPr>
@@ -14343,6 +14937,7 @@
     </w:tcPr>
     <w:tblStylePr w:type="firstRow">
       <w:rPr>
+        <w:rFonts w:eastAsia="黑体"/>
         <w:b/>
         <w:bCs/>
         <w:color w:themeColor="background1" w:val="FFFFFF"/>
@@ -14357,6 +14952,7 @@
     </w:tblStylePr>
     <w:tblStylePr w:type="lastRow">
       <w:rPr>
+        <w:rFonts w:eastAsia="黑体"/>
         <w:b/>
         <w:bCs/>
         <w:color w:themeColor="accent3" w:themeShade="CC" w:val="7E9C40"/>
@@ -14371,12 +14967,14 @@
     </w:tblStylePr>
     <w:tblStylePr w:type="firstCol">
       <w:rPr>
+        <w:rFonts w:eastAsia="黑体"/>
         <w:b/>
         <w:bCs/>
       </w:rPr>
     </w:tblStylePr>
     <w:tblStylePr w:type="lastCol">
       <w:rPr>
+        <w:rFonts w:eastAsia="黑体"/>
         <w:b/>
         <w:bCs/>
       </w:rPr>
@@ -14411,6 +15009,7 @@
       <w:spacing w:after="0" w:line="240" w:lineRule="auto"/>
     </w:pPr>
     <w:rPr>
+      <w:rFonts w:eastAsia="黑体"/>
       <w:color w:themeColor="text1" w:val="000000"/>
     </w:rPr>
     <w:tblPr>
@@ -14429,6 +15028,7 @@
     </w:tcPr>
     <w:tblStylePr w:type="firstRow">
       <w:rPr>
+        <w:rFonts w:eastAsia="黑体"/>
         <w:b/>
         <w:bCs/>
         <w:color w:themeColor="background1" w:val="FFFFFF"/>
@@ -14443,6 +15043,7 @@
     </w:tblStylePr>
     <w:tblStylePr w:type="lastRow">
       <w:rPr>
+        <w:rFonts w:eastAsia="黑体"/>
         <w:b/>
         <w:bCs/>
         <w:color w:themeColor="accent6" w:themeShade="CC" w:val="F2730A"/>
@@ -14457,12 +15058,14 @@
     </w:tblStylePr>
     <w:tblStylePr w:type="firstCol">
       <w:rPr>
+        <w:rFonts w:eastAsia="黑体"/>
         <w:b/>
         <w:bCs/>
       </w:rPr>
     </w:tblStylePr>
     <w:tblStylePr w:type="lastCol">
       <w:rPr>
+        <w:rFonts w:eastAsia="黑体"/>
         <w:b/>
         <w:bCs/>
       </w:rPr>
@@ -14497,6 +15100,7 @@
       <w:spacing w:after="0" w:line="240" w:lineRule="auto"/>
     </w:pPr>
     <w:rPr>
+      <w:rFonts w:eastAsia="黑体"/>
       <w:color w:themeColor="text1" w:val="000000"/>
     </w:rPr>
     <w:tblPr>
@@ -14515,6 +15119,7 @@
     </w:tcPr>
     <w:tblStylePr w:type="firstRow">
       <w:rPr>
+        <w:rFonts w:eastAsia="黑体"/>
         <w:b/>
         <w:bCs/>
         <w:color w:themeColor="background1" w:val="FFFFFF"/>
@@ -14529,6 +15134,7 @@
     </w:tblStylePr>
     <w:tblStylePr w:type="lastRow">
       <w:rPr>
+        <w:rFonts w:eastAsia="黑体"/>
         <w:b/>
         <w:bCs/>
         <w:color w:themeColor="accent5" w:themeShade="CC" w:val="348DA5"/>
@@ -14543,12 +15149,14 @@
     </w:tblStylePr>
     <w:tblStylePr w:type="firstCol">
       <w:rPr>
+        <w:rFonts w:eastAsia="黑体"/>
         <w:b/>
         <w:bCs/>
       </w:rPr>
     </w:tblStylePr>
     <w:tblStylePr w:type="lastCol">
       <w:rPr>
+        <w:rFonts w:eastAsia="黑体"/>
         <w:b/>
         <w:bCs/>
       </w:rPr>
@@ -14583,6 +15191,7 @@
       <w:spacing w:after="0" w:line="240" w:lineRule="auto"/>
     </w:pPr>
     <w:rPr>
+      <w:rFonts w:eastAsia="黑体"/>
       <w:color w:themeColor="text1" w:val="000000"/>
     </w:rPr>
     <w:tblPr>
@@ -14604,6 +15213,7 @@
     </w:tcPr>
     <w:tblStylePr w:type="firstRow">
       <w:rPr>
+        <w:rFonts w:eastAsia="黑体"/>
         <w:b/>
         <w:bCs/>
       </w:rPr>
@@ -14614,6 +15224,7 @@
     </w:tblStylePr>
     <w:tblStylePr w:type="lastRow">
       <w:rPr>
+        <w:rFonts w:eastAsia="黑体"/>
         <w:b/>
         <w:bCs/>
         <w:color w:themeColor="text1" w:val="000000"/>
@@ -14625,6 +15236,7 @@
     </w:tblStylePr>
     <w:tblStylePr w:type="firstCol">
       <w:rPr>
+        <w:rFonts w:eastAsia="黑体"/>
         <w:color w:themeColor="background1" w:val="FFFFFF"/>
       </w:rPr>
       <w:tblPr/>
@@ -14634,6 +15246,7 @@
     </w:tblStylePr>
     <w:tblStylePr w:type="lastCol">
       <w:rPr>
+        <w:rFonts w:eastAsia="黑体"/>
         <w:color w:themeColor="background1" w:val="FFFFFF"/>
       </w:rPr>
       <w:tblPr/>
@@ -14663,6 +15276,7 @@
       <w:spacing w:after="0" w:line="240" w:lineRule="auto"/>
     </w:pPr>
     <w:rPr>
+      <w:rFonts w:eastAsia="黑体"/>
       <w:color w:themeColor="text1" w:val="000000"/>
     </w:rPr>
     <w:tblPr>
@@ -14684,6 +15298,7 @@
     </w:tcPr>
     <w:tblStylePr w:type="firstRow">
       <w:rPr>
+        <w:rFonts w:eastAsia="黑体"/>
         <w:b/>
         <w:bCs/>
       </w:rPr>
@@ -14694,6 +15309,7 @@
     </w:tblStylePr>
     <w:tblStylePr w:type="lastRow">
       <w:rPr>
+        <w:rFonts w:eastAsia="黑体"/>
         <w:b/>
         <w:bCs/>
         <w:color w:themeColor="text1" w:val="000000"/>
@@ -14705,6 +15321,7 @@
     </w:tblStylePr>
     <w:tblStylePr w:type="firstCol">
       <w:rPr>
+        <w:rFonts w:eastAsia="黑体"/>
         <w:color w:themeColor="background1" w:val="FFFFFF"/>
       </w:rPr>
       <w:tblPr/>
@@ -14714,6 +15331,7 @@
     </w:tblStylePr>
     <w:tblStylePr w:type="lastCol">
       <w:rPr>
+        <w:rFonts w:eastAsia="黑体"/>
         <w:color w:themeColor="background1" w:val="FFFFFF"/>
       </w:rPr>
       <w:tblPr/>
@@ -14743,6 +15361,7 @@
       <w:spacing w:after="0" w:line="240" w:lineRule="auto"/>
     </w:pPr>
     <w:rPr>
+      <w:rFonts w:eastAsia="黑体"/>
       <w:color w:themeColor="text1" w:val="000000"/>
     </w:rPr>
     <w:tblPr>
@@ -14764,6 +15383,7 @@
     </w:tcPr>
     <w:tblStylePr w:type="firstRow">
       <w:rPr>
+        <w:rFonts w:eastAsia="黑体"/>
         <w:b/>
         <w:bCs/>
       </w:rPr>
@@ -14774,6 +15394,7 @@
     </w:tblStylePr>
     <w:tblStylePr w:type="lastRow">
       <w:rPr>
+        <w:rFonts w:eastAsia="黑体"/>
         <w:b/>
         <w:bCs/>
         <w:color w:themeColor="text1" w:val="000000"/>
@@ -14785,6 +15406,7 @@
     </w:tblStylePr>
     <w:tblStylePr w:type="firstCol">
       <w:rPr>
+        <w:rFonts w:eastAsia="黑体"/>
         <w:color w:themeColor="background1" w:val="FFFFFF"/>
       </w:rPr>
       <w:tblPr/>
@@ -14794,6 +15416,7 @@
     </w:tblStylePr>
     <w:tblStylePr w:type="lastCol">
       <w:rPr>
+        <w:rFonts w:eastAsia="黑体"/>
         <w:color w:themeColor="background1" w:val="FFFFFF"/>
       </w:rPr>
       <w:tblPr/>
@@ -14823,6 +15446,7 @@
       <w:spacing w:after="0" w:line="240" w:lineRule="auto"/>
     </w:pPr>
     <w:rPr>
+      <w:rFonts w:eastAsia="黑体"/>
       <w:color w:themeColor="text1" w:val="000000"/>
     </w:rPr>
     <w:tblPr>
@@ -14844,6 +15468,7 @@
     </w:tcPr>
     <w:tblStylePr w:type="firstRow">
       <w:rPr>
+        <w:rFonts w:eastAsia="黑体"/>
         <w:b/>
         <w:bCs/>
       </w:rPr>
@@ -14854,6 +15479,7 @@
     </w:tblStylePr>
     <w:tblStylePr w:type="lastRow">
       <w:rPr>
+        <w:rFonts w:eastAsia="黑体"/>
         <w:b/>
         <w:bCs/>
         <w:color w:themeColor="text1" w:val="000000"/>
@@ -14865,6 +15491,7 @@
     </w:tblStylePr>
     <w:tblStylePr w:type="firstCol">
       <w:rPr>
+        <w:rFonts w:eastAsia="黑体"/>
         <w:color w:themeColor="background1" w:val="FFFFFF"/>
       </w:rPr>
       <w:tblPr/>
@@ -14874,6 +15501,7 @@
     </w:tblStylePr>
     <w:tblStylePr w:type="lastCol">
       <w:rPr>
+        <w:rFonts w:eastAsia="黑体"/>
         <w:color w:themeColor="background1" w:val="FFFFFF"/>
       </w:rPr>
       <w:tblPr/>
@@ -14903,6 +15531,7 @@
       <w:spacing w:after="0" w:line="240" w:lineRule="auto"/>
     </w:pPr>
     <w:rPr>
+      <w:rFonts w:eastAsia="黑体"/>
       <w:color w:themeColor="text1" w:val="000000"/>
     </w:rPr>
     <w:tblPr>
@@ -14924,6 +15553,7 @@
     </w:tcPr>
     <w:tblStylePr w:type="firstRow">
       <w:rPr>
+        <w:rFonts w:eastAsia="黑体"/>
         <w:b/>
         <w:bCs/>
       </w:rPr>
@@ -14934,6 +15564,7 @@
     </w:tblStylePr>
     <w:tblStylePr w:type="lastRow">
       <w:rPr>
+        <w:rFonts w:eastAsia="黑体"/>
         <w:b/>
         <w:bCs/>
         <w:color w:themeColor="text1" w:val="000000"/>
@@ -14945,6 +15576,7 @@
     </w:tblStylePr>
     <w:tblStylePr w:type="firstCol">
       <w:rPr>
+        <w:rFonts w:eastAsia="黑体"/>
         <w:color w:themeColor="background1" w:val="FFFFFF"/>
       </w:rPr>
       <w:tblPr/>
@@ -14954,6 +15586,7 @@
     </w:tblStylePr>
     <w:tblStylePr w:type="lastCol">
       <w:rPr>
+        <w:rFonts w:eastAsia="黑体"/>
         <w:color w:themeColor="background1" w:val="FFFFFF"/>
       </w:rPr>
       <w:tblPr/>
@@ -14983,6 +15616,7 @@
       <w:spacing w:after="0" w:line="240" w:lineRule="auto"/>
     </w:pPr>
     <w:rPr>
+      <w:rFonts w:eastAsia="黑体"/>
       <w:color w:themeColor="text1" w:val="000000"/>
     </w:rPr>
     <w:tblPr>
@@ -15004,6 +15638,7 @@
     </w:tcPr>
     <w:tblStylePr w:type="firstRow">
       <w:rPr>
+        <w:rFonts w:eastAsia="黑体"/>
         <w:b/>
         <w:bCs/>
       </w:rPr>
@@ -15014,6 +15649,7 @@
     </w:tblStylePr>
     <w:tblStylePr w:type="lastRow">
       <w:rPr>
+        <w:rFonts w:eastAsia="黑体"/>
         <w:b/>
         <w:bCs/>
         <w:color w:themeColor="text1" w:val="000000"/>
@@ -15025,6 +15661,7 @@
     </w:tblStylePr>
     <w:tblStylePr w:type="firstCol">
       <w:rPr>
+        <w:rFonts w:eastAsia="黑体"/>
         <w:color w:themeColor="background1" w:val="FFFFFF"/>
       </w:rPr>
       <w:tblPr/>
@@ -15034,6 +15671,7 @@
     </w:tblStylePr>
     <w:tblStylePr w:type="lastCol">
       <w:rPr>
+        <w:rFonts w:eastAsia="黑体"/>
         <w:color w:themeColor="background1" w:val="FFFFFF"/>
       </w:rPr>
       <w:tblPr/>
@@ -15063,6 +15701,7 @@
       <w:spacing w:after="0" w:line="240" w:lineRule="auto"/>
     </w:pPr>
     <w:rPr>
+      <w:rFonts w:eastAsia="黑体"/>
       <w:color w:themeColor="text1" w:val="000000"/>
     </w:rPr>
     <w:tblPr>
@@ -15084,6 +15723,7 @@
     </w:tcPr>
     <w:tblStylePr w:type="firstRow">
       <w:rPr>
+        <w:rFonts w:eastAsia="黑体"/>
         <w:b/>
         <w:bCs/>
       </w:rPr>
@@ -15094,6 +15734,7 @@
     </w:tblStylePr>
     <w:tblStylePr w:type="lastRow">
       <w:rPr>
+        <w:rFonts w:eastAsia="黑体"/>
         <w:b/>
         <w:bCs/>
         <w:color w:themeColor="text1" w:val="000000"/>
@@ -15105,6 +15746,7 @@
     </w:tblStylePr>
     <w:tblStylePr w:type="firstCol">
       <w:rPr>
+        <w:rFonts w:eastAsia="黑体"/>
         <w:color w:themeColor="background1" w:val="FFFFFF"/>
       </w:rPr>
       <w:tblPr/>
@@ -15114,6 +15756,7 @@
     </w:tblStylePr>
     <w:tblStylePr w:type="lastCol">
       <w:rPr>
+        <w:rFonts w:eastAsia="黑体"/>
         <w:color w:themeColor="background1" w:val="FFFFFF"/>
       </w:rPr>
       <w:tblPr/>
@@ -15146,6 +15789,7 @@
     <w:name w:val="KeywordTok"/>
     <w:basedOn w:val="VerbatimChar"/>
     <w:rPr>
+      <w:rFonts w:eastAsia="黑体"/>
       <w:b/>
       <w:color w:val="007020"/>
     </w:rPr>
@@ -15154,6 +15798,7 @@
     <w:name w:val="DataTypeTok"/>
     <w:basedOn w:val="VerbatimChar"/>
     <w:rPr>
+      <w:rFonts w:eastAsia="黑体"/>
       <w:color w:val="902000"/>
     </w:rPr>
   </w:style>
@@ -15161,6 +15806,7 @@
     <w:name w:val="DecValTok"/>
     <w:basedOn w:val="VerbatimChar"/>
     <w:rPr>
+      <w:rFonts w:eastAsia="黑体"/>
       <w:color w:val="40a070"/>
     </w:rPr>
   </w:style>
@@ -15168,6 +15814,7 @@
     <w:name w:val="BaseNTok"/>
     <w:basedOn w:val="VerbatimChar"/>
     <w:rPr>
+      <w:rFonts w:eastAsia="黑体"/>
       <w:color w:val="40a070"/>
     </w:rPr>
   </w:style>
@@ -15175,6 +15822,7 @@
     <w:name w:val="FloatTok"/>
     <w:basedOn w:val="VerbatimChar"/>
     <w:rPr>
+      <w:rFonts w:eastAsia="黑体"/>
       <w:color w:val="40a070"/>
     </w:rPr>
   </w:style>
@@ -15182,6 +15830,7 @@
     <w:name w:val="ConstantTok"/>
     <w:basedOn w:val="VerbatimChar"/>
     <w:rPr>
+      <w:rFonts w:eastAsia="黑体"/>
       <w:color w:val="880000"/>
     </w:rPr>
   </w:style>
@@ -15189,6 +15838,7 @@
     <w:name w:val="CharTok"/>
     <w:basedOn w:val="VerbatimChar"/>
     <w:rPr>
+      <w:rFonts w:eastAsia="黑体"/>
       <w:color w:val="4070a0"/>
     </w:rPr>
   </w:style>
@@ -15196,6 +15846,7 @@
     <w:name w:val="SpecialCharTok"/>
     <w:basedOn w:val="VerbatimChar"/>
     <w:rPr>
+      <w:rFonts w:eastAsia="黑体"/>
       <w:color w:val="4070a0"/>
     </w:rPr>
   </w:style>
@@ -15203,6 +15854,7 @@
     <w:name w:val="StringTok"/>
     <w:basedOn w:val="VerbatimChar"/>
     <w:rPr>
+      <w:rFonts w:eastAsia="黑体"/>
       <w:color w:val="4070a0"/>
     </w:rPr>
   </w:style>
@@ -15210,6 +15862,7 @@
     <w:name w:val="VerbatimStringTok"/>
     <w:basedOn w:val="VerbatimChar"/>
     <w:rPr>
+      <w:rFonts w:eastAsia="黑体"/>
       <w:color w:val="4070a0"/>
     </w:rPr>
   </w:style>
@@ -15217,6 +15870,7 @@
     <w:name w:val="SpecialStringTok"/>
     <w:basedOn w:val="VerbatimChar"/>
     <w:rPr>
+      <w:rFonts w:eastAsia="黑体"/>
       <w:color w:val="bb6688"/>
     </w:rPr>
   </w:style>
@@ -15224,6 +15878,7 @@
     <w:name w:val="ImportTok"/>
     <w:basedOn w:val="VerbatimChar"/>
     <w:rPr>
+      <w:rFonts w:eastAsia="黑体"/>
       <w:b/>
       <w:color w:val="008000"/>
     </w:rPr>
@@ -15232,6 +15887,7 @@
     <w:name w:val="CommentTok"/>
     <w:basedOn w:val="VerbatimChar"/>
     <w:rPr>
+      <w:rFonts w:eastAsia="黑体"/>
       <w:i/>
       <w:color w:val="60a0b0"/>
     </w:rPr>
@@ -15240,6 +15896,7 @@
     <w:name w:val="DocumentationTok"/>
     <w:basedOn w:val="VerbatimChar"/>
     <w:rPr>
+      <w:rFonts w:eastAsia="黑体"/>
       <w:i/>
       <w:color w:val="ba2121"/>
     </w:rPr>
@@ -15248,6 +15905,7 @@
     <w:name w:val="AnnotationTok"/>
     <w:basedOn w:val="VerbatimChar"/>
     <w:rPr>
+      <w:rFonts w:eastAsia="黑体"/>
       <w:b/>
       <w:i/>
       <w:color w:val="60a0b0"/>
@@ -15257,6 +15915,7 @@
     <w:name w:val="CommentVarTok"/>
     <w:basedOn w:val="VerbatimChar"/>
     <w:rPr>
+      <w:rFonts w:eastAsia="黑体"/>
       <w:b/>
       <w:i/>
       <w:color w:val="60a0b0"/>
@@ -15266,6 +15925,7 @@
     <w:name w:val="OtherTok"/>
     <w:basedOn w:val="VerbatimChar"/>
     <w:rPr>
+      <w:rFonts w:eastAsia="黑体"/>
       <w:color w:val="007020"/>
     </w:rPr>
   </w:style>
@@ -15273,6 +15933,7 @@
     <w:name w:val="FunctionTok"/>
     <w:basedOn w:val="VerbatimChar"/>
     <w:rPr>
+      <w:rFonts w:eastAsia="黑体"/>
       <w:color w:val="06287e"/>
     </w:rPr>
   </w:style>
@@ -15280,6 +15941,7 @@
     <w:name w:val="VariableTok"/>
     <w:basedOn w:val="VerbatimChar"/>
     <w:rPr>
+      <w:rFonts w:eastAsia="黑体"/>
       <w:color w:val="19177c"/>
     </w:rPr>
   </w:style>
@@ -15287,6 +15949,7 @@
     <w:name w:val="ControlFlowTok"/>
     <w:basedOn w:val="VerbatimChar"/>
     <w:rPr>
+      <w:rFonts w:eastAsia="黑体"/>
       <w:b/>
       <w:color w:val="007020"/>
     </w:rPr>
@@ -15295,6 +15958,7 @@
     <w:name w:val="OperatorTok"/>
     <w:basedOn w:val="VerbatimChar"/>
     <w:rPr>
+      <w:rFonts w:eastAsia="黑体"/>
       <w:color w:val="666666"/>
     </w:rPr>
   </w:style>
@@ -15302,18 +15966,22 @@
     <w:name w:val="BuiltInTok"/>
     <w:basedOn w:val="VerbatimChar"/>
     <w:rPr>
+      <w:rFonts w:eastAsia="黑体"/>
       <w:color w:val="008000"/>
     </w:rPr>
   </w:style>
   <w:style w:type="character" w:customStyle="1" w:styleId="ExtensionTok">
     <w:name w:val="ExtensionTok"/>
     <w:basedOn w:val="VerbatimChar"/>
-    <w:rPr/>
+    <w:rPr>
+      <w:rFonts w:eastAsia="黑体"/>
+    </w:rPr>
   </w:style>
   <w:style w:type="character" w:customStyle="1" w:styleId="PreprocessorTok">
     <w:name w:val="PreprocessorTok"/>
     <w:basedOn w:val="VerbatimChar"/>
     <w:rPr>
+      <w:rFonts w:eastAsia="黑体"/>
       <w:color w:val="bc7a00"/>
     </w:rPr>
   </w:style>
@@ -15321,18 +15989,22 @@
     <w:name w:val="AttributeTok"/>
     <w:basedOn w:val="VerbatimChar"/>
     <w:rPr>
+      <w:rFonts w:eastAsia="黑体"/>
       <w:color w:val="7d9029"/>
     </w:rPr>
   </w:style>
   <w:style w:type="character" w:customStyle="1" w:styleId="RegionMarkerTok">
     <w:name w:val="RegionMarkerTok"/>
     <w:basedOn w:val="VerbatimChar"/>
-    <w:rPr/>
+    <w:rPr>
+      <w:rFonts w:eastAsia="黑体"/>
+    </w:rPr>
   </w:style>
   <w:style w:type="character" w:customStyle="1" w:styleId="InformationTok">
     <w:name w:val="InformationTok"/>
     <w:basedOn w:val="VerbatimChar"/>
     <w:rPr>
+      <w:rFonts w:eastAsia="黑体"/>
       <w:b/>
       <w:i/>
       <w:color w:val="60a0b0"/>
@@ -15342,6 +16014,7 @@
     <w:name w:val="WarningTok"/>
     <w:basedOn w:val="VerbatimChar"/>
     <w:rPr>
+      <w:rFonts w:eastAsia="黑体"/>
       <w:b/>
       <w:i/>
       <w:color w:val="60a0b0"/>
@@ -15351,6 +16024,7 @@
     <w:name w:val="AlertTok"/>
     <w:basedOn w:val="VerbatimChar"/>
     <w:rPr>
+      <w:rFonts w:eastAsia="黑体"/>
       <w:b/>
       <w:color w:val="ff0000"/>
     </w:rPr>
@@ -15359,6 +16033,7 @@
     <w:name w:val="ErrorTok"/>
     <w:basedOn w:val="VerbatimChar"/>
     <w:rPr>
+      <w:rFonts w:eastAsia="黑体"/>
       <w:b/>
       <w:color w:val="ff0000"/>
     </w:rPr>
@@ -15366,7 +16041,9 @@
   <w:style w:type="character" w:customStyle="1" w:styleId="NormalTok">
     <w:name w:val="NormalTok"/>
     <w:basedOn w:val="VerbatimChar"/>
-    <w:rPr/>
+    <w:rPr>
+      <w:rFonts w:eastAsia="黑体"/>
+    </w:rPr>
   </w:style>
 </w:styles>
 </file>
@@ -15415,12 +16092,12 @@
     <a:fontScheme name="Office">
       <a:majorFont>
         <a:latin typeface="Calibri"/>
-        <a:ea typeface=""/>
+        <a:ea typeface="黑体"/>
         <a:cs typeface=""/>
         <a:font script="Jpan" typeface="ＭＳ ゴシック"/>
         <a:font script="Hang" typeface="맑은 고딕"/>
-        <a:font script="Hans" typeface="宋体"/>
-        <a:font script="Hant" typeface="新細明體"/>
+        <a:font script="Hans" typeface="黑体"/>
+        <a:font script="Hant" typeface="黑体"/>
         <a:font script="Arab" typeface="Times New Roman"/>
         <a:font script="Hebr" typeface="Times New Roman"/>
         <a:font script="Thai" typeface="Angsana New"/>
@@ -15450,12 +16127,12 @@
       </a:majorFont>
       <a:minorFont>
         <a:latin typeface="Cambria"/>
-        <a:ea typeface=""/>
+        <a:ea typeface="黑体"/>
         <a:cs typeface=""/>
         <a:font script="Jpan" typeface="ＭＳ 明朝"/>
         <a:font script="Hang" typeface="맑은 고딕"/>
-        <a:font script="Hans" typeface="宋体"/>
-        <a:font script="Hant" typeface="新細明體"/>
+        <a:font script="Hans" typeface="黑体"/>
+        <a:font script="Hant" typeface="黑体"/>
         <a:font script="Arab" typeface="Arial"/>
         <a:font script="Hebr" typeface="Arial"/>
         <a:font script="Thai" typeface="Cordia New"/>

--- a/06-转换电路/03-电平转换/MOSFET电平转换电路/MOSFET电平转换电路.docx
+++ b/06-转换电路/03-电平转换/MOSFET电平转换电路/MOSFET电平转换电路.docx
@@ -3021,7 +3021,7 @@
           <w:color w:val="555555"/>
           <w:sz w:val="21"/>
         </w:rPr>
-        <w:t>材料收集者：杜文杰，WX手机：19519196569，QQ:3478827729</w:t>
+        <w:t>材料收集者：杜文杰，微信/手机：19519196569，QQ:3478827729</w:t>
       </w:r>
     </w:p>
     <w:sectPr>
